--- a/manuscripts/obstetric-paper-burden/BMJ-HCI-supplementary.docx
+++ b/manuscripts/obstetric-paper-burden/BMJ-HCI-supplementary.docx
@@ -69,8 +69,8 @@
       </w:tblPr>
       <w:tblGrid>
         <w:gridCol w:w="3008"/>
-        <w:gridCol w:w="3008"/>
-        <w:gridCol w:w="3010"/>
+        <w:gridCol w:w="3009"/>
+        <w:gridCol w:w="3009"/>
       </w:tblGrid>
       <w:tr>
         <w:trPr>
@@ -104,7 +104,7 @@
         </w:tc>
         <w:tc>
           <w:tcPr>
-            <w:tcW w:type="dxa" w:w="3008"/>
+            <w:tcW w:type="dxa" w:w="3009"/>
             <w:shd w:fill="F2F2F2" w:val="clear"/>
             <w:tcMar>
               <w:top w:type="dxa" w:w="60"/>
@@ -130,7 +130,7 @@
         </w:tc>
         <w:tc>
           <w:tcPr>
-            <w:tcW w:type="dxa" w:w="3010"/>
+            <w:tcW w:type="dxa" w:w="3009"/>
             <w:shd w:fill="F2F2F2" w:val="clear"/>
             <w:tcMar>
               <w:top w:type="dxa" w:w="60"/>
@@ -186,7 +186,7 @@
         </w:tc>
         <w:tc>
           <w:tcPr>
-            <w:tcW w:type="dxa" w:w="3008"/>
+            <w:tcW w:type="dxa" w:w="3009"/>
             <w:tcMar>
               <w:top w:type="dxa" w:w="60"/>
               <w:left w:type="dxa" w:w="80"/>
@@ -211,7 +211,7 @@
         </w:tc>
         <w:tc>
           <w:tcPr>
-            <w:tcW w:type="dxa" w:w="3010"/>
+            <w:tcW w:type="dxa" w:w="3009"/>
             <w:tcMar>
               <w:top w:type="dxa" w:w="60"/>
               <w:left w:type="dxa" w:w="80"/>
@@ -266,7 +266,7 @@
         </w:tc>
         <w:tc>
           <w:tcPr>
-            <w:tcW w:type="dxa" w:w="3008"/>
+            <w:tcW w:type="dxa" w:w="3009"/>
             <w:tcMar>
               <w:top w:type="dxa" w:w="60"/>
               <w:left w:type="dxa" w:w="80"/>
@@ -291,7 +291,7 @@
         </w:tc>
         <w:tc>
           <w:tcPr>
-            <w:tcW w:type="dxa" w:w="3010"/>
+            <w:tcW w:type="dxa" w:w="3009"/>
             <w:tcMar>
               <w:top w:type="dxa" w:w="60"/>
               <w:left w:type="dxa" w:w="80"/>
@@ -346,7 +346,7 @@
         </w:tc>
         <w:tc>
           <w:tcPr>
-            <w:tcW w:type="dxa" w:w="3008"/>
+            <w:tcW w:type="dxa" w:w="3009"/>
             <w:tcMar>
               <w:top w:type="dxa" w:w="60"/>
               <w:left w:type="dxa" w:w="80"/>
@@ -371,7 +371,7 @@
         </w:tc>
         <w:tc>
           <w:tcPr>
-            <w:tcW w:type="dxa" w:w="3010"/>
+            <w:tcW w:type="dxa" w:w="3009"/>
             <w:tcMar>
               <w:top w:type="dxa" w:w="60"/>
               <w:left w:type="dxa" w:w="80"/>
@@ -426,7 +426,7 @@
         </w:tc>
         <w:tc>
           <w:tcPr>
-            <w:tcW w:type="dxa" w:w="3008"/>
+            <w:tcW w:type="dxa" w:w="3009"/>
             <w:tcMar>
               <w:top w:type="dxa" w:w="60"/>
               <w:left w:type="dxa" w:w="80"/>
@@ -451,7 +451,7 @@
         </w:tc>
         <w:tc>
           <w:tcPr>
-            <w:tcW w:type="dxa" w:w="3010"/>
+            <w:tcW w:type="dxa" w:w="3009"/>
             <w:tcMar>
               <w:top w:type="dxa" w:w="60"/>
               <w:left w:type="dxa" w:w="80"/>
@@ -506,7 +506,7 @@
         </w:tc>
         <w:tc>
           <w:tcPr>
-            <w:tcW w:type="dxa" w:w="3008"/>
+            <w:tcW w:type="dxa" w:w="3009"/>
             <w:tcMar>
               <w:top w:type="dxa" w:w="60"/>
               <w:left w:type="dxa" w:w="80"/>
@@ -531,7 +531,7 @@
         </w:tc>
         <w:tc>
           <w:tcPr>
-            <w:tcW w:type="dxa" w:w="3010"/>
+            <w:tcW w:type="dxa" w:w="3009"/>
             <w:tcMar>
               <w:top w:type="dxa" w:w="60"/>
               <w:left w:type="dxa" w:w="80"/>
@@ -586,7 +586,7 @@
         </w:tc>
         <w:tc>
           <w:tcPr>
-            <w:tcW w:type="dxa" w:w="3008"/>
+            <w:tcW w:type="dxa" w:w="3009"/>
             <w:tcMar>
               <w:top w:type="dxa" w:w="60"/>
               <w:left w:type="dxa" w:w="80"/>
@@ -611,7 +611,7 @@
         </w:tc>
         <w:tc>
           <w:tcPr>
-            <w:tcW w:type="dxa" w:w="3010"/>
+            <w:tcW w:type="dxa" w:w="3009"/>
             <w:tcMar>
               <w:top w:type="dxa" w:w="60"/>
               <w:left w:type="dxa" w:w="80"/>
@@ -666,7 +666,7 @@
         </w:tc>
         <w:tc>
           <w:tcPr>
-            <w:tcW w:type="dxa" w:w="3008"/>
+            <w:tcW w:type="dxa" w:w="3009"/>
             <w:tcMar>
               <w:top w:type="dxa" w:w="60"/>
               <w:left w:type="dxa" w:w="80"/>
@@ -691,7 +691,7 @@
         </w:tc>
         <w:tc>
           <w:tcPr>
-            <w:tcW w:type="dxa" w:w="3010"/>
+            <w:tcW w:type="dxa" w:w="3009"/>
             <w:tcMar>
               <w:top w:type="dxa" w:w="60"/>
               <w:left w:type="dxa" w:w="80"/>
@@ -746,7 +746,7 @@
         </w:tc>
         <w:tc>
           <w:tcPr>
-            <w:tcW w:type="dxa" w:w="3008"/>
+            <w:tcW w:type="dxa" w:w="3009"/>
             <w:tcMar>
               <w:top w:type="dxa" w:w="60"/>
               <w:left w:type="dxa" w:w="80"/>
@@ -771,7 +771,7 @@
         </w:tc>
         <w:tc>
           <w:tcPr>
-            <w:tcW w:type="dxa" w:w="3010"/>
+            <w:tcW w:type="dxa" w:w="3009"/>
             <w:tcMar>
               <w:top w:type="dxa" w:w="60"/>
               <w:left w:type="dxa" w:w="80"/>
@@ -826,7 +826,7 @@
         </w:tc>
         <w:tc>
           <w:tcPr>
-            <w:tcW w:type="dxa" w:w="3008"/>
+            <w:tcW w:type="dxa" w:w="3009"/>
             <w:tcMar>
               <w:top w:type="dxa" w:w="60"/>
               <w:left w:type="dxa" w:w="80"/>
@@ -851,7 +851,7 @@
         </w:tc>
         <w:tc>
           <w:tcPr>
-            <w:tcW w:type="dxa" w:w="3010"/>
+            <w:tcW w:type="dxa" w:w="3009"/>
             <w:tcMar>
               <w:top w:type="dxa" w:w="60"/>
               <w:left w:type="dxa" w:w="80"/>
@@ -906,7 +906,7 @@
         </w:tc>
         <w:tc>
           <w:tcPr>
-            <w:tcW w:type="dxa" w:w="3008"/>
+            <w:tcW w:type="dxa" w:w="3009"/>
             <w:tcMar>
               <w:top w:type="dxa" w:w="60"/>
               <w:left w:type="dxa" w:w="80"/>
@@ -931,7 +931,7 @@
         </w:tc>
         <w:tc>
           <w:tcPr>
-            <w:tcW w:type="dxa" w:w="3010"/>
+            <w:tcW w:type="dxa" w:w="3009"/>
             <w:tcMar>
               <w:top w:type="dxa" w:w="60"/>
               <w:left w:type="dxa" w:w="80"/>
@@ -986,7 +986,7 @@
         </w:tc>
         <w:tc>
           <w:tcPr>
-            <w:tcW w:type="dxa" w:w="3008"/>
+            <w:tcW w:type="dxa" w:w="3009"/>
             <w:tcMar>
               <w:top w:type="dxa" w:w="60"/>
               <w:left w:type="dxa" w:w="80"/>
@@ -1011,7 +1011,7 @@
         </w:tc>
         <w:tc>
           <w:tcPr>
-            <w:tcW w:type="dxa" w:w="3010"/>
+            <w:tcW w:type="dxa" w:w="3009"/>
             <w:tcMar>
               <w:top w:type="dxa" w:w="60"/>
               <w:left w:type="dxa" w:w="80"/>
@@ -1066,7 +1066,7 @@
         </w:tc>
         <w:tc>
           <w:tcPr>
-            <w:tcW w:type="dxa" w:w="3008"/>
+            <w:tcW w:type="dxa" w:w="3009"/>
             <w:tcMar>
               <w:top w:type="dxa" w:w="60"/>
               <w:left w:type="dxa" w:w="80"/>
@@ -1091,7 +1091,7 @@
         </w:tc>
         <w:tc>
           <w:tcPr>
-            <w:tcW w:type="dxa" w:w="3010"/>
+            <w:tcW w:type="dxa" w:w="3009"/>
             <w:tcMar>
               <w:top w:type="dxa" w:w="60"/>
               <w:left w:type="dxa" w:w="80"/>
@@ -1146,7 +1146,7 @@
         </w:tc>
         <w:tc>
           <w:tcPr>
-            <w:tcW w:type="dxa" w:w="3008"/>
+            <w:tcW w:type="dxa" w:w="3009"/>
             <w:tcMar>
               <w:top w:type="dxa" w:w="60"/>
               <w:left w:type="dxa" w:w="80"/>
@@ -1171,7 +1171,7 @@
         </w:tc>
         <w:tc>
           <w:tcPr>
-            <w:tcW w:type="dxa" w:w="3010"/>
+            <w:tcW w:type="dxa" w:w="3009"/>
             <w:tcMar>
               <w:top w:type="dxa" w:w="60"/>
               <w:left w:type="dxa" w:w="80"/>
@@ -1226,7 +1226,7 @@
         </w:tc>
         <w:tc>
           <w:tcPr>
-            <w:tcW w:type="dxa" w:w="3008"/>
+            <w:tcW w:type="dxa" w:w="3009"/>
             <w:tcMar>
               <w:top w:type="dxa" w:w="60"/>
               <w:left w:type="dxa" w:w="80"/>
@@ -1251,7 +1251,7 @@
         </w:tc>
         <w:tc>
           <w:tcPr>
-            <w:tcW w:type="dxa" w:w="3010"/>
+            <w:tcW w:type="dxa" w:w="3009"/>
             <w:tcMar>
               <w:top w:type="dxa" w:w="60"/>
               <w:left w:type="dxa" w:w="80"/>
@@ -1306,7 +1306,7 @@
         </w:tc>
         <w:tc>
           <w:tcPr>
-            <w:tcW w:type="dxa" w:w="3008"/>
+            <w:tcW w:type="dxa" w:w="3009"/>
             <w:tcMar>
               <w:top w:type="dxa" w:w="60"/>
               <w:left w:type="dxa" w:w="80"/>
@@ -1331,7 +1331,7 @@
         </w:tc>
         <w:tc>
           <w:tcPr>
-            <w:tcW w:type="dxa" w:w="3010"/>
+            <w:tcW w:type="dxa" w:w="3009"/>
             <w:tcMar>
               <w:top w:type="dxa" w:w="60"/>
               <w:left w:type="dxa" w:w="80"/>
@@ -1386,7 +1386,7 @@
         </w:tc>
         <w:tc>
           <w:tcPr>
-            <w:tcW w:type="dxa" w:w="3008"/>
+            <w:tcW w:type="dxa" w:w="3009"/>
             <w:tcMar>
               <w:top w:type="dxa" w:w="60"/>
               <w:left w:type="dxa" w:w="80"/>
@@ -1411,7 +1411,7 @@
         </w:tc>
         <w:tc>
           <w:tcPr>
-            <w:tcW w:type="dxa" w:w="3010"/>
+            <w:tcW w:type="dxa" w:w="3009"/>
             <w:tcMar>
               <w:top w:type="dxa" w:w="60"/>
               <w:left w:type="dxa" w:w="80"/>
@@ -1466,7 +1466,7 @@
         </w:tc>
         <w:tc>
           <w:tcPr>
-            <w:tcW w:type="dxa" w:w="3008"/>
+            <w:tcW w:type="dxa" w:w="3009"/>
             <w:tcMar>
               <w:top w:type="dxa" w:w="60"/>
               <w:left w:type="dxa" w:w="80"/>
@@ -1491,7 +1491,7 @@
         </w:tc>
         <w:tc>
           <w:tcPr>
-            <w:tcW w:type="dxa" w:w="3010"/>
+            <w:tcW w:type="dxa" w:w="3009"/>
             <w:tcMar>
               <w:top w:type="dxa" w:w="60"/>
               <w:left w:type="dxa" w:w="80"/>
@@ -1546,7 +1546,7 @@
         </w:tc>
         <w:tc>
           <w:tcPr>
-            <w:tcW w:type="dxa" w:w="3008"/>
+            <w:tcW w:type="dxa" w:w="3009"/>
             <w:tcMar>
               <w:top w:type="dxa" w:w="60"/>
               <w:left w:type="dxa" w:w="80"/>
@@ -1571,7 +1571,7 @@
         </w:tc>
         <w:tc>
           <w:tcPr>
-            <w:tcW w:type="dxa" w:w="3010"/>
+            <w:tcW w:type="dxa" w:w="3009"/>
             <w:tcMar>
               <w:top w:type="dxa" w:w="60"/>
               <w:left w:type="dxa" w:w="80"/>
@@ -1626,7 +1626,7 @@
         </w:tc>
         <w:tc>
           <w:tcPr>
-            <w:tcW w:type="dxa" w:w="3008"/>
+            <w:tcW w:type="dxa" w:w="3009"/>
             <w:tcMar>
               <w:top w:type="dxa" w:w="60"/>
               <w:left w:type="dxa" w:w="80"/>
@@ -1651,7 +1651,7 @@
         </w:tc>
         <w:tc>
           <w:tcPr>
-            <w:tcW w:type="dxa" w:w="3010"/>
+            <w:tcW w:type="dxa" w:w="3009"/>
             <w:tcMar>
               <w:top w:type="dxa" w:w="60"/>
               <w:left w:type="dxa" w:w="80"/>
@@ -1706,7 +1706,7 @@
         </w:tc>
         <w:tc>
           <w:tcPr>
-            <w:tcW w:type="dxa" w:w="3008"/>
+            <w:tcW w:type="dxa" w:w="3009"/>
             <w:tcMar>
               <w:top w:type="dxa" w:w="60"/>
               <w:left w:type="dxa" w:w="80"/>
@@ -1731,7 +1731,7 @@
         </w:tc>
         <w:tc>
           <w:tcPr>
-            <w:tcW w:type="dxa" w:w="3010"/>
+            <w:tcW w:type="dxa" w:w="3009"/>
             <w:tcMar>
               <w:top w:type="dxa" w:w="60"/>
               <w:left w:type="dxa" w:w="80"/>
@@ -1786,7 +1786,7 @@
         </w:tc>
         <w:tc>
           <w:tcPr>
-            <w:tcW w:type="dxa" w:w="3008"/>
+            <w:tcW w:type="dxa" w:w="3009"/>
             <w:tcMar>
               <w:top w:type="dxa" w:w="60"/>
               <w:left w:type="dxa" w:w="80"/>
@@ -1811,7 +1811,7 @@
         </w:tc>
         <w:tc>
           <w:tcPr>
-            <w:tcW w:type="dxa" w:w="3010"/>
+            <w:tcW w:type="dxa" w:w="3009"/>
             <w:tcMar>
               <w:top w:type="dxa" w:w="60"/>
               <w:left w:type="dxa" w:w="80"/>
@@ -1866,7 +1866,7 @@
         </w:tc>
         <w:tc>
           <w:tcPr>
-            <w:tcW w:type="dxa" w:w="3008"/>
+            <w:tcW w:type="dxa" w:w="3009"/>
             <w:tcMar>
               <w:top w:type="dxa" w:w="60"/>
               <w:left w:type="dxa" w:w="80"/>
@@ -1891,7 +1891,7 @@
         </w:tc>
         <w:tc>
           <w:tcPr>
-            <w:tcW w:type="dxa" w:w="3010"/>
+            <w:tcW w:type="dxa" w:w="3009"/>
             <w:tcMar>
               <w:top w:type="dxa" w:w="60"/>
               <w:left w:type="dxa" w:w="80"/>
@@ -1946,7 +1946,7 @@
         </w:tc>
         <w:tc>
           <w:tcPr>
-            <w:tcW w:type="dxa" w:w="3008"/>
+            <w:tcW w:type="dxa" w:w="3009"/>
             <w:tcMar>
               <w:top w:type="dxa" w:w="60"/>
               <w:left w:type="dxa" w:w="80"/>
@@ -1971,7 +1971,7 @@
         </w:tc>
         <w:tc>
           <w:tcPr>
-            <w:tcW w:type="dxa" w:w="3010"/>
+            <w:tcW w:type="dxa" w:w="3009"/>
             <w:tcMar>
               <w:top w:type="dxa" w:w="60"/>
               <w:left w:type="dxa" w:w="80"/>
@@ -2026,7 +2026,7 @@
         </w:tc>
         <w:tc>
           <w:tcPr>
-            <w:tcW w:type="dxa" w:w="3008"/>
+            <w:tcW w:type="dxa" w:w="3009"/>
             <w:tcMar>
               <w:top w:type="dxa" w:w="60"/>
               <w:left w:type="dxa" w:w="80"/>
@@ -2051,7 +2051,7 @@
         </w:tc>
         <w:tc>
           <w:tcPr>
-            <w:tcW w:type="dxa" w:w="3010"/>
+            <w:tcW w:type="dxa" w:w="3009"/>
             <w:tcMar>
               <w:top w:type="dxa" w:w="60"/>
               <w:left w:type="dxa" w:w="80"/>
@@ -2106,7 +2106,7 @@
         </w:tc>
         <w:tc>
           <w:tcPr>
-            <w:tcW w:type="dxa" w:w="3008"/>
+            <w:tcW w:type="dxa" w:w="3009"/>
             <w:tcMar>
               <w:top w:type="dxa" w:w="60"/>
               <w:left w:type="dxa" w:w="80"/>
@@ -2131,7 +2131,7 @@
         </w:tc>
         <w:tc>
           <w:tcPr>
-            <w:tcW w:type="dxa" w:w="3010"/>
+            <w:tcW w:type="dxa" w:w="3009"/>
             <w:tcMar>
               <w:top w:type="dxa" w:w="60"/>
               <w:left w:type="dxa" w:w="80"/>
@@ -2186,7 +2186,7 @@
         </w:tc>
         <w:tc>
           <w:tcPr>
-            <w:tcW w:type="dxa" w:w="3008"/>
+            <w:tcW w:type="dxa" w:w="3009"/>
             <w:tcMar>
               <w:top w:type="dxa" w:w="60"/>
               <w:left w:type="dxa" w:w="80"/>
@@ -2211,7 +2211,7 @@
         </w:tc>
         <w:tc>
           <w:tcPr>
-            <w:tcW w:type="dxa" w:w="3010"/>
+            <w:tcW w:type="dxa" w:w="3009"/>
             <w:tcMar>
               <w:top w:type="dxa" w:w="60"/>
               <w:left w:type="dxa" w:w="80"/>
@@ -2266,7 +2266,7 @@
         </w:tc>
         <w:tc>
           <w:tcPr>
-            <w:tcW w:type="dxa" w:w="3008"/>
+            <w:tcW w:type="dxa" w:w="3009"/>
             <w:tcMar>
               <w:top w:type="dxa" w:w="60"/>
               <w:left w:type="dxa" w:w="80"/>
@@ -2291,7 +2291,7 @@
         </w:tc>
         <w:tc>
           <w:tcPr>
-            <w:tcW w:type="dxa" w:w="3010"/>
+            <w:tcW w:type="dxa" w:w="3009"/>
             <w:tcMar>
               <w:top w:type="dxa" w:w="60"/>
               <w:left w:type="dxa" w:w="80"/>
@@ -2346,7 +2346,7 @@
         </w:tc>
         <w:tc>
           <w:tcPr>
-            <w:tcW w:type="dxa" w:w="3008"/>
+            <w:tcW w:type="dxa" w:w="3009"/>
             <w:tcMar>
               <w:top w:type="dxa" w:w="60"/>
               <w:left w:type="dxa" w:w="80"/>
@@ -2371,7 +2371,7 @@
         </w:tc>
         <w:tc>
           <w:tcPr>
-            <w:tcW w:type="dxa" w:w="3010"/>
+            <w:tcW w:type="dxa" w:w="3009"/>
             <w:tcMar>
               <w:top w:type="dxa" w:w="60"/>
               <w:left w:type="dxa" w:w="80"/>
@@ -2426,7 +2426,7 @@
         </w:tc>
         <w:tc>
           <w:tcPr>
-            <w:tcW w:type="dxa" w:w="3008"/>
+            <w:tcW w:type="dxa" w:w="3009"/>
             <w:tcMar>
               <w:top w:type="dxa" w:w="60"/>
               <w:left w:type="dxa" w:w="80"/>
@@ -2451,7 +2451,7 @@
         </w:tc>
         <w:tc>
           <w:tcPr>
-            <w:tcW w:type="dxa" w:w="3010"/>
+            <w:tcW w:type="dxa" w:w="3009"/>
             <w:tcMar>
               <w:top w:type="dxa" w:w="60"/>
               <w:left w:type="dxa" w:w="80"/>
@@ -2506,7 +2506,7 @@
         </w:tc>
         <w:tc>
           <w:tcPr>
-            <w:tcW w:type="dxa" w:w="3008"/>
+            <w:tcW w:type="dxa" w:w="3009"/>
             <w:tcMar>
               <w:top w:type="dxa" w:w="60"/>
               <w:left w:type="dxa" w:w="80"/>
@@ -2531,7 +2531,7 @@
         </w:tc>
         <w:tc>
           <w:tcPr>
-            <w:tcW w:type="dxa" w:w="3010"/>
+            <w:tcW w:type="dxa" w:w="3009"/>
             <w:tcMar>
               <w:top w:type="dxa" w:w="60"/>
               <w:left w:type="dxa" w:w="80"/>
@@ -2586,7 +2586,7 @@
         </w:tc>
         <w:tc>
           <w:tcPr>
-            <w:tcW w:type="dxa" w:w="3008"/>
+            <w:tcW w:type="dxa" w:w="3009"/>
             <w:tcMar>
               <w:top w:type="dxa" w:w="60"/>
               <w:left w:type="dxa" w:w="80"/>
@@ -2611,7 +2611,7 @@
         </w:tc>
         <w:tc>
           <w:tcPr>
-            <w:tcW w:type="dxa" w:w="3010"/>
+            <w:tcW w:type="dxa" w:w="3009"/>
             <w:tcMar>
               <w:top w:type="dxa" w:w="60"/>
               <w:left w:type="dxa" w:w="80"/>
@@ -2666,7 +2666,7 @@
         </w:tc>
         <w:tc>
           <w:tcPr>
-            <w:tcW w:type="dxa" w:w="3008"/>
+            <w:tcW w:type="dxa" w:w="3009"/>
             <w:tcMar>
               <w:top w:type="dxa" w:w="60"/>
               <w:left w:type="dxa" w:w="80"/>
@@ -2691,7 +2691,7 @@
         </w:tc>
         <w:tc>
           <w:tcPr>
-            <w:tcW w:type="dxa" w:w="3010"/>
+            <w:tcW w:type="dxa" w:w="3009"/>
             <w:tcMar>
               <w:top w:type="dxa" w:w="60"/>
               <w:left w:type="dxa" w:w="80"/>
@@ -2746,7 +2746,7 @@
         </w:tc>
         <w:tc>
           <w:tcPr>
-            <w:tcW w:type="dxa" w:w="3008"/>
+            <w:tcW w:type="dxa" w:w="3009"/>
             <w:tcMar>
               <w:top w:type="dxa" w:w="60"/>
               <w:left w:type="dxa" w:w="80"/>
@@ -2771,7 +2771,7 @@
         </w:tc>
         <w:tc>
           <w:tcPr>
-            <w:tcW w:type="dxa" w:w="3010"/>
+            <w:tcW w:type="dxa" w:w="3009"/>
             <w:tcMar>
               <w:top w:type="dxa" w:w="60"/>
               <w:left w:type="dxa" w:w="80"/>
@@ -2826,7 +2826,7 @@
         </w:tc>
         <w:tc>
           <w:tcPr>
-            <w:tcW w:type="dxa" w:w="3008"/>
+            <w:tcW w:type="dxa" w:w="3009"/>
             <w:tcMar>
               <w:top w:type="dxa" w:w="60"/>
               <w:left w:type="dxa" w:w="80"/>
@@ -2851,7 +2851,7 @@
         </w:tc>
         <w:tc>
           <w:tcPr>
-            <w:tcW w:type="dxa" w:w="3010"/>
+            <w:tcW w:type="dxa" w:w="3009"/>
             <w:tcMar>
               <w:top w:type="dxa" w:w="60"/>
               <w:left w:type="dxa" w:w="80"/>
@@ -2906,7 +2906,7 @@
         </w:tc>
         <w:tc>
           <w:tcPr>
-            <w:tcW w:type="dxa" w:w="3008"/>
+            <w:tcW w:type="dxa" w:w="3009"/>
             <w:tcMar>
               <w:top w:type="dxa" w:w="60"/>
               <w:left w:type="dxa" w:w="80"/>
@@ -2931,7 +2931,7 @@
         </w:tc>
         <w:tc>
           <w:tcPr>
-            <w:tcW w:type="dxa" w:w="3010"/>
+            <w:tcW w:type="dxa" w:w="3009"/>
             <w:tcMar>
               <w:top w:type="dxa" w:w="60"/>
               <w:left w:type="dxa" w:w="80"/>
@@ -2986,7 +2986,7 @@
         </w:tc>
         <w:tc>
           <w:tcPr>
-            <w:tcW w:type="dxa" w:w="3008"/>
+            <w:tcW w:type="dxa" w:w="3009"/>
             <w:tcMar>
               <w:top w:type="dxa" w:w="60"/>
               <w:left w:type="dxa" w:w="80"/>
@@ -3011,7 +3011,7 @@
         </w:tc>
         <w:tc>
           <w:tcPr>
-            <w:tcW w:type="dxa" w:w="3010"/>
+            <w:tcW w:type="dxa" w:w="3009"/>
             <w:tcMar>
               <w:top w:type="dxa" w:w="60"/>
               <w:left w:type="dxa" w:w="80"/>
@@ -3066,7 +3066,7 @@
         </w:tc>
         <w:tc>
           <w:tcPr>
-            <w:tcW w:type="dxa" w:w="3008"/>
+            <w:tcW w:type="dxa" w:w="3009"/>
             <w:tcMar>
               <w:top w:type="dxa" w:w="60"/>
               <w:left w:type="dxa" w:w="80"/>
@@ -3091,7 +3091,7 @@
         </w:tc>
         <w:tc>
           <w:tcPr>
-            <w:tcW w:type="dxa" w:w="3010"/>
+            <w:tcW w:type="dxa" w:w="3009"/>
             <w:tcMar>
               <w:top w:type="dxa" w:w="60"/>
               <w:left w:type="dxa" w:w="80"/>
@@ -3146,7 +3146,7 @@
         </w:tc>
         <w:tc>
           <w:tcPr>
-            <w:tcW w:type="dxa" w:w="3008"/>
+            <w:tcW w:type="dxa" w:w="3009"/>
             <w:tcMar>
               <w:top w:type="dxa" w:w="60"/>
               <w:left w:type="dxa" w:w="80"/>
@@ -3171,7 +3171,7 @@
         </w:tc>
         <w:tc>
           <w:tcPr>
-            <w:tcW w:type="dxa" w:w="3010"/>
+            <w:tcW w:type="dxa" w:w="3009"/>
             <w:tcMar>
               <w:top w:type="dxa" w:w="60"/>
               <w:left w:type="dxa" w:w="80"/>
@@ -3226,7 +3226,7 @@
         </w:tc>
         <w:tc>
           <w:tcPr>
-            <w:tcW w:type="dxa" w:w="3008"/>
+            <w:tcW w:type="dxa" w:w="3009"/>
             <w:tcMar>
               <w:top w:type="dxa" w:w="60"/>
               <w:left w:type="dxa" w:w="80"/>
@@ -3251,7 +3251,7 @@
         </w:tc>
         <w:tc>
           <w:tcPr>
-            <w:tcW w:type="dxa" w:w="3010"/>
+            <w:tcW w:type="dxa" w:w="3009"/>
             <w:tcMar>
               <w:top w:type="dxa" w:w="60"/>
               <w:left w:type="dxa" w:w="80"/>
@@ -3306,7 +3306,7 @@
         </w:tc>
         <w:tc>
           <w:tcPr>
-            <w:tcW w:type="dxa" w:w="3008"/>
+            <w:tcW w:type="dxa" w:w="3009"/>
             <w:tcMar>
               <w:top w:type="dxa" w:w="60"/>
               <w:left w:type="dxa" w:w="80"/>
@@ -3331,7 +3331,7 @@
         </w:tc>
         <w:tc>
           <w:tcPr>
-            <w:tcW w:type="dxa" w:w="3010"/>
+            <w:tcW w:type="dxa" w:w="3009"/>
             <w:tcMar>
               <w:top w:type="dxa" w:w="60"/>
               <w:left w:type="dxa" w:w="80"/>
@@ -3386,7 +3386,7 @@
         </w:tc>
         <w:tc>
           <w:tcPr>
-            <w:tcW w:type="dxa" w:w="3008"/>
+            <w:tcW w:type="dxa" w:w="3009"/>
             <w:tcMar>
               <w:top w:type="dxa" w:w="60"/>
               <w:left w:type="dxa" w:w="80"/>
@@ -3411,7 +3411,7 @@
         </w:tc>
         <w:tc>
           <w:tcPr>
-            <w:tcW w:type="dxa" w:w="3010"/>
+            <w:tcW w:type="dxa" w:w="3009"/>
             <w:tcMar>
               <w:top w:type="dxa" w:w="60"/>
               <w:left w:type="dxa" w:w="80"/>
@@ -3466,7 +3466,7 @@
         </w:tc>
         <w:tc>
           <w:tcPr>
-            <w:tcW w:type="dxa" w:w="3008"/>
+            <w:tcW w:type="dxa" w:w="3009"/>
             <w:tcMar>
               <w:top w:type="dxa" w:w="60"/>
               <w:left w:type="dxa" w:w="80"/>
@@ -3491,7 +3491,7 @@
         </w:tc>
         <w:tc>
           <w:tcPr>
-            <w:tcW w:type="dxa" w:w="3010"/>
+            <w:tcW w:type="dxa" w:w="3009"/>
             <w:tcMar>
               <w:top w:type="dxa" w:w="60"/>
               <w:left w:type="dxa" w:w="80"/>
@@ -3546,7 +3546,7 @@
         </w:tc>
         <w:tc>
           <w:tcPr>
-            <w:tcW w:type="dxa" w:w="3008"/>
+            <w:tcW w:type="dxa" w:w="3009"/>
             <w:tcMar>
               <w:top w:type="dxa" w:w="60"/>
               <w:left w:type="dxa" w:w="80"/>
@@ -3571,7 +3571,7 @@
         </w:tc>
         <w:tc>
           <w:tcPr>
-            <w:tcW w:type="dxa" w:w="3010"/>
+            <w:tcW w:type="dxa" w:w="3009"/>
             <w:tcMar>
               <w:top w:type="dxa" w:w="60"/>
               <w:left w:type="dxa" w:w="80"/>
@@ -3626,7 +3626,7 @@
         </w:tc>
         <w:tc>
           <w:tcPr>
-            <w:tcW w:type="dxa" w:w="3008"/>
+            <w:tcW w:type="dxa" w:w="3009"/>
             <w:tcMar>
               <w:top w:type="dxa" w:w="60"/>
               <w:left w:type="dxa" w:w="80"/>
@@ -3651,7 +3651,7 @@
         </w:tc>
         <w:tc>
           <w:tcPr>
-            <w:tcW w:type="dxa" w:w="3010"/>
+            <w:tcW w:type="dxa" w:w="3009"/>
             <w:tcMar>
               <w:top w:type="dxa" w:w="60"/>
               <w:left w:type="dxa" w:w="80"/>
@@ -3706,7 +3706,7 @@
         </w:tc>
         <w:tc>
           <w:tcPr>
-            <w:tcW w:type="dxa" w:w="3008"/>
+            <w:tcW w:type="dxa" w:w="3009"/>
             <w:tcMar>
               <w:top w:type="dxa" w:w="60"/>
               <w:left w:type="dxa" w:w="80"/>
@@ -3731,7 +3731,7 @@
         </w:tc>
         <w:tc>
           <w:tcPr>
-            <w:tcW w:type="dxa" w:w="3010"/>
+            <w:tcW w:type="dxa" w:w="3009"/>
             <w:tcMar>
               <w:top w:type="dxa" w:w="60"/>
               <w:left w:type="dxa" w:w="80"/>
@@ -3786,7 +3786,7 @@
         </w:tc>
         <w:tc>
           <w:tcPr>
-            <w:tcW w:type="dxa" w:w="3008"/>
+            <w:tcW w:type="dxa" w:w="3009"/>
             <w:tcMar>
               <w:top w:type="dxa" w:w="60"/>
               <w:left w:type="dxa" w:w="80"/>
@@ -3811,7 +3811,7 @@
         </w:tc>
         <w:tc>
           <w:tcPr>
-            <w:tcW w:type="dxa" w:w="3010"/>
+            <w:tcW w:type="dxa" w:w="3009"/>
             <w:tcMar>
               <w:top w:type="dxa" w:w="60"/>
               <w:left w:type="dxa" w:w="80"/>
@@ -3866,7 +3866,7 @@
         </w:tc>
         <w:tc>
           <w:tcPr>
-            <w:tcW w:type="dxa" w:w="3008"/>
+            <w:tcW w:type="dxa" w:w="3009"/>
             <w:tcMar>
               <w:top w:type="dxa" w:w="60"/>
               <w:left w:type="dxa" w:w="80"/>
@@ -3891,7 +3891,7 @@
         </w:tc>
         <w:tc>
           <w:tcPr>
-            <w:tcW w:type="dxa" w:w="3010"/>
+            <w:tcW w:type="dxa" w:w="3009"/>
             <w:tcMar>
               <w:top w:type="dxa" w:w="60"/>
               <w:left w:type="dxa" w:w="80"/>
@@ -3946,7 +3946,7 @@
         </w:tc>
         <w:tc>
           <w:tcPr>
-            <w:tcW w:type="dxa" w:w="3008"/>
+            <w:tcW w:type="dxa" w:w="3009"/>
             <w:tcMar>
               <w:top w:type="dxa" w:w="60"/>
               <w:left w:type="dxa" w:w="80"/>
@@ -3971,7 +3971,7 @@
         </w:tc>
         <w:tc>
           <w:tcPr>
-            <w:tcW w:type="dxa" w:w="3010"/>
+            <w:tcW w:type="dxa" w:w="3009"/>
             <w:tcMar>
               <w:top w:type="dxa" w:w="60"/>
               <w:left w:type="dxa" w:w="80"/>
@@ -4026,7 +4026,7 @@
         </w:tc>
         <w:tc>
           <w:tcPr>
-            <w:tcW w:type="dxa" w:w="3008"/>
+            <w:tcW w:type="dxa" w:w="3009"/>
             <w:tcMar>
               <w:top w:type="dxa" w:w="60"/>
               <w:left w:type="dxa" w:w="80"/>
@@ -4051,7 +4051,7 @@
         </w:tc>
         <w:tc>
           <w:tcPr>
-            <w:tcW w:type="dxa" w:w="3010"/>
+            <w:tcW w:type="dxa" w:w="3009"/>
             <w:tcMar>
               <w:top w:type="dxa" w:w="60"/>
               <w:left w:type="dxa" w:w="80"/>
@@ -4106,7 +4106,7 @@
         </w:tc>
         <w:tc>
           <w:tcPr>
-            <w:tcW w:type="dxa" w:w="3008"/>
+            <w:tcW w:type="dxa" w:w="3009"/>
             <w:tcMar>
               <w:top w:type="dxa" w:w="60"/>
               <w:left w:type="dxa" w:w="80"/>
@@ -4131,7 +4131,7 @@
         </w:tc>
         <w:tc>
           <w:tcPr>
-            <w:tcW w:type="dxa" w:w="3010"/>
+            <w:tcW w:type="dxa" w:w="3009"/>
             <w:tcMar>
               <w:top w:type="dxa" w:w="60"/>
               <w:left w:type="dxa" w:w="80"/>
@@ -4186,7 +4186,7 @@
         </w:tc>
         <w:tc>
           <w:tcPr>
-            <w:tcW w:type="dxa" w:w="3008"/>
+            <w:tcW w:type="dxa" w:w="3009"/>
             <w:tcMar>
               <w:top w:type="dxa" w:w="60"/>
               <w:left w:type="dxa" w:w="80"/>
@@ -4211,7 +4211,7 @@
         </w:tc>
         <w:tc>
           <w:tcPr>
-            <w:tcW w:type="dxa" w:w="3010"/>
+            <w:tcW w:type="dxa" w:w="3009"/>
             <w:tcMar>
               <w:top w:type="dxa" w:w="60"/>
               <w:left w:type="dxa" w:w="80"/>
@@ -4266,7 +4266,7 @@
         </w:tc>
         <w:tc>
           <w:tcPr>
-            <w:tcW w:type="dxa" w:w="3008"/>
+            <w:tcW w:type="dxa" w:w="3009"/>
             <w:tcMar>
               <w:top w:type="dxa" w:w="60"/>
               <w:left w:type="dxa" w:w="80"/>
@@ -4291,7 +4291,7 @@
         </w:tc>
         <w:tc>
           <w:tcPr>
-            <w:tcW w:type="dxa" w:w="3010"/>
+            <w:tcW w:type="dxa" w:w="3009"/>
             <w:tcMar>
               <w:top w:type="dxa" w:w="60"/>
               <w:left w:type="dxa" w:w="80"/>
@@ -4346,7 +4346,7 @@
         </w:tc>
         <w:tc>
           <w:tcPr>
-            <w:tcW w:type="dxa" w:w="3008"/>
+            <w:tcW w:type="dxa" w:w="3009"/>
             <w:tcMar>
               <w:top w:type="dxa" w:w="60"/>
               <w:left w:type="dxa" w:w="80"/>
@@ -4371,7 +4371,7 @@
         </w:tc>
         <w:tc>
           <w:tcPr>
-            <w:tcW w:type="dxa" w:w="3010"/>
+            <w:tcW w:type="dxa" w:w="3009"/>
             <w:tcMar>
               <w:top w:type="dxa" w:w="60"/>
               <w:left w:type="dxa" w:w="80"/>
@@ -4426,7 +4426,7 @@
         </w:tc>
         <w:tc>
           <w:tcPr>
-            <w:tcW w:type="dxa" w:w="3008"/>
+            <w:tcW w:type="dxa" w:w="3009"/>
             <w:tcMar>
               <w:top w:type="dxa" w:w="60"/>
               <w:left w:type="dxa" w:w="80"/>
@@ -4451,7 +4451,7 @@
         </w:tc>
         <w:tc>
           <w:tcPr>
-            <w:tcW w:type="dxa" w:w="3010"/>
+            <w:tcW w:type="dxa" w:w="3009"/>
             <w:tcMar>
               <w:top w:type="dxa" w:w="60"/>
               <w:left w:type="dxa" w:w="80"/>
@@ -4506,7 +4506,7 @@
         </w:tc>
         <w:tc>
           <w:tcPr>
-            <w:tcW w:type="dxa" w:w="3008"/>
+            <w:tcW w:type="dxa" w:w="3009"/>
             <w:tcMar>
               <w:top w:type="dxa" w:w="60"/>
               <w:left w:type="dxa" w:w="80"/>
@@ -4531,7 +4531,7 @@
         </w:tc>
         <w:tc>
           <w:tcPr>
-            <w:tcW w:type="dxa" w:w="3010"/>
+            <w:tcW w:type="dxa" w:w="3009"/>
             <w:tcMar>
               <w:top w:type="dxa" w:w="60"/>
               <w:left w:type="dxa" w:w="80"/>
@@ -4586,7 +4586,7 @@
         </w:tc>
         <w:tc>
           <w:tcPr>
-            <w:tcW w:type="dxa" w:w="3008"/>
+            <w:tcW w:type="dxa" w:w="3009"/>
             <w:tcMar>
               <w:top w:type="dxa" w:w="60"/>
               <w:left w:type="dxa" w:w="80"/>
@@ -4611,7 +4611,7 @@
         </w:tc>
         <w:tc>
           <w:tcPr>
-            <w:tcW w:type="dxa" w:w="3010"/>
+            <w:tcW w:type="dxa" w:w="3009"/>
             <w:tcMar>
               <w:top w:type="dxa" w:w="60"/>
               <w:left w:type="dxa" w:w="80"/>
@@ -4666,7 +4666,7 @@
         </w:tc>
         <w:tc>
           <w:tcPr>
-            <w:tcW w:type="dxa" w:w="3008"/>
+            <w:tcW w:type="dxa" w:w="3009"/>
             <w:tcMar>
               <w:top w:type="dxa" w:w="60"/>
               <w:left w:type="dxa" w:w="80"/>
@@ -4691,7 +4691,7 @@
         </w:tc>
         <w:tc>
           <w:tcPr>
-            <w:tcW w:type="dxa" w:w="3010"/>
+            <w:tcW w:type="dxa" w:w="3009"/>
             <w:tcMar>
               <w:top w:type="dxa" w:w="60"/>
               <w:left w:type="dxa" w:w="80"/>
@@ -4746,7 +4746,7 @@
         </w:tc>
         <w:tc>
           <w:tcPr>
-            <w:tcW w:type="dxa" w:w="3008"/>
+            <w:tcW w:type="dxa" w:w="3009"/>
             <w:tcMar>
               <w:top w:type="dxa" w:w="60"/>
               <w:left w:type="dxa" w:w="80"/>
@@ -4771,7 +4771,7 @@
         </w:tc>
         <w:tc>
           <w:tcPr>
-            <w:tcW w:type="dxa" w:w="3010"/>
+            <w:tcW w:type="dxa" w:w="3009"/>
             <w:tcMar>
               <w:top w:type="dxa" w:w="60"/>
               <w:left w:type="dxa" w:w="80"/>
@@ -4826,7 +4826,7 @@
         </w:tc>
         <w:tc>
           <w:tcPr>
-            <w:tcW w:type="dxa" w:w="3008"/>
+            <w:tcW w:type="dxa" w:w="3009"/>
             <w:tcMar>
               <w:top w:type="dxa" w:w="60"/>
               <w:left w:type="dxa" w:w="80"/>
@@ -4851,7 +4851,7 @@
         </w:tc>
         <w:tc>
           <w:tcPr>
-            <w:tcW w:type="dxa" w:w="3010"/>
+            <w:tcW w:type="dxa" w:w="3009"/>
             <w:tcMar>
               <w:top w:type="dxa" w:w="60"/>
               <w:left w:type="dxa" w:w="80"/>
@@ -4906,7 +4906,7 @@
         </w:tc>
         <w:tc>
           <w:tcPr>
-            <w:tcW w:type="dxa" w:w="3008"/>
+            <w:tcW w:type="dxa" w:w="3009"/>
             <w:tcMar>
               <w:top w:type="dxa" w:w="60"/>
               <w:left w:type="dxa" w:w="80"/>
@@ -4931,7 +4931,7 @@
         </w:tc>
         <w:tc>
           <w:tcPr>
-            <w:tcW w:type="dxa" w:w="3010"/>
+            <w:tcW w:type="dxa" w:w="3009"/>
             <w:tcMar>
               <w:top w:type="dxa" w:w="60"/>
               <w:left w:type="dxa" w:w="80"/>
@@ -4986,7 +4986,7 @@
         </w:tc>
         <w:tc>
           <w:tcPr>
-            <w:tcW w:type="dxa" w:w="3008"/>
+            <w:tcW w:type="dxa" w:w="3009"/>
             <w:tcMar>
               <w:top w:type="dxa" w:w="60"/>
               <w:left w:type="dxa" w:w="80"/>
@@ -5011,7 +5011,7 @@
         </w:tc>
         <w:tc>
           <w:tcPr>
-            <w:tcW w:type="dxa" w:w="3010"/>
+            <w:tcW w:type="dxa" w:w="3009"/>
             <w:tcMar>
               <w:top w:type="dxa" w:w="60"/>
               <w:left w:type="dxa" w:w="80"/>
@@ -5066,7 +5066,7 @@
         </w:tc>
         <w:tc>
           <w:tcPr>
-            <w:tcW w:type="dxa" w:w="3008"/>
+            <w:tcW w:type="dxa" w:w="3009"/>
             <w:tcMar>
               <w:top w:type="dxa" w:w="60"/>
               <w:left w:type="dxa" w:w="80"/>
@@ -5091,7 +5091,7 @@
         </w:tc>
         <w:tc>
           <w:tcPr>
-            <w:tcW w:type="dxa" w:w="3010"/>
+            <w:tcW w:type="dxa" w:w="3009"/>
             <w:tcMar>
               <w:top w:type="dxa" w:w="60"/>
               <w:left w:type="dxa" w:w="80"/>
@@ -5146,7 +5146,7 @@
         </w:tc>
         <w:tc>
           <w:tcPr>
-            <w:tcW w:type="dxa" w:w="3008"/>
+            <w:tcW w:type="dxa" w:w="3009"/>
             <w:tcMar>
               <w:top w:type="dxa" w:w="60"/>
               <w:left w:type="dxa" w:w="80"/>
@@ -5171,7 +5171,7 @@
         </w:tc>
         <w:tc>
           <w:tcPr>
-            <w:tcW w:type="dxa" w:w="3010"/>
+            <w:tcW w:type="dxa" w:w="3009"/>
             <w:tcMar>
               <w:top w:type="dxa" w:w="60"/>
               <w:left w:type="dxa" w:w="80"/>
@@ -5226,7 +5226,7 @@
         </w:tc>
         <w:tc>
           <w:tcPr>
-            <w:tcW w:type="dxa" w:w="3008"/>
+            <w:tcW w:type="dxa" w:w="3009"/>
             <w:tcMar>
               <w:top w:type="dxa" w:w="60"/>
               <w:left w:type="dxa" w:w="80"/>
@@ -5251,7 +5251,7 @@
         </w:tc>
         <w:tc>
           <w:tcPr>
-            <w:tcW w:type="dxa" w:w="3010"/>
+            <w:tcW w:type="dxa" w:w="3009"/>
             <w:tcMar>
               <w:top w:type="dxa" w:w="60"/>
               <w:left w:type="dxa" w:w="80"/>

--- a/manuscripts/obstetric-paper-burden/BMJ-HCI-supplementary.docx
+++ b/manuscripts/obstetric-paper-burden/BMJ-HCI-supplementary.docx
@@ -52,7 +52,7 @@
         <w:spacing w:after="160" w:line="320"/>
       </w:pPr>
       <w:r>
-        <w:t xml:space="preserve">Full cost, staff-time and space breakdown by scenario, at departmental and national scale.</w:t>
+        <w:t xml:space="preserve">Full cost, staff-time, space and environmental breakdown by scenario, at departmental and national scale.</w:t>
       </w:r>
     </w:p>
     <w:tbl>
@@ -1455,6 +1455,326 @@
             </w:pPr>
             <w:r>
               <w:rPr>
+                <w:b w:val="false"/>
+                <w:bCs w:val="false"/>
+                <w:sz w:val="18"/>
+                <w:szCs w:val="18"/>
+              </w:rPr>
+              <w:t xml:space="preserve">Greenhouse gas, t CO2e per year</w:t>
+            </w:r>
+          </w:p>
+        </w:tc>
+        <w:tc>
+          <w:tcPr>
+            <w:tcW w:type="dxa" w:w="3009"/>
+            <w:tcMar>
+              <w:top w:type="dxa" w:w="60"/>
+              <w:left w:type="dxa" w:w="80"/>
+              <w:bottom w:type="dxa" w:w="60"/>
+              <w:right w:type="dxa" w:w="80"/>
+            </w:tcMar>
+          </w:tcPr>
+          <w:p>
+            <w:pPr>
+              <w:spacing w:after="0" w:line="240"/>
+            </w:pPr>
+            <w:r>
+              <w:rPr>
+                <w:b w:val="false"/>
+                <w:bCs w:val="false"/>
+                <w:sz w:val="18"/>
+                <w:szCs w:val="18"/>
+              </w:rPr>
+              <w:t xml:space="preserve">1.18 (0.75–2.45)</w:t>
+            </w:r>
+          </w:p>
+        </w:tc>
+        <w:tc>
+          <w:tcPr>
+            <w:tcW w:type="dxa" w:w="3009"/>
+            <w:tcMar>
+              <w:top w:type="dxa" w:w="60"/>
+              <w:left w:type="dxa" w:w="80"/>
+              <w:bottom w:type="dxa" w:w="60"/>
+              <w:right w:type="dxa" w:w="80"/>
+            </w:tcMar>
+          </w:tcPr>
+          <w:p>
+            <w:pPr>
+              <w:spacing w:after="0" w:line="240"/>
+            </w:pPr>
+            <w:r>
+              <w:rPr>
+                <w:b w:val="false"/>
+                <w:bCs w:val="false"/>
+                <w:sz w:val="18"/>
+                <w:szCs w:val="18"/>
+              </w:rPr>
+              <w:t xml:space="preserve">45.7 (29.2–95.1)</w:t>
+            </w:r>
+          </w:p>
+        </w:tc>
+      </w:tr>
+      <w:tr>
+        <w:trPr>
+          <w:tblHeader w:val="false"/>
+        </w:trPr>
+        <w:tc>
+          <w:tcPr>
+            <w:tcW w:type="dxa" w:w="3008"/>
+            <w:tcMar>
+              <w:top w:type="dxa" w:w="60"/>
+              <w:left w:type="dxa" w:w="80"/>
+              <w:bottom w:type="dxa" w:w="60"/>
+              <w:right w:type="dxa" w:w="80"/>
+            </w:tcMar>
+          </w:tcPr>
+          <w:p>
+            <w:pPr>
+              <w:spacing w:after="0" w:line="240"/>
+            </w:pPr>
+            <w:r>
+              <w:rPr>
+                <w:b w:val="false"/>
+                <w:bCs w:val="false"/>
+                <w:sz w:val="18"/>
+                <w:szCs w:val="18"/>
+              </w:rPr>
+              <w:t xml:space="preserve">Greenhouse gas, kg CO2e per care episode</w:t>
+            </w:r>
+          </w:p>
+        </w:tc>
+        <w:tc>
+          <w:tcPr>
+            <w:tcW w:type="dxa" w:w="3009"/>
+            <w:tcMar>
+              <w:top w:type="dxa" w:w="60"/>
+              <w:left w:type="dxa" w:w="80"/>
+              <w:bottom w:type="dxa" w:w="60"/>
+              <w:right w:type="dxa" w:w="80"/>
+            </w:tcMar>
+          </w:tcPr>
+          <w:p>
+            <w:pPr>
+              <w:spacing w:after="0" w:line="240"/>
+            </w:pPr>
+            <w:r>
+              <w:rPr>
+                <w:b w:val="false"/>
+                <w:bCs w:val="false"/>
+                <w:sz w:val="18"/>
+                <w:szCs w:val="18"/>
+              </w:rPr>
+              <w:t xml:space="preserve">0.59</w:t>
+            </w:r>
+          </w:p>
+        </w:tc>
+        <w:tc>
+          <w:tcPr>
+            <w:tcW w:type="dxa" w:w="3009"/>
+            <w:tcMar>
+              <w:top w:type="dxa" w:w="60"/>
+              <w:left w:type="dxa" w:w="80"/>
+              <w:bottom w:type="dxa" w:w="60"/>
+              <w:right w:type="dxa" w:w="80"/>
+            </w:tcMar>
+          </w:tcPr>
+          <w:p>
+            <w:pPr>
+              <w:spacing w:after="0" w:line="240"/>
+            </w:pPr>
+            <w:r>
+              <w:rPr>
+                <w:b w:val="false"/>
+                <w:bCs w:val="false"/>
+                <w:sz w:val="18"/>
+                <w:szCs w:val="18"/>
+              </w:rPr>
+              <w:t xml:space="preserve">0.59</w:t>
+            </w:r>
+          </w:p>
+        </w:tc>
+      </w:tr>
+      <w:tr>
+        <w:trPr>
+          <w:tblHeader w:val="false"/>
+        </w:trPr>
+        <w:tc>
+          <w:tcPr>
+            <w:tcW w:type="dxa" w:w="3008"/>
+            <w:tcMar>
+              <w:top w:type="dxa" w:w="60"/>
+              <w:left w:type="dxa" w:w="80"/>
+              <w:bottom w:type="dxa" w:w="60"/>
+              <w:right w:type="dxa" w:w="80"/>
+            </w:tcMar>
+          </w:tcPr>
+          <w:p>
+            <w:pPr>
+              <w:spacing w:after="0" w:line="240"/>
+            </w:pPr>
+            <w:r>
+              <w:rPr>
+                <w:b w:val="false"/>
+                <w:bCs w:val="false"/>
+                <w:sz w:val="18"/>
+                <w:szCs w:val="18"/>
+              </w:rPr>
+              <w:t xml:space="preserve">Water, m³ per year</w:t>
+            </w:r>
+          </w:p>
+        </w:tc>
+        <w:tc>
+          <w:tcPr>
+            <w:tcW w:type="dxa" w:w="3009"/>
+            <w:tcMar>
+              <w:top w:type="dxa" w:w="60"/>
+              <w:left w:type="dxa" w:w="80"/>
+              <w:bottom w:type="dxa" w:w="60"/>
+              <w:right w:type="dxa" w:w="80"/>
+            </w:tcMar>
+          </w:tcPr>
+          <w:p>
+            <w:pPr>
+              <w:spacing w:after="0" w:line="240"/>
+            </w:pPr>
+            <w:r>
+              <w:rPr>
+                <w:b w:val="false"/>
+                <w:bCs w:val="false"/>
+                <w:sz w:val="18"/>
+                <w:szCs w:val="18"/>
+              </w:rPr>
+              <w:t xml:space="preserve">1,798 (372–3,224)</w:t>
+            </w:r>
+          </w:p>
+        </w:tc>
+        <w:tc>
+          <w:tcPr>
+            <w:tcW w:type="dxa" w:w="3009"/>
+            <w:tcMar>
+              <w:top w:type="dxa" w:w="60"/>
+              <w:left w:type="dxa" w:w="80"/>
+              <w:bottom w:type="dxa" w:w="60"/>
+              <w:right w:type="dxa" w:w="80"/>
+            </w:tcMar>
+          </w:tcPr>
+          <w:p>
+            <w:pPr>
+              <w:spacing w:after="0" w:line="240"/>
+            </w:pPr>
+            <w:r>
+              <w:rPr>
+                <w:b w:val="false"/>
+                <w:bCs w:val="false"/>
+                <w:sz w:val="18"/>
+                <w:szCs w:val="18"/>
+              </w:rPr>
+              <w:t xml:space="preserve">69,679 (14,416–124,942)</w:t>
+            </w:r>
+          </w:p>
+        </w:tc>
+      </w:tr>
+      <w:tr>
+        <w:trPr>
+          <w:tblHeader w:val="false"/>
+        </w:trPr>
+        <w:tc>
+          <w:tcPr>
+            <w:tcW w:type="dxa" w:w="3008"/>
+            <w:tcMar>
+              <w:top w:type="dxa" w:w="60"/>
+              <w:left w:type="dxa" w:w="80"/>
+              <w:bottom w:type="dxa" w:w="60"/>
+              <w:right w:type="dxa" w:w="80"/>
+            </w:tcMar>
+          </w:tcPr>
+          <w:p>
+            <w:pPr>
+              <w:spacing w:after="0" w:line="240"/>
+            </w:pPr>
+            <w:r>
+              <w:rPr>
+                <w:b w:val="false"/>
+                <w:bCs w:val="false"/>
+                <w:sz w:val="18"/>
+                <w:szCs w:val="18"/>
+              </w:rPr>
+              <w:t xml:space="preserve">Water, litres per care episode</w:t>
+            </w:r>
+          </w:p>
+        </w:tc>
+        <w:tc>
+          <w:tcPr>
+            <w:tcW w:type="dxa" w:w="3009"/>
+            <w:tcMar>
+              <w:top w:type="dxa" w:w="60"/>
+              <w:left w:type="dxa" w:w="80"/>
+              <w:bottom w:type="dxa" w:w="60"/>
+              <w:right w:type="dxa" w:w="80"/>
+            </w:tcMar>
+          </w:tcPr>
+          <w:p>
+            <w:pPr>
+              <w:spacing w:after="0" w:line="240"/>
+            </w:pPr>
+            <w:r>
+              <w:rPr>
+                <w:b w:val="false"/>
+                <w:bCs w:val="false"/>
+                <w:sz w:val="18"/>
+                <w:szCs w:val="18"/>
+              </w:rPr>
+              <w:t xml:space="preserve">899</w:t>
+            </w:r>
+          </w:p>
+        </w:tc>
+        <w:tc>
+          <w:tcPr>
+            <w:tcW w:type="dxa" w:w="3009"/>
+            <w:tcMar>
+              <w:top w:type="dxa" w:w="60"/>
+              <w:left w:type="dxa" w:w="80"/>
+              <w:bottom w:type="dxa" w:w="60"/>
+              <w:right w:type="dxa" w:w="80"/>
+            </w:tcMar>
+          </w:tcPr>
+          <w:p>
+            <w:pPr>
+              <w:spacing w:after="0" w:line="240"/>
+            </w:pPr>
+            <w:r>
+              <w:rPr>
+                <w:b w:val="false"/>
+                <w:bCs w:val="false"/>
+                <w:sz w:val="18"/>
+                <w:szCs w:val="18"/>
+              </w:rPr>
+              <w:t xml:space="preserve">899</w:t>
+            </w:r>
+          </w:p>
+        </w:tc>
+      </w:tr>
+      <w:tr>
+        <w:trPr>
+          <w:tblHeader w:val="false"/>
+        </w:trPr>
+        <w:tc>
+          <w:tcPr>
+            <w:tcW w:type="dxa" w:w="3008"/>
+            <w:tcMar>
+              <w:top w:type="dxa" w:w="60"/>
+              <w:left w:type="dxa" w:w="80"/>
+              <w:bottom w:type="dxa" w:w="60"/>
+              <w:right w:type="dxa" w:w="80"/>
+            </w:tcMar>
+          </w:tcPr>
+          <w:p>
+            <w:pPr>
+              <w:spacing w:after="0" w:line="240"/>
+            </w:pPr>
+            <w:r>
+              <w:rPr>
                 <w:b/>
                 <w:bCs/>
                 <w:sz w:val="18"/>
@@ -2735,6 +3055,326 @@
             </w:pPr>
             <w:r>
               <w:rPr>
+                <w:b w:val="false"/>
+                <w:bCs w:val="false"/>
+                <w:sz w:val="18"/>
+                <w:szCs w:val="18"/>
+              </w:rPr>
+              <w:t xml:space="preserve">Greenhouse gas, t CO2e per year</w:t>
+            </w:r>
+          </w:p>
+        </w:tc>
+        <w:tc>
+          <w:tcPr>
+            <w:tcW w:type="dxa" w:w="3009"/>
+            <w:tcMar>
+              <w:top w:type="dxa" w:w="60"/>
+              <w:left w:type="dxa" w:w="80"/>
+              <w:bottom w:type="dxa" w:w="60"/>
+              <w:right w:type="dxa" w:w="80"/>
+            </w:tcMar>
+          </w:tcPr>
+          <w:p>
+            <w:pPr>
+              <w:spacing w:after="0" w:line="240"/>
+            </w:pPr>
+            <w:r>
+              <w:rPr>
+                <w:b w:val="false"/>
+                <w:bCs w:val="false"/>
+                <w:sz w:val="18"/>
+                <w:szCs w:val="18"/>
+              </w:rPr>
+              <w:t xml:space="preserve">0.64 (0.41–1.34)</w:t>
+            </w:r>
+          </w:p>
+        </w:tc>
+        <w:tc>
+          <w:tcPr>
+            <w:tcW w:type="dxa" w:w="3009"/>
+            <w:tcMar>
+              <w:top w:type="dxa" w:w="60"/>
+              <w:left w:type="dxa" w:w="80"/>
+              <w:bottom w:type="dxa" w:w="60"/>
+              <w:right w:type="dxa" w:w="80"/>
+            </w:tcMar>
+          </w:tcPr>
+          <w:p>
+            <w:pPr>
+              <w:spacing w:after="0" w:line="240"/>
+            </w:pPr>
+            <w:r>
+              <w:rPr>
+                <w:b w:val="false"/>
+                <w:bCs w:val="false"/>
+                <w:sz w:val="18"/>
+                <w:szCs w:val="18"/>
+              </w:rPr>
+              <w:t xml:space="preserve">24.9 (15.9–51.8)</w:t>
+            </w:r>
+          </w:p>
+        </w:tc>
+      </w:tr>
+      <w:tr>
+        <w:trPr>
+          <w:tblHeader w:val="false"/>
+        </w:trPr>
+        <w:tc>
+          <w:tcPr>
+            <w:tcW w:type="dxa" w:w="3008"/>
+            <w:tcMar>
+              <w:top w:type="dxa" w:w="60"/>
+              <w:left w:type="dxa" w:w="80"/>
+              <w:bottom w:type="dxa" w:w="60"/>
+              <w:right w:type="dxa" w:w="80"/>
+            </w:tcMar>
+          </w:tcPr>
+          <w:p>
+            <w:pPr>
+              <w:spacing w:after="0" w:line="240"/>
+            </w:pPr>
+            <w:r>
+              <w:rPr>
+                <w:b w:val="false"/>
+                <w:bCs w:val="false"/>
+                <w:sz w:val="18"/>
+                <w:szCs w:val="18"/>
+              </w:rPr>
+              <w:t xml:space="preserve">Greenhouse gas, kg CO2e per care episode</w:t>
+            </w:r>
+          </w:p>
+        </w:tc>
+        <w:tc>
+          <w:tcPr>
+            <w:tcW w:type="dxa" w:w="3009"/>
+            <w:tcMar>
+              <w:top w:type="dxa" w:w="60"/>
+              <w:left w:type="dxa" w:w="80"/>
+              <w:bottom w:type="dxa" w:w="60"/>
+              <w:right w:type="dxa" w:w="80"/>
+            </w:tcMar>
+          </w:tcPr>
+          <w:p>
+            <w:pPr>
+              <w:spacing w:after="0" w:line="240"/>
+            </w:pPr>
+            <w:r>
+              <w:rPr>
+                <w:b w:val="false"/>
+                <w:bCs w:val="false"/>
+                <w:sz w:val="18"/>
+                <w:szCs w:val="18"/>
+              </w:rPr>
+              <w:t xml:space="preserve">0.32</w:t>
+            </w:r>
+          </w:p>
+        </w:tc>
+        <w:tc>
+          <w:tcPr>
+            <w:tcW w:type="dxa" w:w="3009"/>
+            <w:tcMar>
+              <w:top w:type="dxa" w:w="60"/>
+              <w:left w:type="dxa" w:w="80"/>
+              <w:bottom w:type="dxa" w:w="60"/>
+              <w:right w:type="dxa" w:w="80"/>
+            </w:tcMar>
+          </w:tcPr>
+          <w:p>
+            <w:pPr>
+              <w:spacing w:after="0" w:line="240"/>
+            </w:pPr>
+            <w:r>
+              <w:rPr>
+                <w:b w:val="false"/>
+                <w:bCs w:val="false"/>
+                <w:sz w:val="18"/>
+                <w:szCs w:val="18"/>
+              </w:rPr>
+              <w:t xml:space="preserve">0.32</w:t>
+            </w:r>
+          </w:p>
+        </w:tc>
+      </w:tr>
+      <w:tr>
+        <w:trPr>
+          <w:tblHeader w:val="false"/>
+        </w:trPr>
+        <w:tc>
+          <w:tcPr>
+            <w:tcW w:type="dxa" w:w="3008"/>
+            <w:tcMar>
+              <w:top w:type="dxa" w:w="60"/>
+              <w:left w:type="dxa" w:w="80"/>
+              <w:bottom w:type="dxa" w:w="60"/>
+              <w:right w:type="dxa" w:w="80"/>
+            </w:tcMar>
+          </w:tcPr>
+          <w:p>
+            <w:pPr>
+              <w:spacing w:after="0" w:line="240"/>
+            </w:pPr>
+            <w:r>
+              <w:rPr>
+                <w:b w:val="false"/>
+                <w:bCs w:val="false"/>
+                <w:sz w:val="18"/>
+                <w:szCs w:val="18"/>
+              </w:rPr>
+              <w:t xml:space="preserve">Water, m³ per year</w:t>
+            </w:r>
+          </w:p>
+        </w:tc>
+        <w:tc>
+          <w:tcPr>
+            <w:tcW w:type="dxa" w:w="3009"/>
+            <w:tcMar>
+              <w:top w:type="dxa" w:w="60"/>
+              <w:left w:type="dxa" w:w="80"/>
+              <w:bottom w:type="dxa" w:w="60"/>
+              <w:right w:type="dxa" w:w="80"/>
+            </w:tcMar>
+          </w:tcPr>
+          <w:p>
+            <w:pPr>
+              <w:spacing w:after="0" w:line="240"/>
+            </w:pPr>
+            <w:r>
+              <w:rPr>
+                <w:b w:val="false"/>
+                <w:bCs w:val="false"/>
+                <w:sz w:val="18"/>
+                <w:szCs w:val="18"/>
+              </w:rPr>
+              <w:t xml:space="preserve">980 (203–1,758)</w:t>
+            </w:r>
+          </w:p>
+        </w:tc>
+        <w:tc>
+          <w:tcPr>
+            <w:tcW w:type="dxa" w:w="3009"/>
+            <w:tcMar>
+              <w:top w:type="dxa" w:w="60"/>
+              <w:left w:type="dxa" w:w="80"/>
+              <w:bottom w:type="dxa" w:w="60"/>
+              <w:right w:type="dxa" w:w="80"/>
+            </w:tcMar>
+          </w:tcPr>
+          <w:p>
+            <w:pPr>
+              <w:spacing w:after="0" w:line="240"/>
+            </w:pPr>
+            <w:r>
+              <w:rPr>
+                <w:b w:val="false"/>
+                <w:bCs w:val="false"/>
+                <w:sz w:val="18"/>
+                <w:szCs w:val="18"/>
+              </w:rPr>
+              <w:t xml:space="preserve">37,988 (7,860–68,116)</w:t>
+            </w:r>
+          </w:p>
+        </w:tc>
+      </w:tr>
+      <w:tr>
+        <w:trPr>
+          <w:tblHeader w:val="false"/>
+        </w:trPr>
+        <w:tc>
+          <w:tcPr>
+            <w:tcW w:type="dxa" w:w="3008"/>
+            <w:tcMar>
+              <w:top w:type="dxa" w:w="60"/>
+              <w:left w:type="dxa" w:w="80"/>
+              <w:bottom w:type="dxa" w:w="60"/>
+              <w:right w:type="dxa" w:w="80"/>
+            </w:tcMar>
+          </w:tcPr>
+          <w:p>
+            <w:pPr>
+              <w:spacing w:after="0" w:line="240"/>
+            </w:pPr>
+            <w:r>
+              <w:rPr>
+                <w:b w:val="false"/>
+                <w:bCs w:val="false"/>
+                <w:sz w:val="18"/>
+                <w:szCs w:val="18"/>
+              </w:rPr>
+              <w:t xml:space="preserve">Water, litres per care episode</w:t>
+            </w:r>
+          </w:p>
+        </w:tc>
+        <w:tc>
+          <w:tcPr>
+            <w:tcW w:type="dxa" w:w="3009"/>
+            <w:tcMar>
+              <w:top w:type="dxa" w:w="60"/>
+              <w:left w:type="dxa" w:w="80"/>
+              <w:bottom w:type="dxa" w:w="60"/>
+              <w:right w:type="dxa" w:w="80"/>
+            </w:tcMar>
+          </w:tcPr>
+          <w:p>
+            <w:pPr>
+              <w:spacing w:after="0" w:line="240"/>
+            </w:pPr>
+            <w:r>
+              <w:rPr>
+                <w:b w:val="false"/>
+                <w:bCs w:val="false"/>
+                <w:sz w:val="18"/>
+                <w:szCs w:val="18"/>
+              </w:rPr>
+              <w:t xml:space="preserve">490</w:t>
+            </w:r>
+          </w:p>
+        </w:tc>
+        <w:tc>
+          <w:tcPr>
+            <w:tcW w:type="dxa" w:w="3009"/>
+            <w:tcMar>
+              <w:top w:type="dxa" w:w="60"/>
+              <w:left w:type="dxa" w:w="80"/>
+              <w:bottom w:type="dxa" w:w="60"/>
+              <w:right w:type="dxa" w:w="80"/>
+            </w:tcMar>
+          </w:tcPr>
+          <w:p>
+            <w:pPr>
+              <w:spacing w:after="0" w:line="240"/>
+            </w:pPr>
+            <w:r>
+              <w:rPr>
+                <w:b w:val="false"/>
+                <w:bCs w:val="false"/>
+                <w:sz w:val="18"/>
+                <w:szCs w:val="18"/>
+              </w:rPr>
+              <w:t xml:space="preserve">490</w:t>
+            </w:r>
+          </w:p>
+        </w:tc>
+      </w:tr>
+      <w:tr>
+        <w:trPr>
+          <w:tblHeader w:val="false"/>
+        </w:trPr>
+        <w:tc>
+          <w:tcPr>
+            <w:tcW w:type="dxa" w:w="3008"/>
+            <w:tcMar>
+              <w:top w:type="dxa" w:w="60"/>
+              <w:left w:type="dxa" w:w="80"/>
+              <w:bottom w:type="dxa" w:w="60"/>
+              <w:right w:type="dxa" w:w="80"/>
+            </w:tcMar>
+          </w:tcPr>
+          <w:p>
+            <w:pPr>
+              <w:spacing w:after="0" w:line="240"/>
+            </w:pPr>
+            <w:r>
+              <w:rPr>
                 <w:b/>
                 <w:bCs/>
                 <w:sz w:val="18"/>
@@ -4015,6 +4655,326 @@
             </w:pPr>
             <w:r>
               <w:rPr>
+                <w:b w:val="false"/>
+                <w:bCs w:val="false"/>
+                <w:sz w:val="18"/>
+                <w:szCs w:val="18"/>
+              </w:rPr>
+              <w:t xml:space="preserve">Greenhouse gas, t CO2e per year</w:t>
+            </w:r>
+          </w:p>
+        </w:tc>
+        <w:tc>
+          <w:tcPr>
+            <w:tcW w:type="dxa" w:w="3009"/>
+            <w:tcMar>
+              <w:top w:type="dxa" w:w="60"/>
+              <w:left w:type="dxa" w:w="80"/>
+              <w:bottom w:type="dxa" w:w="60"/>
+              <w:right w:type="dxa" w:w="80"/>
+            </w:tcMar>
+          </w:tcPr>
+          <w:p>
+            <w:pPr>
+              <w:spacing w:after="0" w:line="240"/>
+            </w:pPr>
+            <w:r>
+              <w:rPr>
+                <w:b w:val="false"/>
+                <w:bCs w:val="false"/>
+                <w:sz w:val="18"/>
+                <w:szCs w:val="18"/>
+              </w:rPr>
+              <w:t xml:space="preserve">0.26 (0.16–0.53)</w:t>
+            </w:r>
+          </w:p>
+        </w:tc>
+        <w:tc>
+          <w:tcPr>
+            <w:tcW w:type="dxa" w:w="3009"/>
+            <w:tcMar>
+              <w:top w:type="dxa" w:w="60"/>
+              <w:left w:type="dxa" w:w="80"/>
+              <w:bottom w:type="dxa" w:w="60"/>
+              <w:right w:type="dxa" w:w="80"/>
+            </w:tcMar>
+          </w:tcPr>
+          <w:p>
+            <w:pPr>
+              <w:spacing w:after="0" w:line="240"/>
+            </w:pPr>
+            <w:r>
+              <w:rPr>
+                <w:b w:val="false"/>
+                <w:bCs w:val="false"/>
+                <w:sz w:val="18"/>
+                <w:szCs w:val="18"/>
+              </w:rPr>
+              <w:t xml:space="preserve">9.9 (6.4–20.7)</w:t>
+            </w:r>
+          </w:p>
+        </w:tc>
+      </w:tr>
+      <w:tr>
+        <w:trPr>
+          <w:tblHeader w:val="false"/>
+        </w:trPr>
+        <w:tc>
+          <w:tcPr>
+            <w:tcW w:type="dxa" w:w="3008"/>
+            <w:tcMar>
+              <w:top w:type="dxa" w:w="60"/>
+              <w:left w:type="dxa" w:w="80"/>
+              <w:bottom w:type="dxa" w:w="60"/>
+              <w:right w:type="dxa" w:w="80"/>
+            </w:tcMar>
+          </w:tcPr>
+          <w:p>
+            <w:pPr>
+              <w:spacing w:after="0" w:line="240"/>
+            </w:pPr>
+            <w:r>
+              <w:rPr>
+                <w:b w:val="false"/>
+                <w:bCs w:val="false"/>
+                <w:sz w:val="18"/>
+                <w:szCs w:val="18"/>
+              </w:rPr>
+              <w:t xml:space="preserve">Greenhouse gas, kg CO2e per care episode</w:t>
+            </w:r>
+          </w:p>
+        </w:tc>
+        <w:tc>
+          <w:tcPr>
+            <w:tcW w:type="dxa" w:w="3009"/>
+            <w:tcMar>
+              <w:top w:type="dxa" w:w="60"/>
+              <w:left w:type="dxa" w:w="80"/>
+              <w:bottom w:type="dxa" w:w="60"/>
+              <w:right w:type="dxa" w:w="80"/>
+            </w:tcMar>
+          </w:tcPr>
+          <w:p>
+            <w:pPr>
+              <w:spacing w:after="0" w:line="240"/>
+            </w:pPr>
+            <w:r>
+              <w:rPr>
+                <w:b w:val="false"/>
+                <w:bCs w:val="false"/>
+                <w:sz w:val="18"/>
+                <w:szCs w:val="18"/>
+              </w:rPr>
+              <w:t xml:space="preserve">0.13</w:t>
+            </w:r>
+          </w:p>
+        </w:tc>
+        <w:tc>
+          <w:tcPr>
+            <w:tcW w:type="dxa" w:w="3009"/>
+            <w:tcMar>
+              <w:top w:type="dxa" w:w="60"/>
+              <w:left w:type="dxa" w:w="80"/>
+              <w:bottom w:type="dxa" w:w="60"/>
+              <w:right w:type="dxa" w:w="80"/>
+            </w:tcMar>
+          </w:tcPr>
+          <w:p>
+            <w:pPr>
+              <w:spacing w:after="0" w:line="240"/>
+            </w:pPr>
+            <w:r>
+              <w:rPr>
+                <w:b w:val="false"/>
+                <w:bCs w:val="false"/>
+                <w:sz w:val="18"/>
+                <w:szCs w:val="18"/>
+              </w:rPr>
+              <w:t xml:space="preserve">0.13</w:t>
+            </w:r>
+          </w:p>
+        </w:tc>
+      </w:tr>
+      <w:tr>
+        <w:trPr>
+          <w:tblHeader w:val="false"/>
+        </w:trPr>
+        <w:tc>
+          <w:tcPr>
+            <w:tcW w:type="dxa" w:w="3008"/>
+            <w:tcMar>
+              <w:top w:type="dxa" w:w="60"/>
+              <w:left w:type="dxa" w:w="80"/>
+              <w:bottom w:type="dxa" w:w="60"/>
+              <w:right w:type="dxa" w:w="80"/>
+            </w:tcMar>
+          </w:tcPr>
+          <w:p>
+            <w:pPr>
+              <w:spacing w:after="0" w:line="240"/>
+            </w:pPr>
+            <w:r>
+              <w:rPr>
+                <w:b w:val="false"/>
+                <w:bCs w:val="false"/>
+                <w:sz w:val="18"/>
+                <w:szCs w:val="18"/>
+              </w:rPr>
+              <w:t xml:space="preserve">Water, m³ per year</w:t>
+            </w:r>
+          </w:p>
+        </w:tc>
+        <w:tc>
+          <w:tcPr>
+            <w:tcW w:type="dxa" w:w="3009"/>
+            <w:tcMar>
+              <w:top w:type="dxa" w:w="60"/>
+              <w:left w:type="dxa" w:w="80"/>
+              <w:bottom w:type="dxa" w:w="60"/>
+              <w:right w:type="dxa" w:w="80"/>
+            </w:tcMar>
+          </w:tcPr>
+          <w:p>
+            <w:pPr>
+              <w:spacing w:after="0" w:line="240"/>
+            </w:pPr>
+            <w:r>
+              <w:rPr>
+                <w:b w:val="false"/>
+                <w:bCs w:val="false"/>
+                <w:sz w:val="18"/>
+                <w:szCs w:val="18"/>
+              </w:rPr>
+              <w:t xml:space="preserve">392 (81–703)</w:t>
+            </w:r>
+          </w:p>
+        </w:tc>
+        <w:tc>
+          <w:tcPr>
+            <w:tcW w:type="dxa" w:w="3009"/>
+            <w:tcMar>
+              <w:top w:type="dxa" w:w="60"/>
+              <w:left w:type="dxa" w:w="80"/>
+              <w:bottom w:type="dxa" w:w="60"/>
+              <w:right w:type="dxa" w:w="80"/>
+            </w:tcMar>
+          </w:tcPr>
+          <w:p>
+            <w:pPr>
+              <w:spacing w:after="0" w:line="240"/>
+            </w:pPr>
+            <w:r>
+              <w:rPr>
+                <w:b w:val="false"/>
+                <w:bCs w:val="false"/>
+                <w:sz w:val="18"/>
+                <w:szCs w:val="18"/>
+              </w:rPr>
+              <w:t xml:space="preserve">15,184 (3,142–27,226)</w:t>
+            </w:r>
+          </w:p>
+        </w:tc>
+      </w:tr>
+      <w:tr>
+        <w:trPr>
+          <w:tblHeader w:val="false"/>
+        </w:trPr>
+        <w:tc>
+          <w:tcPr>
+            <w:tcW w:type="dxa" w:w="3008"/>
+            <w:tcMar>
+              <w:top w:type="dxa" w:w="60"/>
+              <w:left w:type="dxa" w:w="80"/>
+              <w:bottom w:type="dxa" w:w="60"/>
+              <w:right w:type="dxa" w:w="80"/>
+            </w:tcMar>
+          </w:tcPr>
+          <w:p>
+            <w:pPr>
+              <w:spacing w:after="0" w:line="240"/>
+            </w:pPr>
+            <w:r>
+              <w:rPr>
+                <w:b w:val="false"/>
+                <w:bCs w:val="false"/>
+                <w:sz w:val="18"/>
+                <w:szCs w:val="18"/>
+              </w:rPr>
+              <w:t xml:space="preserve">Water, litres per care episode</w:t>
+            </w:r>
+          </w:p>
+        </w:tc>
+        <w:tc>
+          <w:tcPr>
+            <w:tcW w:type="dxa" w:w="3009"/>
+            <w:tcMar>
+              <w:top w:type="dxa" w:w="60"/>
+              <w:left w:type="dxa" w:w="80"/>
+              <w:bottom w:type="dxa" w:w="60"/>
+              <w:right w:type="dxa" w:w="80"/>
+            </w:tcMar>
+          </w:tcPr>
+          <w:p>
+            <w:pPr>
+              <w:spacing w:after="0" w:line="240"/>
+            </w:pPr>
+            <w:r>
+              <w:rPr>
+                <w:b w:val="false"/>
+                <w:bCs w:val="false"/>
+                <w:sz w:val="18"/>
+                <w:szCs w:val="18"/>
+              </w:rPr>
+              <w:t xml:space="preserve">196</w:t>
+            </w:r>
+          </w:p>
+        </w:tc>
+        <w:tc>
+          <w:tcPr>
+            <w:tcW w:type="dxa" w:w="3009"/>
+            <w:tcMar>
+              <w:top w:type="dxa" w:w="60"/>
+              <w:left w:type="dxa" w:w="80"/>
+              <w:bottom w:type="dxa" w:w="60"/>
+              <w:right w:type="dxa" w:w="80"/>
+            </w:tcMar>
+          </w:tcPr>
+          <w:p>
+            <w:pPr>
+              <w:spacing w:after="0" w:line="240"/>
+            </w:pPr>
+            <w:r>
+              <w:rPr>
+                <w:b w:val="false"/>
+                <w:bCs w:val="false"/>
+                <w:sz w:val="18"/>
+                <w:szCs w:val="18"/>
+              </w:rPr>
+              <w:t xml:space="preserve">196</w:t>
+            </w:r>
+          </w:p>
+        </w:tc>
+      </w:tr>
+      <w:tr>
+        <w:trPr>
+          <w:tblHeader w:val="false"/>
+        </w:trPr>
+        <w:tc>
+          <w:tcPr>
+            <w:tcW w:type="dxa" w:w="3008"/>
+            <w:tcMar>
+              <w:top w:type="dxa" w:w="60"/>
+              <w:left w:type="dxa" w:w="80"/>
+              <w:bottom w:type="dxa" w:w="60"/>
+              <w:right w:type="dxa" w:w="80"/>
+            </w:tcMar>
+          </w:tcPr>
+          <w:p>
+            <w:pPr>
+              <w:spacing w:after="0" w:line="240"/>
+            </w:pPr>
+            <w:r>
+              <w:rPr>
                 <w:b/>
                 <w:bCs/>
                 <w:sz w:val="18"/>
@@ -5271,6 +6231,326 @@
                 <w:szCs w:val="18"/>
               </w:rPr>
               <w:t xml:space="preserve">0.0</w:t>
+            </w:r>
+          </w:p>
+        </w:tc>
+      </w:tr>
+      <w:tr>
+        <w:trPr>
+          <w:tblHeader w:val="false"/>
+        </w:trPr>
+        <w:tc>
+          <w:tcPr>
+            <w:tcW w:type="dxa" w:w="3008"/>
+            <w:tcMar>
+              <w:top w:type="dxa" w:w="60"/>
+              <w:left w:type="dxa" w:w="80"/>
+              <w:bottom w:type="dxa" w:w="60"/>
+              <w:right w:type="dxa" w:w="80"/>
+            </w:tcMar>
+          </w:tcPr>
+          <w:p>
+            <w:pPr>
+              <w:spacing w:after="0" w:line="240"/>
+            </w:pPr>
+            <w:r>
+              <w:rPr>
+                <w:b w:val="false"/>
+                <w:bCs w:val="false"/>
+                <w:sz w:val="18"/>
+                <w:szCs w:val="18"/>
+              </w:rPr>
+              <w:t xml:space="preserve">Greenhouse gas, t CO2e per year</w:t>
+            </w:r>
+          </w:p>
+        </w:tc>
+        <w:tc>
+          <w:tcPr>
+            <w:tcW w:type="dxa" w:w="3009"/>
+            <w:tcMar>
+              <w:top w:type="dxa" w:w="60"/>
+              <w:left w:type="dxa" w:w="80"/>
+              <w:bottom w:type="dxa" w:w="60"/>
+              <w:right w:type="dxa" w:w="80"/>
+            </w:tcMar>
+          </w:tcPr>
+          <w:p>
+            <w:pPr>
+              <w:spacing w:after="0" w:line="240"/>
+            </w:pPr>
+            <w:r>
+              <w:rPr>
+                <w:b w:val="false"/>
+                <w:bCs w:val="false"/>
+                <w:sz w:val="18"/>
+                <w:szCs w:val="18"/>
+              </w:rPr>
+              <w:t xml:space="preserve">0.08 (0.05–0.16)</w:t>
+            </w:r>
+          </w:p>
+        </w:tc>
+        <w:tc>
+          <w:tcPr>
+            <w:tcW w:type="dxa" w:w="3009"/>
+            <w:tcMar>
+              <w:top w:type="dxa" w:w="60"/>
+              <w:left w:type="dxa" w:w="80"/>
+              <w:bottom w:type="dxa" w:w="60"/>
+              <w:right w:type="dxa" w:w="80"/>
+            </w:tcMar>
+          </w:tcPr>
+          <w:p>
+            <w:pPr>
+              <w:spacing w:after="0" w:line="240"/>
+            </w:pPr>
+            <w:r>
+              <w:rPr>
+                <w:b w:val="false"/>
+                <w:bCs w:val="false"/>
+                <w:sz w:val="18"/>
+                <w:szCs w:val="18"/>
+              </w:rPr>
+              <w:t xml:space="preserve">2.9 (1.9–6.1)</w:t>
+            </w:r>
+          </w:p>
+        </w:tc>
+      </w:tr>
+      <w:tr>
+        <w:trPr>
+          <w:tblHeader w:val="false"/>
+        </w:trPr>
+        <w:tc>
+          <w:tcPr>
+            <w:tcW w:type="dxa" w:w="3008"/>
+            <w:tcMar>
+              <w:top w:type="dxa" w:w="60"/>
+              <w:left w:type="dxa" w:w="80"/>
+              <w:bottom w:type="dxa" w:w="60"/>
+              <w:right w:type="dxa" w:w="80"/>
+            </w:tcMar>
+          </w:tcPr>
+          <w:p>
+            <w:pPr>
+              <w:spacing w:after="0" w:line="240"/>
+            </w:pPr>
+            <w:r>
+              <w:rPr>
+                <w:b w:val="false"/>
+                <w:bCs w:val="false"/>
+                <w:sz w:val="18"/>
+                <w:szCs w:val="18"/>
+              </w:rPr>
+              <w:t xml:space="preserve">Greenhouse gas, kg CO2e per care episode</w:t>
+            </w:r>
+          </w:p>
+        </w:tc>
+        <w:tc>
+          <w:tcPr>
+            <w:tcW w:type="dxa" w:w="3009"/>
+            <w:tcMar>
+              <w:top w:type="dxa" w:w="60"/>
+              <w:left w:type="dxa" w:w="80"/>
+              <w:bottom w:type="dxa" w:w="60"/>
+              <w:right w:type="dxa" w:w="80"/>
+            </w:tcMar>
+          </w:tcPr>
+          <w:p>
+            <w:pPr>
+              <w:spacing w:after="0" w:line="240"/>
+            </w:pPr>
+            <w:r>
+              <w:rPr>
+                <w:b w:val="false"/>
+                <w:bCs w:val="false"/>
+                <w:sz w:val="18"/>
+                <w:szCs w:val="18"/>
+              </w:rPr>
+              <w:t xml:space="preserve">0.04</w:t>
+            </w:r>
+          </w:p>
+        </w:tc>
+        <w:tc>
+          <w:tcPr>
+            <w:tcW w:type="dxa" w:w="3009"/>
+            <w:tcMar>
+              <w:top w:type="dxa" w:w="60"/>
+              <w:left w:type="dxa" w:w="80"/>
+              <w:bottom w:type="dxa" w:w="60"/>
+              <w:right w:type="dxa" w:w="80"/>
+            </w:tcMar>
+          </w:tcPr>
+          <w:p>
+            <w:pPr>
+              <w:spacing w:after="0" w:line="240"/>
+            </w:pPr>
+            <w:r>
+              <w:rPr>
+                <w:b w:val="false"/>
+                <w:bCs w:val="false"/>
+                <w:sz w:val="18"/>
+                <w:szCs w:val="18"/>
+              </w:rPr>
+              <w:t xml:space="preserve">0.04</w:t>
+            </w:r>
+          </w:p>
+        </w:tc>
+      </w:tr>
+      <w:tr>
+        <w:trPr>
+          <w:tblHeader w:val="false"/>
+        </w:trPr>
+        <w:tc>
+          <w:tcPr>
+            <w:tcW w:type="dxa" w:w="3008"/>
+            <w:tcMar>
+              <w:top w:type="dxa" w:w="60"/>
+              <w:left w:type="dxa" w:w="80"/>
+              <w:bottom w:type="dxa" w:w="60"/>
+              <w:right w:type="dxa" w:w="80"/>
+            </w:tcMar>
+          </w:tcPr>
+          <w:p>
+            <w:pPr>
+              <w:spacing w:after="0" w:line="240"/>
+            </w:pPr>
+            <w:r>
+              <w:rPr>
+                <w:b w:val="false"/>
+                <w:bCs w:val="false"/>
+                <w:sz w:val="18"/>
+                <w:szCs w:val="18"/>
+              </w:rPr>
+              <w:t xml:space="preserve">Water, m³ per year</w:t>
+            </w:r>
+          </w:p>
+        </w:tc>
+        <w:tc>
+          <w:tcPr>
+            <w:tcW w:type="dxa" w:w="3009"/>
+            <w:tcMar>
+              <w:top w:type="dxa" w:w="60"/>
+              <w:left w:type="dxa" w:w="80"/>
+              <w:bottom w:type="dxa" w:w="60"/>
+              <w:right w:type="dxa" w:w="80"/>
+            </w:tcMar>
+          </w:tcPr>
+          <w:p>
+            <w:pPr>
+              <w:spacing w:after="0" w:line="240"/>
+            </w:pPr>
+            <w:r>
+              <w:rPr>
+                <w:b w:val="false"/>
+                <w:bCs w:val="false"/>
+                <w:sz w:val="18"/>
+                <w:szCs w:val="18"/>
+              </w:rPr>
+              <w:t xml:space="preserve">116 (24–208)</w:t>
+            </w:r>
+          </w:p>
+        </w:tc>
+        <w:tc>
+          <w:tcPr>
+            <w:tcW w:type="dxa" w:w="3009"/>
+            <w:tcMar>
+              <w:top w:type="dxa" w:w="60"/>
+              <w:left w:type="dxa" w:w="80"/>
+              <w:bottom w:type="dxa" w:w="60"/>
+              <w:right w:type="dxa" w:w="80"/>
+            </w:tcMar>
+          </w:tcPr>
+          <w:p>
+            <w:pPr>
+              <w:spacing w:after="0" w:line="240"/>
+            </w:pPr>
+            <w:r>
+              <w:rPr>
+                <w:b w:val="false"/>
+                <w:bCs w:val="false"/>
+                <w:sz w:val="18"/>
+                <w:szCs w:val="18"/>
+              </w:rPr>
+              <w:t xml:space="preserve">4,486 (928–8,043)</w:t>
+            </w:r>
+          </w:p>
+        </w:tc>
+      </w:tr>
+      <w:tr>
+        <w:trPr>
+          <w:tblHeader w:val="false"/>
+        </w:trPr>
+        <w:tc>
+          <w:tcPr>
+            <w:tcW w:type="dxa" w:w="3008"/>
+            <w:tcMar>
+              <w:top w:type="dxa" w:w="60"/>
+              <w:left w:type="dxa" w:w="80"/>
+              <w:bottom w:type="dxa" w:w="60"/>
+              <w:right w:type="dxa" w:w="80"/>
+            </w:tcMar>
+          </w:tcPr>
+          <w:p>
+            <w:pPr>
+              <w:spacing w:after="0" w:line="240"/>
+            </w:pPr>
+            <w:r>
+              <w:rPr>
+                <w:b w:val="false"/>
+                <w:bCs w:val="false"/>
+                <w:sz w:val="18"/>
+                <w:szCs w:val="18"/>
+              </w:rPr>
+              <w:t xml:space="preserve">Water, litres per care episode</w:t>
+            </w:r>
+          </w:p>
+        </w:tc>
+        <w:tc>
+          <w:tcPr>
+            <w:tcW w:type="dxa" w:w="3009"/>
+            <w:tcMar>
+              <w:top w:type="dxa" w:w="60"/>
+              <w:left w:type="dxa" w:w="80"/>
+              <w:bottom w:type="dxa" w:w="60"/>
+              <w:right w:type="dxa" w:w="80"/>
+            </w:tcMar>
+          </w:tcPr>
+          <w:p>
+            <w:pPr>
+              <w:spacing w:after="0" w:line="240"/>
+            </w:pPr>
+            <w:r>
+              <w:rPr>
+                <w:b w:val="false"/>
+                <w:bCs w:val="false"/>
+                <w:sz w:val="18"/>
+                <w:szCs w:val="18"/>
+              </w:rPr>
+              <w:t xml:space="preserve">58</w:t>
+            </w:r>
+          </w:p>
+        </w:tc>
+        <w:tc>
+          <w:tcPr>
+            <w:tcW w:type="dxa" w:w="3009"/>
+            <w:tcMar>
+              <w:top w:type="dxa" w:w="60"/>
+              <w:left w:type="dxa" w:w="80"/>
+              <w:bottom w:type="dxa" w:w="60"/>
+              <w:right w:type="dxa" w:w="80"/>
+            </w:tcMar>
+          </w:tcPr>
+          <w:p>
+            <w:pPr>
+              <w:spacing w:after="0" w:line="240"/>
+            </w:pPr>
+            <w:r>
+              <w:rPr>
+                <w:b w:val="false"/>
+                <w:bCs w:val="false"/>
+                <w:sz w:val="18"/>
+                <w:szCs w:val="18"/>
+              </w:rPr>
+              <w:t xml:space="preserve">58</w:t>
             </w:r>
           </w:p>
         </w:tc>

--- a/manuscripts/obstetric-paper-burden/BMJ-HCI-supplementary.docx
+++ b/manuscripts/obstetric-paper-burden/BMJ-HCI-supplementary.docx
@@ -44,7 +44,2135 @@
           <w:sz w:val="24"/>
           <w:szCs w:val="24"/>
         </w:rPr>
+        <w:t xml:space="preserve">SUPPLEMENTARY METHODS</w:t>
+      </w:r>
+    </w:p>
+    <w:p>
+      <w:pPr>
+        <w:pStyle w:val="Heading2"/>
+        <w:spacing w:after="140" w:before="280"/>
+      </w:pPr>
+      <w:r>
+        <w:rPr>
+          <w:b/>
+          <w:bCs/>
+          <w:sz w:val="22"/>
+          <w:szCs w:val="22"/>
+        </w:rPr>
+        <w:t xml:space="preserve">Derivation of physical quantities</w:t>
+      </w:r>
+    </w:p>
+    <w:p>
+      <w:pPr>
+        <w:spacing w:after="160" w:line="320"/>
+      </w:pPr>
+      <w:r>
+        <w:t xml:space="preserve">Each recorded page is one printed A4 side. Sheets are derived from pages by scenario: single-sided printing gives one sheet per page, double-sided gives the page count halved and rounded up, and the antenatal booklet is treated as double-sided in every scenario because it is purchased pre-printed. Mass follows from A4 area and grammage at 4.99 g per sheet. Shelf length follows from a filed-record density of 10,000 sheets per linear metre, which allows for folders and covers, and archive floor area from 5.5 linear metres of shelving per m² inclusive of an aisle allowance. The last two are conventions rather than measurements and are the two largest sources of uncertainty in the headline capital figure.</w:t>
+      </w:r>
+    </w:p>
+    <w:p>
+      <w:pPr>
+        <w:pStyle w:val="Heading2"/>
+        <w:spacing w:after="140" w:before="280"/>
+      </w:pPr>
+      <w:r>
+        <w:rPr>
+          <w:b/>
+          <w:bCs/>
+          <w:sz w:val="22"/>
+          <w:szCs w:val="22"/>
+        </w:rPr>
+        <w:t xml:space="preserve">Retention and the steady-state archive</w:t>
+      </w:r>
+    </w:p>
+    <w:p>
+      <w:pPr>
+        <w:spacing w:after="160" w:line="320"/>
+      </w:pPr>
+      <w:r>
+        <w:t xml:space="preserve">Documents were assigned statutory retention periods by type: 30 years for outpatient antenatal documentation and 50 years for inpatient ward and delivery documentation. At steady state — constant annual volume, each cohort discarded on expiry — the archive holds, for each document type, its annual page volume multiplied by its retention period. This steady-state stock, not the annual flow, determines the floor area a health system must own, and it is what the reported property value prices.</w:t>
+      </w:r>
+    </w:p>
+    <w:p>
+      <w:pPr>
+        <w:pStyle w:val="Heading2"/>
+        <w:spacing w:after="140" w:before="280"/>
+      </w:pPr>
+      <w:r>
+        <w:rPr>
+          <w:b/>
+          <w:bCs/>
+          <w:sz w:val="22"/>
+          <w:szCs w:val="22"/>
+        </w:rPr>
+        <w:t xml:space="preserve">The four quantities</w:t>
+      </w:r>
+    </w:p>
+    <w:p>
+      <w:pPr>
+        <w:spacing w:after="160" w:line="320"/>
+      </w:pPr>
+      <w:r>
+        <w:t xml:space="preserve">Printing is charged per printed page, paper per physical sheet, storage per archived sheet, and handling per document. These diverge under duplex printing, which halves sheets but leaves pages and documents unchanged, and under electronic result delivery, which reduces all four. Conflating them is the commonest way a paper-reduction business case reaches the wrong conclusion, and it is why duplex printing appears attractive on paper cost and is in fact an archive intervention.</w:t>
+      </w:r>
+    </w:p>
+    <w:p>
+      <w:pPr>
+        <w:pStyle w:val="Heading2"/>
+        <w:spacing w:after="140" w:before="280"/>
+      </w:pPr>
+      <w:r>
+        <w:rPr>
+          <w:b/>
+          <w:bCs/>
+          <w:sz w:val="22"/>
+          <w:szCs w:val="22"/>
+        </w:rPr>
+        <w:t xml:space="preserve">Handling time</w:t>
+      </w:r>
+    </w:p>
+    <w:p>
+      <w:pPr>
+        <w:spacing w:after="160" w:line="320"/>
+      </w:pPr>
+      <w:r>
+        <w:t xml:space="preserve">One document is counted for each referral and each diagnostic report, irrespective of page count: a referral is one document, a paired report is one document per referral, and ultrasound reports are counted at one page per report. Ward and delivery documentation are excluded, being written during care rather than printed on demand. Time is reported in hours and full-time equivalents and is deliberately not monetised, for the reasons given in the main text.</w:t>
+      </w:r>
+    </w:p>
+    <w:p>
+      <w:pPr>
+        <w:pStyle w:val="Heading2"/>
+        <w:spacing w:after="140" w:before="280"/>
+      </w:pPr>
+      <w:r>
+        <w:rPr>
+          <w:b/>
+          <w:bCs/>
+          <w:sz w:val="22"/>
+          <w:szCs w:val="22"/>
+        </w:rPr>
+        <w:t xml:space="preserve">Environmental conversion</w:t>
+      </w:r>
+    </w:p>
+    <w:p>
+      <w:pPr>
+        <w:spacing w:after="160" w:line="320"/>
+      </w:pPr>
+      <w:r>
+        <w:t xml:space="preserve">Greenhouse-gas emissions use a cradle-to-gate factor of 950 kg CO2e per tonne of paper, the production-weighted mean of a systematic review and meta-analysis of 45 paper-making life-cycle assessments, with sensitivity across the grade-level spread observed in 252 mills. Water uses the published consumptive (green plus blue) range of 300 to 2600 m³ per tonne for printing and writing paper, accounting for current recovery rates; the source publishes no central value, so its midpoint is used as the point estimate and the full range is carried through every reported figure. Both exclude printing energy, transport, decades of archive conditioning and end-of-life destruction; grey water is excluded. Neither constitutes a life-cycle assessment.</w:t>
+      </w:r>
+    </w:p>
+    <w:p>
+      <w:pPr>
+        <w:pStyle w:val="Heading2"/>
+        <w:spacing w:after="140" w:before="280"/>
+      </w:pPr>
+      <w:r>
+        <w:rPr>
+          <w:b/>
+          <w:bCs/>
+          <w:sz w:val="22"/>
+          <w:szCs w:val="22"/>
+        </w:rPr>
+        <w:t xml:space="preserve">Statistical and computational methods</w:t>
+      </w:r>
+    </w:p>
+    <w:p>
+      <w:pPr>
+        <w:spacing w:after="160" w:line="320"/>
+      </w:pPr>
+      <w:r>
+        <w:t xml:space="preserve">Confidence intervals for the mean are from Student's </w:t>
+      </w:r>
+      <w:r>
+        <w:rPr>
+          <w:i/>
+          <w:iCs/>
+        </w:rPr>
+        <w:t xml:space="preserve">t</w:t>
+      </w:r>
+      <w:r>
+        <w:t xml:space="preserve"> and were corroborated by a 10,000-replicate non-parametric bootstrap with a fixed seed. Scenario outputs are deterministic functions of the observed sample mean and the parameters in supplementary table S1, so uncertainty is expressed as one-way sensitivity analysis rather than probabilistic simulation. Analyses were performed in Python 3. The analysis script and the parameter file are provided; substituting a local unit price and re-running regenerates every table and figure in this paper.</w:t>
+      </w:r>
+    </w:p>
+    <w:p>
+      <w:pPr>
+        <w:pBdr>
+          <w:bottom w:val="single" w:color="CCCCCC" w:sz="6"/>
+        </w:pBdr>
+        <w:spacing w:after="200" w:before="200"/>
+      </w:pPr>
+    </w:p>
+    <w:p>
+      <w:pPr>
+        <w:pStyle w:val="Heading1"/>
+        <w:spacing w:after="200" w:before="400"/>
+      </w:pPr>
+      <w:r>
+        <w:rPr>
+          <w:b/>
+          <w:bCs/>
+          <w:sz w:val="24"/>
+          <w:szCs w:val="24"/>
+        </w:rPr>
         <w:t xml:space="preserve">SUPPLEMENTARY TABLE S1</w:t>
+      </w:r>
+    </w:p>
+    <w:p>
+      <w:pPr>
+        <w:spacing w:after="160" w:line="320"/>
+      </w:pPr>
+      <w:r>
+        <w:t xml:space="preserve">Model parameters, base-case values, sensitivity ranges and sources.</w:t>
+      </w:r>
+    </w:p>
+    <w:tbl>
+      <w:tblPr>
+        <w:tblW w:type="dxa" w:w="9026"/>
+        <w:tblBorders>
+          <w:top w:val="single" w:color="auto" w:sz="4"/>
+          <w:left w:val="single" w:color="auto" w:sz="4"/>
+          <w:bottom w:val="single" w:color="auto" w:sz="4"/>
+          <w:right w:val="single" w:color="auto" w:sz="4"/>
+          <w:insideH w:val="single" w:color="auto" w:sz="4"/>
+          <w:insideV w:val="single" w:color="auto" w:sz="4"/>
+        </w:tblBorders>
+      </w:tblPr>
+      <w:tblGrid>
+        <w:gridCol w:w="2256"/>
+        <w:gridCol w:w="2256"/>
+        <w:gridCol w:w="2256"/>
+        <w:gridCol w:w="2258"/>
+      </w:tblGrid>
+      <w:tr>
+        <w:trPr>
+          <w:tblHeader/>
+        </w:trPr>
+        <w:tc>
+          <w:tcPr>
+            <w:tcW w:type="dxa" w:w="2256"/>
+            <w:shd w:fill="F2F2F2" w:val="clear"/>
+            <w:tcMar>
+              <w:top w:type="dxa" w:w="60"/>
+              <w:left w:type="dxa" w:w="80"/>
+              <w:bottom w:type="dxa" w:w="60"/>
+              <w:right w:type="dxa" w:w="80"/>
+            </w:tcMar>
+          </w:tcPr>
+          <w:p>
+            <w:pPr>
+              <w:spacing w:after="0" w:line="240"/>
+            </w:pPr>
+            <w:r>
+              <w:rPr>
+                <w:b/>
+                <w:bCs/>
+                <w:sz w:val="18"/>
+                <w:szCs w:val="18"/>
+              </w:rPr>
+              <w:t xml:space="preserve">Parameter</w:t>
+            </w:r>
+          </w:p>
+        </w:tc>
+        <w:tc>
+          <w:tcPr>
+            <w:tcW w:type="dxa" w:w="2256"/>
+            <w:shd w:fill="F2F2F2" w:val="clear"/>
+            <w:tcMar>
+              <w:top w:type="dxa" w:w="60"/>
+              <w:left w:type="dxa" w:w="80"/>
+              <w:bottom w:type="dxa" w:w="60"/>
+              <w:right w:type="dxa" w:w="80"/>
+            </w:tcMar>
+          </w:tcPr>
+          <w:p>
+            <w:pPr>
+              <w:spacing w:after="0" w:line="240"/>
+            </w:pPr>
+            <w:r>
+              <w:rPr>
+                <w:b/>
+                <w:bCs/>
+                <w:sz w:val="18"/>
+                <w:szCs w:val="18"/>
+              </w:rPr>
+              <w:t xml:space="preserve">Base case</w:t>
+            </w:r>
+          </w:p>
+        </w:tc>
+        <w:tc>
+          <w:tcPr>
+            <w:tcW w:type="dxa" w:w="2256"/>
+            <w:shd w:fill="F2F2F2" w:val="clear"/>
+            <w:tcMar>
+              <w:top w:type="dxa" w:w="60"/>
+              <w:left w:type="dxa" w:w="80"/>
+              <w:bottom w:type="dxa" w:w="60"/>
+              <w:right w:type="dxa" w:w="80"/>
+            </w:tcMar>
+          </w:tcPr>
+          <w:p>
+            <w:pPr>
+              <w:spacing w:after="0" w:line="240"/>
+            </w:pPr>
+            <w:r>
+              <w:rPr>
+                <w:b/>
+                <w:bCs/>
+                <w:sz w:val="18"/>
+                <w:szCs w:val="18"/>
+              </w:rPr>
+              <w:t xml:space="preserve">Sensitivity range</w:t>
+            </w:r>
+          </w:p>
+        </w:tc>
+        <w:tc>
+          <w:tcPr>
+            <w:tcW w:type="dxa" w:w="2258"/>
+            <w:shd w:fill="F2F2F2" w:val="clear"/>
+            <w:tcMar>
+              <w:top w:type="dxa" w:w="60"/>
+              <w:left w:type="dxa" w:w="80"/>
+              <w:bottom w:type="dxa" w:w="60"/>
+              <w:right w:type="dxa" w:w="80"/>
+            </w:tcMar>
+          </w:tcPr>
+          <w:p>
+            <w:pPr>
+              <w:spacing w:after="0" w:line="240"/>
+            </w:pPr>
+            <w:r>
+              <w:rPr>
+                <w:b/>
+                <w:bCs/>
+                <w:sz w:val="18"/>
+                <w:szCs w:val="18"/>
+              </w:rPr>
+              <w:t xml:space="preserve">Source</w:t>
+            </w:r>
+          </w:p>
+        </w:tc>
+      </w:tr>
+      <w:tr>
+        <w:trPr>
+          <w:tblHeader w:val="false"/>
+        </w:trPr>
+        <w:tc>
+          <w:tcPr>
+            <w:tcW w:type="dxa" w:w="2256"/>
+            <w:tcMar>
+              <w:top w:type="dxa" w:w="60"/>
+              <w:left w:type="dxa" w:w="80"/>
+              <w:bottom w:type="dxa" w:w="60"/>
+              <w:right w:type="dxa" w:w="80"/>
+            </w:tcMar>
+          </w:tcPr>
+          <w:p>
+            <w:pPr>
+              <w:spacing w:after="0" w:line="240"/>
+            </w:pPr>
+            <w:r>
+              <w:rPr>
+                <w:b w:val="false"/>
+                <w:bCs w:val="false"/>
+                <w:sz w:val="18"/>
+                <w:szCs w:val="18"/>
+              </w:rPr>
+              <w:t xml:space="preserve">Paper, HUF per 500-sheet ream (net)</w:t>
+            </w:r>
+          </w:p>
+        </w:tc>
+        <w:tc>
+          <w:tcPr>
+            <w:tcW w:type="dxa" w:w="2256"/>
+            <w:tcMar>
+              <w:top w:type="dxa" w:w="60"/>
+              <w:left w:type="dxa" w:w="80"/>
+              <w:bottom w:type="dxa" w:w="60"/>
+              <w:right w:type="dxa" w:w="80"/>
+            </w:tcMar>
+          </w:tcPr>
+          <w:p>
+            <w:pPr>
+              <w:spacing w:after="0" w:line="240"/>
+            </w:pPr>
+            <w:r>
+              <w:rPr>
+                <w:b w:val="false"/>
+                <w:bCs w:val="false"/>
+                <w:sz w:val="18"/>
+                <w:szCs w:val="18"/>
+              </w:rPr>
+              <w:t xml:space="preserve">1,445</w:t>
+            </w:r>
+          </w:p>
+        </w:tc>
+        <w:tc>
+          <w:tcPr>
+            <w:tcW w:type="dxa" w:w="2256"/>
+            <w:tcMar>
+              <w:top w:type="dxa" w:w="60"/>
+              <w:left w:type="dxa" w:w="80"/>
+              <w:bottom w:type="dxa" w:w="60"/>
+              <w:right w:type="dxa" w:w="80"/>
+            </w:tcMar>
+          </w:tcPr>
+          <w:p>
+            <w:pPr>
+              <w:spacing w:after="0" w:line="240"/>
+            </w:pPr>
+            <w:r>
+              <w:rPr>
+                <w:b w:val="false"/>
+                <w:bCs w:val="false"/>
+                <w:sz w:val="18"/>
+                <w:szCs w:val="18"/>
+              </w:rPr>
+              <w:t xml:space="preserve">1,430 to 1,460</w:t>
+            </w:r>
+          </w:p>
+        </w:tc>
+        <w:tc>
+          <w:tcPr>
+            <w:tcW w:type="dxa" w:w="2258"/>
+            <w:tcMar>
+              <w:top w:type="dxa" w:w="60"/>
+              <w:left w:type="dxa" w:w="80"/>
+              <w:bottom w:type="dxa" w:w="60"/>
+              <w:right w:type="dxa" w:w="80"/>
+            </w:tcMar>
+          </w:tcPr>
+          <w:p>
+            <w:pPr>
+              <w:spacing w:after="0" w:line="240"/>
+            </w:pPr>
+            <w:r>
+              <w:rPr>
+                <w:b w:val="false"/>
+                <w:bCs w:val="false"/>
+                <w:sz w:val="18"/>
+                <w:szCs w:val="18"/>
+              </w:rPr>
+              <w:t xml:space="preserve">KEF centralised public procurement framework</w:t>
+            </w:r>
+          </w:p>
+        </w:tc>
+      </w:tr>
+      <w:tr>
+        <w:trPr>
+          <w:tblHeader w:val="false"/>
+        </w:trPr>
+        <w:tc>
+          <w:tcPr>
+            <w:tcW w:type="dxa" w:w="2256"/>
+            <w:tcMar>
+              <w:top w:type="dxa" w:w="60"/>
+              <w:left w:type="dxa" w:w="80"/>
+              <w:bottom w:type="dxa" w:w="60"/>
+              <w:right w:type="dxa" w:w="80"/>
+            </w:tcMar>
+          </w:tcPr>
+          <w:p>
+            <w:pPr>
+              <w:spacing w:after="0" w:line="240"/>
+            </w:pPr>
+            <w:r>
+              <w:rPr>
+                <w:b w:val="false"/>
+                <w:bCs w:val="false"/>
+                <w:sz w:val="18"/>
+                <w:szCs w:val="18"/>
+              </w:rPr>
+              <w:t xml:space="preserve">Printing, HUF per printed page</w:t>
+            </w:r>
+          </w:p>
+        </w:tc>
+        <w:tc>
+          <w:tcPr>
+            <w:tcW w:type="dxa" w:w="2256"/>
+            <w:tcMar>
+              <w:top w:type="dxa" w:w="60"/>
+              <w:left w:type="dxa" w:w="80"/>
+              <w:bottom w:type="dxa" w:w="60"/>
+              <w:right w:type="dxa" w:w="80"/>
+            </w:tcMar>
+          </w:tcPr>
+          <w:p>
+            <w:pPr>
+              <w:spacing w:after="0" w:line="240"/>
+            </w:pPr>
+            <w:r>
+              <w:rPr>
+                <w:b w:val="false"/>
+                <w:bCs w:val="false"/>
+                <w:sz w:val="18"/>
+                <w:szCs w:val="18"/>
+              </w:rPr>
+              <w:t xml:space="preserve">7</w:t>
+            </w:r>
+          </w:p>
+        </w:tc>
+        <w:tc>
+          <w:tcPr>
+            <w:tcW w:type="dxa" w:w="2256"/>
+            <w:tcMar>
+              <w:top w:type="dxa" w:w="60"/>
+              <w:left w:type="dxa" w:w="80"/>
+              <w:bottom w:type="dxa" w:w="60"/>
+              <w:right w:type="dxa" w:w="80"/>
+            </w:tcMar>
+          </w:tcPr>
+          <w:p>
+            <w:pPr>
+              <w:spacing w:after="0" w:line="240"/>
+            </w:pPr>
+            <w:r>
+              <w:rPr>
+                <w:b w:val="false"/>
+                <w:bCs w:val="false"/>
+                <w:sz w:val="18"/>
+                <w:szCs w:val="18"/>
+              </w:rPr>
+              <w:t xml:space="preserve">5 to 10</w:t>
+            </w:r>
+          </w:p>
+        </w:tc>
+        <w:tc>
+          <w:tcPr>
+            <w:tcW w:type="dxa" w:w="2258"/>
+            <w:tcMar>
+              <w:top w:type="dxa" w:w="60"/>
+              <w:left w:type="dxa" w:w="80"/>
+              <w:bottom w:type="dxa" w:w="60"/>
+              <w:right w:type="dxa" w:w="80"/>
+            </w:tcMar>
+          </w:tcPr>
+          <w:p>
+            <w:pPr>
+              <w:spacing w:after="0" w:line="240"/>
+            </w:pPr>
+            <w:r>
+              <w:rPr>
+                <w:b w:val="false"/>
+                <w:bCs w:val="false"/>
+                <w:sz w:val="18"/>
+                <w:szCs w:val="18"/>
+              </w:rPr>
+              <w:t xml:space="preserve">Author-supplied; prevailing Hungarian cost-per-page charge</w:t>
+            </w:r>
+          </w:p>
+        </w:tc>
+      </w:tr>
+      <w:tr>
+        <w:trPr>
+          <w:tblHeader w:val="false"/>
+        </w:trPr>
+        <w:tc>
+          <w:tcPr>
+            <w:tcW w:type="dxa" w:w="2256"/>
+            <w:tcMar>
+              <w:top w:type="dxa" w:w="60"/>
+              <w:left w:type="dxa" w:w="80"/>
+              <w:bottom w:type="dxa" w:w="60"/>
+              <w:right w:type="dxa" w:w="80"/>
+            </w:tcMar>
+          </w:tcPr>
+          <w:p>
+            <w:pPr>
+              <w:spacing w:after="0" w:line="240"/>
+            </w:pPr>
+            <w:r>
+              <w:rPr>
+                <w:b w:val="false"/>
+                <w:bCs w:val="false"/>
+                <w:sz w:val="18"/>
+                <w:szCs w:val="18"/>
+              </w:rPr>
+              <w:t xml:space="preserve">Antenatal booklet, HUF each</w:t>
+            </w:r>
+          </w:p>
+        </w:tc>
+        <w:tc>
+          <w:tcPr>
+            <w:tcW w:type="dxa" w:w="2256"/>
+            <w:tcMar>
+              <w:top w:type="dxa" w:w="60"/>
+              <w:left w:type="dxa" w:w="80"/>
+              <w:bottom w:type="dxa" w:w="60"/>
+              <w:right w:type="dxa" w:w="80"/>
+            </w:tcMar>
+          </w:tcPr>
+          <w:p>
+            <w:pPr>
+              <w:spacing w:after="0" w:line="240"/>
+            </w:pPr>
+            <w:r>
+              <w:rPr>
+                <w:b w:val="false"/>
+                <w:bCs w:val="false"/>
+                <w:sz w:val="18"/>
+                <w:szCs w:val="18"/>
+              </w:rPr>
+              <w:t xml:space="preserve">70</w:t>
+            </w:r>
+          </w:p>
+        </w:tc>
+        <w:tc>
+          <w:tcPr>
+            <w:tcW w:type="dxa" w:w="2256"/>
+            <w:tcMar>
+              <w:top w:type="dxa" w:w="60"/>
+              <w:left w:type="dxa" w:w="80"/>
+              <w:bottom w:type="dxa" w:w="60"/>
+              <w:right w:type="dxa" w:w="80"/>
+            </w:tcMar>
+          </w:tcPr>
+          <w:p>
+            <w:pPr>
+              <w:spacing w:after="0" w:line="240"/>
+            </w:pPr>
+            <w:r>
+              <w:rPr>
+                <w:b w:val="false"/>
+                <w:bCs w:val="false"/>
+                <w:sz w:val="18"/>
+                <w:szCs w:val="18"/>
+              </w:rPr>
+              <w:t xml:space="preserve">—</w:t>
+            </w:r>
+          </w:p>
+        </w:tc>
+        <w:tc>
+          <w:tcPr>
+            <w:tcW w:type="dxa" w:w="2258"/>
+            <w:tcMar>
+              <w:top w:type="dxa" w:w="60"/>
+              <w:left w:type="dxa" w:w="80"/>
+              <w:bottom w:type="dxa" w:w="60"/>
+              <w:right w:type="dxa" w:w="80"/>
+            </w:tcMar>
+          </w:tcPr>
+          <w:p>
+            <w:pPr>
+              <w:spacing w:after="0" w:line="240"/>
+            </w:pPr>
+            <w:r>
+              <w:rPr>
+                <w:b w:val="false"/>
+                <w:bCs w:val="false"/>
+                <w:sz w:val="18"/>
+                <w:szCs w:val="18"/>
+              </w:rPr>
+              <w:t xml:space="preserve">Author-supplied purchase price</w:t>
+            </w:r>
+          </w:p>
+        </w:tc>
+      </w:tr>
+      <w:tr>
+        <w:trPr>
+          <w:tblHeader w:val="false"/>
+        </w:trPr>
+        <w:tc>
+          <w:tcPr>
+            <w:tcW w:type="dxa" w:w="2256"/>
+            <w:tcMar>
+              <w:top w:type="dxa" w:w="60"/>
+              <w:left w:type="dxa" w:w="80"/>
+              <w:bottom w:type="dxa" w:w="60"/>
+              <w:right w:type="dxa" w:w="80"/>
+            </w:tcMar>
+          </w:tcPr>
+          <w:p>
+            <w:pPr>
+              <w:spacing w:after="0" w:line="240"/>
+            </w:pPr>
+            <w:r>
+              <w:rPr>
+                <w:b w:val="false"/>
+                <w:bCs w:val="false"/>
+                <w:sz w:val="18"/>
+                <w:szCs w:val="18"/>
+              </w:rPr>
+              <w:t xml:space="preserve">Archive floor, HUF per m²</w:t>
+            </w:r>
+          </w:p>
+        </w:tc>
+        <w:tc>
+          <w:tcPr>
+            <w:tcW w:type="dxa" w:w="2256"/>
+            <w:tcMar>
+              <w:top w:type="dxa" w:w="60"/>
+              <w:left w:type="dxa" w:w="80"/>
+              <w:bottom w:type="dxa" w:w="60"/>
+              <w:right w:type="dxa" w:w="80"/>
+            </w:tcMar>
+          </w:tcPr>
+          <w:p>
+            <w:pPr>
+              <w:spacing w:after="0" w:line="240"/>
+            </w:pPr>
+            <w:r>
+              <w:rPr>
+                <w:b w:val="false"/>
+                <w:bCs w:val="false"/>
+                <w:sz w:val="18"/>
+                <w:szCs w:val="18"/>
+              </w:rPr>
+              <w:t xml:space="preserve">1,560,000</w:t>
+            </w:r>
+          </w:p>
+        </w:tc>
+        <w:tc>
+          <w:tcPr>
+            <w:tcW w:type="dxa" w:w="2256"/>
+            <w:tcMar>
+              <w:top w:type="dxa" w:w="60"/>
+              <w:left w:type="dxa" w:w="80"/>
+              <w:bottom w:type="dxa" w:w="60"/>
+              <w:right w:type="dxa" w:w="80"/>
+            </w:tcMar>
+          </w:tcPr>
+          <w:p>
+            <w:pPr>
+              <w:spacing w:after="0" w:line="240"/>
+            </w:pPr>
+            <w:r>
+              <w:rPr>
+                <w:b w:val="false"/>
+                <w:bCs w:val="false"/>
+                <w:sz w:val="18"/>
+                <w:szCs w:val="18"/>
+              </w:rPr>
+              <w:t xml:space="preserve">1,200,000 to 1,900,000</w:t>
+            </w:r>
+          </w:p>
+        </w:tc>
+        <w:tc>
+          <w:tcPr>
+            <w:tcW w:type="dxa" w:w="2258"/>
+            <w:tcMar>
+              <w:top w:type="dxa" w:w="60"/>
+              <w:left w:type="dxa" w:w="80"/>
+              <w:bottom w:type="dxa" w:w="60"/>
+              <w:right w:type="dxa" w:w="80"/>
+            </w:tcMar>
+          </w:tcPr>
+          <w:p>
+            <w:pPr>
+              <w:spacing w:after="0" w:line="240"/>
+            </w:pPr>
+            <w:r>
+              <w:rPr>
+                <w:b w:val="false"/>
+                <w:bCs w:val="false"/>
+                <w:sz w:val="18"/>
+                <w:szCs w:val="18"/>
+              </w:rPr>
+              <w:t xml:space="preserve">NAV property valuation for the archive site</w:t>
+            </w:r>
+          </w:p>
+        </w:tc>
+      </w:tr>
+      <w:tr>
+        <w:trPr>
+          <w:tblHeader w:val="false"/>
+        </w:trPr>
+        <w:tc>
+          <w:tcPr>
+            <w:tcW w:type="dxa" w:w="2256"/>
+            <w:tcMar>
+              <w:top w:type="dxa" w:w="60"/>
+              <w:left w:type="dxa" w:w="80"/>
+              <w:bottom w:type="dxa" w:w="60"/>
+              <w:right w:type="dxa" w:w="80"/>
+            </w:tcMar>
+          </w:tcPr>
+          <w:p>
+            <w:pPr>
+              <w:spacing w:after="0" w:line="240"/>
+            </w:pPr>
+            <w:r>
+              <w:rPr>
+                <w:b w:val="false"/>
+                <w:bCs w:val="false"/>
+                <w:sz w:val="18"/>
+                <w:szCs w:val="18"/>
+              </w:rPr>
+              <w:t xml:space="preserve">VAT rate</w:t>
+            </w:r>
+          </w:p>
+        </w:tc>
+        <w:tc>
+          <w:tcPr>
+            <w:tcW w:type="dxa" w:w="2256"/>
+            <w:tcMar>
+              <w:top w:type="dxa" w:w="60"/>
+              <w:left w:type="dxa" w:w="80"/>
+              <w:bottom w:type="dxa" w:w="60"/>
+              <w:right w:type="dxa" w:w="80"/>
+            </w:tcMar>
+          </w:tcPr>
+          <w:p>
+            <w:pPr>
+              <w:spacing w:after="0" w:line="240"/>
+            </w:pPr>
+            <w:r>
+              <w:rPr>
+                <w:b w:val="false"/>
+                <w:bCs w:val="false"/>
+                <w:sz w:val="18"/>
+                <w:szCs w:val="18"/>
+              </w:rPr>
+              <w:t xml:space="preserve">27%</w:t>
+            </w:r>
+          </w:p>
+        </w:tc>
+        <w:tc>
+          <w:tcPr>
+            <w:tcW w:type="dxa" w:w="2256"/>
+            <w:tcMar>
+              <w:top w:type="dxa" w:w="60"/>
+              <w:left w:type="dxa" w:w="80"/>
+              <w:bottom w:type="dxa" w:w="60"/>
+              <w:right w:type="dxa" w:w="80"/>
+            </w:tcMar>
+          </w:tcPr>
+          <w:p>
+            <w:pPr>
+              <w:spacing w:after="0" w:line="240"/>
+            </w:pPr>
+            <w:r>
+              <w:rPr>
+                <w:b w:val="false"/>
+                <w:bCs w:val="false"/>
+                <w:sz w:val="18"/>
+                <w:szCs w:val="18"/>
+              </w:rPr>
+              <w:t xml:space="preserve">—</w:t>
+            </w:r>
+          </w:p>
+        </w:tc>
+        <w:tc>
+          <w:tcPr>
+            <w:tcW w:type="dxa" w:w="2258"/>
+            <w:tcMar>
+              <w:top w:type="dxa" w:w="60"/>
+              <w:left w:type="dxa" w:w="80"/>
+              <w:bottom w:type="dxa" w:w="60"/>
+              <w:right w:type="dxa" w:w="80"/>
+            </w:tcMar>
+          </w:tcPr>
+          <w:p>
+            <w:pPr>
+              <w:spacing w:after="0" w:line="240"/>
+            </w:pPr>
+            <w:r>
+              <w:rPr>
+                <w:b w:val="false"/>
+                <w:bCs w:val="false"/>
+                <w:sz w:val="18"/>
+                <w:szCs w:val="18"/>
+              </w:rPr>
+              <w:t xml:space="preserve">Hungarian standard rate</w:t>
+            </w:r>
+          </w:p>
+        </w:tc>
+      </w:tr>
+      <w:tr>
+        <w:trPr>
+          <w:tblHeader w:val="false"/>
+        </w:trPr>
+        <w:tc>
+          <w:tcPr>
+            <w:tcW w:type="dxa" w:w="2256"/>
+            <w:tcMar>
+              <w:top w:type="dxa" w:w="60"/>
+              <w:left w:type="dxa" w:w="80"/>
+              <w:bottom w:type="dxa" w:w="60"/>
+              <w:right w:type="dxa" w:w="80"/>
+            </w:tcMar>
+          </w:tcPr>
+          <w:p>
+            <w:pPr>
+              <w:spacing w:after="0" w:line="240"/>
+            </w:pPr>
+            <w:r>
+              <w:rPr>
+                <w:b w:val="false"/>
+                <w:bCs w:val="false"/>
+                <w:sz w:val="18"/>
+                <w:szCs w:val="18"/>
+              </w:rPr>
+              <w:t xml:space="preserve">Discount rate</w:t>
+            </w:r>
+          </w:p>
+        </w:tc>
+        <w:tc>
+          <w:tcPr>
+            <w:tcW w:type="dxa" w:w="2256"/>
+            <w:tcMar>
+              <w:top w:type="dxa" w:w="60"/>
+              <w:left w:type="dxa" w:w="80"/>
+              <w:bottom w:type="dxa" w:w="60"/>
+              <w:right w:type="dxa" w:w="80"/>
+            </w:tcMar>
+          </w:tcPr>
+          <w:p>
+            <w:pPr>
+              <w:spacing w:after="0" w:line="240"/>
+            </w:pPr>
+            <w:r>
+              <w:rPr>
+                <w:b w:val="false"/>
+                <w:bCs w:val="false"/>
+                <w:sz w:val="18"/>
+                <w:szCs w:val="18"/>
+              </w:rPr>
+              <w:t xml:space="preserve">3.7%</w:t>
+            </w:r>
+          </w:p>
+        </w:tc>
+        <w:tc>
+          <w:tcPr>
+            <w:tcW w:type="dxa" w:w="2256"/>
+            <w:tcMar>
+              <w:top w:type="dxa" w:w="60"/>
+              <w:left w:type="dxa" w:w="80"/>
+              <w:bottom w:type="dxa" w:w="60"/>
+              <w:right w:type="dxa" w:w="80"/>
+            </w:tcMar>
+          </w:tcPr>
+          <w:p>
+            <w:pPr>
+              <w:spacing w:after="0" w:line="240"/>
+            </w:pPr>
+            <w:r>
+              <w:rPr>
+                <w:b w:val="false"/>
+                <w:bCs w:val="false"/>
+                <w:sz w:val="18"/>
+                <w:szCs w:val="18"/>
+              </w:rPr>
+              <w:t xml:space="preserve">—</w:t>
+            </w:r>
+          </w:p>
+        </w:tc>
+        <w:tc>
+          <w:tcPr>
+            <w:tcW w:type="dxa" w:w="2258"/>
+            <w:tcMar>
+              <w:top w:type="dxa" w:w="60"/>
+              <w:left w:type="dxa" w:w="80"/>
+              <w:bottom w:type="dxa" w:w="60"/>
+              <w:right w:type="dxa" w:w="80"/>
+            </w:tcMar>
+          </w:tcPr>
+          <w:p>
+            <w:pPr>
+              <w:spacing w:after="0" w:line="240"/>
+            </w:pPr>
+            <w:r>
+              <w:rPr>
+                <w:b w:val="false"/>
+                <w:bCs w:val="false"/>
+                <w:sz w:val="18"/>
+                <w:szCs w:val="18"/>
+              </w:rPr>
+              <w:t xml:space="preserve">National health technology assessment guidance</w:t>
+            </w:r>
+          </w:p>
+        </w:tc>
+      </w:tr>
+      <w:tr>
+        <w:trPr>
+          <w:tblHeader w:val="false"/>
+        </w:trPr>
+        <w:tc>
+          <w:tcPr>
+            <w:tcW w:type="dxa" w:w="2256"/>
+            <w:tcMar>
+              <w:top w:type="dxa" w:w="60"/>
+              <w:left w:type="dxa" w:w="80"/>
+              <w:bottom w:type="dxa" w:w="60"/>
+              <w:right w:type="dxa" w:w="80"/>
+            </w:tcMar>
+          </w:tcPr>
+          <w:p>
+            <w:pPr>
+              <w:spacing w:after="0" w:line="240"/>
+            </w:pPr>
+            <w:r>
+              <w:rPr>
+                <w:b w:val="false"/>
+                <w:bCs w:val="false"/>
+                <w:sz w:val="18"/>
+                <w:szCs w:val="18"/>
+              </w:rPr>
+              <w:t xml:space="preserve">A4 sheet area, m²</w:t>
+            </w:r>
+          </w:p>
+        </w:tc>
+        <w:tc>
+          <w:tcPr>
+            <w:tcW w:type="dxa" w:w="2256"/>
+            <w:tcMar>
+              <w:top w:type="dxa" w:w="60"/>
+              <w:left w:type="dxa" w:w="80"/>
+              <w:bottom w:type="dxa" w:w="60"/>
+              <w:right w:type="dxa" w:w="80"/>
+            </w:tcMar>
+          </w:tcPr>
+          <w:p>
+            <w:pPr>
+              <w:spacing w:after="0" w:line="240"/>
+            </w:pPr>
+            <w:r>
+              <w:rPr>
+                <w:b w:val="false"/>
+                <w:bCs w:val="false"/>
+                <w:sz w:val="18"/>
+                <w:szCs w:val="18"/>
+              </w:rPr>
+              <w:t xml:space="preserve">0.06237</w:t>
+            </w:r>
+          </w:p>
+        </w:tc>
+        <w:tc>
+          <w:tcPr>
+            <w:tcW w:type="dxa" w:w="2256"/>
+            <w:tcMar>
+              <w:top w:type="dxa" w:w="60"/>
+              <w:left w:type="dxa" w:w="80"/>
+              <w:bottom w:type="dxa" w:w="60"/>
+              <w:right w:type="dxa" w:w="80"/>
+            </w:tcMar>
+          </w:tcPr>
+          <w:p>
+            <w:pPr>
+              <w:spacing w:after="0" w:line="240"/>
+            </w:pPr>
+            <w:r>
+              <w:rPr>
+                <w:b w:val="false"/>
+                <w:bCs w:val="false"/>
+                <w:sz w:val="18"/>
+                <w:szCs w:val="18"/>
+              </w:rPr>
+              <w:t xml:space="preserve">—</w:t>
+            </w:r>
+          </w:p>
+        </w:tc>
+        <w:tc>
+          <w:tcPr>
+            <w:tcW w:type="dxa" w:w="2258"/>
+            <w:tcMar>
+              <w:top w:type="dxa" w:w="60"/>
+              <w:left w:type="dxa" w:w="80"/>
+              <w:bottom w:type="dxa" w:w="60"/>
+              <w:right w:type="dxa" w:w="80"/>
+            </w:tcMar>
+          </w:tcPr>
+          <w:p>
+            <w:pPr>
+              <w:spacing w:after="0" w:line="240"/>
+            </w:pPr>
+            <w:r>
+              <w:rPr>
+                <w:b w:val="false"/>
+                <w:bCs w:val="false"/>
+                <w:sz w:val="18"/>
+                <w:szCs w:val="18"/>
+              </w:rPr>
+              <w:t xml:space="preserve">ISO 216 A4</w:t>
+            </w:r>
+          </w:p>
+        </w:tc>
+      </w:tr>
+      <w:tr>
+        <w:trPr>
+          <w:tblHeader w:val="false"/>
+        </w:trPr>
+        <w:tc>
+          <w:tcPr>
+            <w:tcW w:type="dxa" w:w="2256"/>
+            <w:tcMar>
+              <w:top w:type="dxa" w:w="60"/>
+              <w:left w:type="dxa" w:w="80"/>
+              <w:bottom w:type="dxa" w:w="60"/>
+              <w:right w:type="dxa" w:w="80"/>
+            </w:tcMar>
+          </w:tcPr>
+          <w:p>
+            <w:pPr>
+              <w:spacing w:after="0" w:line="240"/>
+            </w:pPr>
+            <w:r>
+              <w:rPr>
+                <w:b w:val="false"/>
+                <w:bCs w:val="false"/>
+                <w:sz w:val="18"/>
+                <w:szCs w:val="18"/>
+              </w:rPr>
+              <w:t xml:space="preserve">Grammage, g/m²</w:t>
+            </w:r>
+          </w:p>
+        </w:tc>
+        <w:tc>
+          <w:tcPr>
+            <w:tcW w:type="dxa" w:w="2256"/>
+            <w:tcMar>
+              <w:top w:type="dxa" w:w="60"/>
+              <w:left w:type="dxa" w:w="80"/>
+              <w:bottom w:type="dxa" w:w="60"/>
+              <w:right w:type="dxa" w:w="80"/>
+            </w:tcMar>
+          </w:tcPr>
+          <w:p>
+            <w:pPr>
+              <w:spacing w:after="0" w:line="240"/>
+            </w:pPr>
+            <w:r>
+              <w:rPr>
+                <w:b w:val="false"/>
+                <w:bCs w:val="false"/>
+                <w:sz w:val="18"/>
+                <w:szCs w:val="18"/>
+              </w:rPr>
+              <w:t xml:space="preserve">80</w:t>
+            </w:r>
+          </w:p>
+        </w:tc>
+        <w:tc>
+          <w:tcPr>
+            <w:tcW w:type="dxa" w:w="2256"/>
+            <w:tcMar>
+              <w:top w:type="dxa" w:w="60"/>
+              <w:left w:type="dxa" w:w="80"/>
+              <w:bottom w:type="dxa" w:w="60"/>
+              <w:right w:type="dxa" w:w="80"/>
+            </w:tcMar>
+          </w:tcPr>
+          <w:p>
+            <w:pPr>
+              <w:spacing w:after="0" w:line="240"/>
+            </w:pPr>
+            <w:r>
+              <w:rPr>
+                <w:b w:val="false"/>
+                <w:bCs w:val="false"/>
+                <w:sz w:val="18"/>
+                <w:szCs w:val="18"/>
+              </w:rPr>
+              <w:t xml:space="preserve">—</w:t>
+            </w:r>
+          </w:p>
+        </w:tc>
+        <w:tc>
+          <w:tcPr>
+            <w:tcW w:type="dxa" w:w="2258"/>
+            <w:tcMar>
+              <w:top w:type="dxa" w:w="60"/>
+              <w:left w:type="dxa" w:w="80"/>
+              <w:bottom w:type="dxa" w:w="60"/>
+              <w:right w:type="dxa" w:w="80"/>
+            </w:tcMar>
+          </w:tcPr>
+          <w:p>
+            <w:pPr>
+              <w:spacing w:after="0" w:line="240"/>
+            </w:pPr>
+            <w:r>
+              <w:rPr>
+                <w:b w:val="false"/>
+                <w:bCs w:val="false"/>
+                <w:sz w:val="18"/>
+                <w:szCs w:val="18"/>
+              </w:rPr>
+              <w:t xml:space="preserve">Specification of the procured paper</w:t>
+            </w:r>
+          </w:p>
+        </w:tc>
+      </w:tr>
+      <w:tr>
+        <w:trPr>
+          <w:tblHeader w:val="false"/>
+        </w:trPr>
+        <w:tc>
+          <w:tcPr>
+            <w:tcW w:type="dxa" w:w="2256"/>
+            <w:tcMar>
+              <w:top w:type="dxa" w:w="60"/>
+              <w:left w:type="dxa" w:w="80"/>
+              <w:bottom w:type="dxa" w:w="60"/>
+              <w:right w:type="dxa" w:w="80"/>
+            </w:tcMar>
+          </w:tcPr>
+          <w:p>
+            <w:pPr>
+              <w:spacing w:after="0" w:line="240"/>
+            </w:pPr>
+            <w:r>
+              <w:rPr>
+                <w:b w:val="false"/>
+                <w:bCs w:val="false"/>
+                <w:sz w:val="18"/>
+                <w:szCs w:val="18"/>
+              </w:rPr>
+              <w:t xml:space="preserve">Sheets per linear metre of shelving</w:t>
+            </w:r>
+          </w:p>
+        </w:tc>
+        <w:tc>
+          <w:tcPr>
+            <w:tcW w:type="dxa" w:w="2256"/>
+            <w:tcMar>
+              <w:top w:type="dxa" w:w="60"/>
+              <w:left w:type="dxa" w:w="80"/>
+              <w:bottom w:type="dxa" w:w="60"/>
+              <w:right w:type="dxa" w:w="80"/>
+            </w:tcMar>
+          </w:tcPr>
+          <w:p>
+            <w:pPr>
+              <w:spacing w:after="0" w:line="240"/>
+            </w:pPr>
+            <w:r>
+              <w:rPr>
+                <w:b w:val="false"/>
+                <w:bCs w:val="false"/>
+                <w:sz w:val="18"/>
+                <w:szCs w:val="18"/>
+              </w:rPr>
+              <w:t xml:space="preserve">10,000</w:t>
+            </w:r>
+          </w:p>
+        </w:tc>
+        <w:tc>
+          <w:tcPr>
+            <w:tcW w:type="dxa" w:w="2256"/>
+            <w:tcMar>
+              <w:top w:type="dxa" w:w="60"/>
+              <w:left w:type="dxa" w:w="80"/>
+              <w:bottom w:type="dxa" w:w="60"/>
+              <w:right w:type="dxa" w:w="80"/>
+            </w:tcMar>
+          </w:tcPr>
+          <w:p>
+            <w:pPr>
+              <w:spacing w:after="0" w:line="240"/>
+            </w:pPr>
+            <w:r>
+              <w:rPr>
+                <w:b w:val="false"/>
+                <w:bCs w:val="false"/>
+                <w:sz w:val="18"/>
+                <w:szCs w:val="18"/>
+              </w:rPr>
+              <w:t xml:space="preserve">8,000 to 12,000</w:t>
+            </w:r>
+          </w:p>
+        </w:tc>
+        <w:tc>
+          <w:tcPr>
+            <w:tcW w:type="dxa" w:w="2258"/>
+            <w:tcMar>
+              <w:top w:type="dxa" w:w="60"/>
+              <w:left w:type="dxa" w:w="80"/>
+              <w:bottom w:type="dxa" w:w="60"/>
+              <w:right w:type="dxa" w:w="80"/>
+            </w:tcMar>
+          </w:tcPr>
+          <w:p>
+            <w:pPr>
+              <w:spacing w:after="0" w:line="240"/>
+            </w:pPr>
+            <w:r>
+              <w:rPr>
+                <w:b w:val="false"/>
+                <w:bCs w:val="false"/>
+                <w:sz w:val="18"/>
+                <w:szCs w:val="18"/>
+              </w:rPr>
+              <w:t xml:space="preserve">Convention; filed records including covers</w:t>
+            </w:r>
+          </w:p>
+        </w:tc>
+      </w:tr>
+      <w:tr>
+        <w:trPr>
+          <w:tblHeader w:val="false"/>
+        </w:trPr>
+        <w:tc>
+          <w:tcPr>
+            <w:tcW w:type="dxa" w:w="2256"/>
+            <w:tcMar>
+              <w:top w:type="dxa" w:w="60"/>
+              <w:left w:type="dxa" w:w="80"/>
+              <w:bottom w:type="dxa" w:w="60"/>
+              <w:right w:type="dxa" w:w="80"/>
+            </w:tcMar>
+          </w:tcPr>
+          <w:p>
+            <w:pPr>
+              <w:spacing w:after="0" w:line="240"/>
+            </w:pPr>
+            <w:r>
+              <w:rPr>
+                <w:b w:val="false"/>
+                <w:bCs w:val="false"/>
+                <w:sz w:val="18"/>
+                <w:szCs w:val="18"/>
+              </w:rPr>
+              <w:t xml:space="preserve">Linear metres of shelving per m² floor</w:t>
+            </w:r>
+          </w:p>
+        </w:tc>
+        <w:tc>
+          <w:tcPr>
+            <w:tcW w:type="dxa" w:w="2256"/>
+            <w:tcMar>
+              <w:top w:type="dxa" w:w="60"/>
+              <w:left w:type="dxa" w:w="80"/>
+              <w:bottom w:type="dxa" w:w="60"/>
+              <w:right w:type="dxa" w:w="80"/>
+            </w:tcMar>
+          </w:tcPr>
+          <w:p>
+            <w:pPr>
+              <w:spacing w:after="0" w:line="240"/>
+            </w:pPr>
+            <w:r>
+              <w:rPr>
+                <w:b w:val="false"/>
+                <w:bCs w:val="false"/>
+                <w:sz w:val="18"/>
+                <w:szCs w:val="18"/>
+              </w:rPr>
+              <w:t xml:space="preserve">5.5</w:t>
+            </w:r>
+          </w:p>
+        </w:tc>
+        <w:tc>
+          <w:tcPr>
+            <w:tcW w:type="dxa" w:w="2256"/>
+            <w:tcMar>
+              <w:top w:type="dxa" w:w="60"/>
+              <w:left w:type="dxa" w:w="80"/>
+              <w:bottom w:type="dxa" w:w="60"/>
+              <w:right w:type="dxa" w:w="80"/>
+            </w:tcMar>
+          </w:tcPr>
+          <w:p>
+            <w:pPr>
+              <w:spacing w:after="0" w:line="240"/>
+            </w:pPr>
+            <w:r>
+              <w:rPr>
+                <w:b w:val="false"/>
+                <w:bCs w:val="false"/>
+                <w:sz w:val="18"/>
+                <w:szCs w:val="18"/>
+              </w:rPr>
+              <w:t xml:space="preserve">4 to 7</w:t>
+            </w:r>
+          </w:p>
+        </w:tc>
+        <w:tc>
+          <w:tcPr>
+            <w:tcW w:type="dxa" w:w="2258"/>
+            <w:tcMar>
+              <w:top w:type="dxa" w:w="60"/>
+              <w:left w:type="dxa" w:w="80"/>
+              <w:bottom w:type="dxa" w:w="60"/>
+              <w:right w:type="dxa" w:w="80"/>
+            </w:tcMar>
+          </w:tcPr>
+          <w:p>
+            <w:pPr>
+              <w:spacing w:after="0" w:line="240"/>
+            </w:pPr>
+            <w:r>
+              <w:rPr>
+                <w:b w:val="false"/>
+                <w:bCs w:val="false"/>
+                <w:sz w:val="18"/>
+                <w:szCs w:val="18"/>
+              </w:rPr>
+              <w:t xml:space="preserve">Convention; shelving with aisle allowance</w:t>
+            </w:r>
+          </w:p>
+        </w:tc>
+      </w:tr>
+      <w:tr>
+        <w:trPr>
+          <w:tblHeader w:val="false"/>
+        </w:trPr>
+        <w:tc>
+          <w:tcPr>
+            <w:tcW w:type="dxa" w:w="2256"/>
+            <w:tcMar>
+              <w:top w:type="dxa" w:w="60"/>
+              <w:left w:type="dxa" w:w="80"/>
+              <w:bottom w:type="dxa" w:w="60"/>
+              <w:right w:type="dxa" w:w="80"/>
+            </w:tcMar>
+          </w:tcPr>
+          <w:p>
+            <w:pPr>
+              <w:spacing w:after="0" w:line="240"/>
+            </w:pPr>
+            <w:r>
+              <w:rPr>
+                <w:b w:val="false"/>
+                <w:bCs w:val="false"/>
+                <w:sz w:val="18"/>
+                <w:szCs w:val="18"/>
+              </w:rPr>
+              <w:t xml:space="preserve">Handling time, seconds per document</w:t>
+            </w:r>
+          </w:p>
+        </w:tc>
+        <w:tc>
+          <w:tcPr>
+            <w:tcW w:type="dxa" w:w="2256"/>
+            <w:tcMar>
+              <w:top w:type="dxa" w:w="60"/>
+              <w:left w:type="dxa" w:w="80"/>
+              <w:bottom w:type="dxa" w:w="60"/>
+              <w:right w:type="dxa" w:w="80"/>
+            </w:tcMar>
+          </w:tcPr>
+          <w:p>
+            <w:pPr>
+              <w:spacing w:after="0" w:line="240"/>
+            </w:pPr>
+            <w:r>
+              <w:rPr>
+                <w:b w:val="false"/>
+                <w:bCs w:val="false"/>
+                <w:sz w:val="18"/>
+                <w:szCs w:val="18"/>
+              </w:rPr>
+              <w:t xml:space="preserve">30</w:t>
+            </w:r>
+          </w:p>
+        </w:tc>
+        <w:tc>
+          <w:tcPr>
+            <w:tcW w:type="dxa" w:w="2256"/>
+            <w:tcMar>
+              <w:top w:type="dxa" w:w="60"/>
+              <w:left w:type="dxa" w:w="80"/>
+              <w:bottom w:type="dxa" w:w="60"/>
+              <w:right w:type="dxa" w:w="80"/>
+            </w:tcMar>
+          </w:tcPr>
+          <w:p>
+            <w:pPr>
+              <w:spacing w:after="0" w:line="240"/>
+            </w:pPr>
+            <w:r>
+              <w:rPr>
+                <w:b w:val="false"/>
+                <w:bCs w:val="false"/>
+                <w:sz w:val="18"/>
+                <w:szCs w:val="18"/>
+              </w:rPr>
+              <w:t xml:space="preserve">20 to 60</w:t>
+            </w:r>
+          </w:p>
+        </w:tc>
+        <w:tc>
+          <w:tcPr>
+            <w:tcW w:type="dxa" w:w="2258"/>
+            <w:tcMar>
+              <w:top w:type="dxa" w:w="60"/>
+              <w:left w:type="dxa" w:w="80"/>
+              <w:bottom w:type="dxa" w:w="60"/>
+              <w:right w:type="dxa" w:w="80"/>
+            </w:tcMar>
+          </w:tcPr>
+          <w:p>
+            <w:pPr>
+              <w:spacing w:after="0" w:line="240"/>
+            </w:pPr>
+            <w:r>
+              <w:rPr>
+                <w:b w:val="false"/>
+                <w:bCs w:val="false"/>
+                <w:sz w:val="18"/>
+                <w:szCs w:val="18"/>
+              </w:rPr>
+              <w:t xml:space="preserve">Author-supplied conservative lower bound</w:t>
+            </w:r>
+          </w:p>
+        </w:tc>
+      </w:tr>
+      <w:tr>
+        <w:trPr>
+          <w:tblHeader w:val="false"/>
+        </w:trPr>
+        <w:tc>
+          <w:tcPr>
+            <w:tcW w:type="dxa" w:w="2256"/>
+            <w:tcMar>
+              <w:top w:type="dxa" w:w="60"/>
+              <w:left w:type="dxa" w:w="80"/>
+              <w:bottom w:type="dxa" w:w="60"/>
+              <w:right w:type="dxa" w:w="80"/>
+            </w:tcMar>
+          </w:tcPr>
+          <w:p>
+            <w:pPr>
+              <w:spacing w:after="0" w:line="240"/>
+            </w:pPr>
+            <w:r>
+              <w:rPr>
+                <w:b w:val="false"/>
+                <w:bCs w:val="false"/>
+                <w:sz w:val="18"/>
+                <w:szCs w:val="18"/>
+              </w:rPr>
+              <w:t xml:space="preserve">Annual hours per FTE</w:t>
+            </w:r>
+          </w:p>
+        </w:tc>
+        <w:tc>
+          <w:tcPr>
+            <w:tcW w:type="dxa" w:w="2256"/>
+            <w:tcMar>
+              <w:top w:type="dxa" w:w="60"/>
+              <w:left w:type="dxa" w:w="80"/>
+              <w:bottom w:type="dxa" w:w="60"/>
+              <w:right w:type="dxa" w:w="80"/>
+            </w:tcMar>
+          </w:tcPr>
+          <w:p>
+            <w:pPr>
+              <w:spacing w:after="0" w:line="240"/>
+            </w:pPr>
+            <w:r>
+              <w:rPr>
+                <w:b w:val="false"/>
+                <w:bCs w:val="false"/>
+                <w:sz w:val="18"/>
+                <w:szCs w:val="18"/>
+              </w:rPr>
+              <w:t xml:space="preserve">1,720</w:t>
+            </w:r>
+          </w:p>
+        </w:tc>
+        <w:tc>
+          <w:tcPr>
+            <w:tcW w:type="dxa" w:w="2256"/>
+            <w:tcMar>
+              <w:top w:type="dxa" w:w="60"/>
+              <w:left w:type="dxa" w:w="80"/>
+              <w:bottom w:type="dxa" w:w="60"/>
+              <w:right w:type="dxa" w:w="80"/>
+            </w:tcMar>
+          </w:tcPr>
+          <w:p>
+            <w:pPr>
+              <w:spacing w:after="0" w:line="240"/>
+            </w:pPr>
+            <w:r>
+              <w:rPr>
+                <w:b w:val="false"/>
+                <w:bCs w:val="false"/>
+                <w:sz w:val="18"/>
+                <w:szCs w:val="18"/>
+              </w:rPr>
+              <w:t xml:space="preserve">—</w:t>
+            </w:r>
+          </w:p>
+        </w:tc>
+        <w:tc>
+          <w:tcPr>
+            <w:tcW w:type="dxa" w:w="2258"/>
+            <w:tcMar>
+              <w:top w:type="dxa" w:w="60"/>
+              <w:left w:type="dxa" w:w="80"/>
+              <w:bottom w:type="dxa" w:w="60"/>
+              <w:right w:type="dxa" w:w="80"/>
+            </w:tcMar>
+          </w:tcPr>
+          <w:p>
+            <w:pPr>
+              <w:spacing w:after="0" w:line="240"/>
+            </w:pPr>
+            <w:r>
+              <w:rPr>
+                <w:b w:val="false"/>
+                <w:bCs w:val="false"/>
+                <w:sz w:val="18"/>
+                <w:szCs w:val="18"/>
+              </w:rPr>
+              <w:t xml:space="preserve">Hungarian full-time working year</w:t>
+            </w:r>
+          </w:p>
+        </w:tc>
+      </w:tr>
+      <w:tr>
+        <w:trPr>
+          <w:tblHeader w:val="false"/>
+        </w:trPr>
+        <w:tc>
+          <w:tcPr>
+            <w:tcW w:type="dxa" w:w="2256"/>
+            <w:tcMar>
+              <w:top w:type="dxa" w:w="60"/>
+              <w:left w:type="dxa" w:w="80"/>
+              <w:bottom w:type="dxa" w:w="60"/>
+              <w:right w:type="dxa" w:w="80"/>
+            </w:tcMar>
+          </w:tcPr>
+          <w:p>
+            <w:pPr>
+              <w:spacing w:after="0" w:line="240"/>
+            </w:pPr>
+            <w:r>
+              <w:rPr>
+                <w:b w:val="false"/>
+                <w:bCs w:val="false"/>
+                <w:sz w:val="18"/>
+                <w:szCs w:val="18"/>
+              </w:rPr>
+              <w:t xml:space="preserve">Greenhouse gas, kg CO2e per tonne</w:t>
+            </w:r>
+          </w:p>
+        </w:tc>
+        <w:tc>
+          <w:tcPr>
+            <w:tcW w:type="dxa" w:w="2256"/>
+            <w:tcMar>
+              <w:top w:type="dxa" w:w="60"/>
+              <w:left w:type="dxa" w:w="80"/>
+              <w:bottom w:type="dxa" w:w="60"/>
+              <w:right w:type="dxa" w:w="80"/>
+            </w:tcMar>
+          </w:tcPr>
+          <w:p>
+            <w:pPr>
+              <w:spacing w:after="0" w:line="240"/>
+            </w:pPr>
+            <w:r>
+              <w:rPr>
+                <w:b w:val="false"/>
+                <w:bCs w:val="false"/>
+                <w:sz w:val="18"/>
+                <w:szCs w:val="18"/>
+              </w:rPr>
+              <w:t xml:space="preserve">950</w:t>
+            </w:r>
+          </w:p>
+        </w:tc>
+        <w:tc>
+          <w:tcPr>
+            <w:tcW w:type="dxa" w:w="2256"/>
+            <w:tcMar>
+              <w:top w:type="dxa" w:w="60"/>
+              <w:left w:type="dxa" w:w="80"/>
+              <w:bottom w:type="dxa" w:w="60"/>
+              <w:right w:type="dxa" w:w="80"/>
+            </w:tcMar>
+          </w:tcPr>
+          <w:p>
+            <w:pPr>
+              <w:spacing w:after="0" w:line="240"/>
+            </w:pPr>
+            <w:r>
+              <w:rPr>
+                <w:b w:val="false"/>
+                <w:bCs w:val="false"/>
+                <w:sz w:val="18"/>
+                <w:szCs w:val="18"/>
+              </w:rPr>
+              <w:t xml:space="preserve">608 to 1,978</w:t>
+            </w:r>
+          </w:p>
+        </w:tc>
+        <w:tc>
+          <w:tcPr>
+            <w:tcW w:type="dxa" w:w="2258"/>
+            <w:tcMar>
+              <w:top w:type="dxa" w:w="60"/>
+              <w:left w:type="dxa" w:w="80"/>
+              <w:bottom w:type="dxa" w:w="60"/>
+              <w:right w:type="dxa" w:w="80"/>
+            </w:tcMar>
+          </w:tcPr>
+          <w:p>
+            <w:pPr>
+              <w:spacing w:after="0" w:line="240"/>
+            </w:pPr>
+            <w:r>
+              <w:rPr>
+                <w:b w:val="false"/>
+                <w:bCs w:val="false"/>
+                <w:sz w:val="18"/>
+                <w:szCs w:val="18"/>
+              </w:rPr>
+              <w:t xml:space="preserve">Sun 2018, meta-analysis of 45 paper-making LCAs</w:t>
+            </w:r>
+          </w:p>
+        </w:tc>
+      </w:tr>
+      <w:tr>
+        <w:trPr>
+          <w:tblHeader w:val="false"/>
+        </w:trPr>
+        <w:tc>
+          <w:tcPr>
+            <w:tcW w:type="dxa" w:w="2256"/>
+            <w:tcMar>
+              <w:top w:type="dxa" w:w="60"/>
+              <w:left w:type="dxa" w:w="80"/>
+              <w:bottom w:type="dxa" w:w="60"/>
+              <w:right w:type="dxa" w:w="80"/>
+            </w:tcMar>
+          </w:tcPr>
+          <w:p>
+            <w:pPr>
+              <w:spacing w:after="0" w:line="240"/>
+            </w:pPr>
+            <w:r>
+              <w:rPr>
+                <w:b w:val="false"/>
+                <w:bCs w:val="false"/>
+                <w:sz w:val="18"/>
+                <w:szCs w:val="18"/>
+              </w:rPr>
+              <w:t xml:space="preserve">Water, m³ per tonne</w:t>
+            </w:r>
+          </w:p>
+        </w:tc>
+        <w:tc>
+          <w:tcPr>
+            <w:tcW w:type="dxa" w:w="2256"/>
+            <w:tcMar>
+              <w:top w:type="dxa" w:w="60"/>
+              <w:left w:type="dxa" w:w="80"/>
+              <w:bottom w:type="dxa" w:w="60"/>
+              <w:right w:type="dxa" w:w="80"/>
+            </w:tcMar>
+          </w:tcPr>
+          <w:p>
+            <w:pPr>
+              <w:spacing w:after="0" w:line="240"/>
+            </w:pPr>
+            <w:r>
+              <w:rPr>
+                <w:b w:val="false"/>
+                <w:bCs w:val="false"/>
+                <w:sz w:val="18"/>
+                <w:szCs w:val="18"/>
+              </w:rPr>
+              <w:t xml:space="preserve">1,450</w:t>
+            </w:r>
+          </w:p>
+        </w:tc>
+        <w:tc>
+          <w:tcPr>
+            <w:tcW w:type="dxa" w:w="2256"/>
+            <w:tcMar>
+              <w:top w:type="dxa" w:w="60"/>
+              <w:left w:type="dxa" w:w="80"/>
+              <w:bottom w:type="dxa" w:w="60"/>
+              <w:right w:type="dxa" w:w="80"/>
+            </w:tcMar>
+          </w:tcPr>
+          <w:p>
+            <w:pPr>
+              <w:spacing w:after="0" w:line="240"/>
+            </w:pPr>
+            <w:r>
+              <w:rPr>
+                <w:b w:val="false"/>
+                <w:bCs w:val="false"/>
+                <w:sz w:val="18"/>
+                <w:szCs w:val="18"/>
+              </w:rPr>
+              <w:t xml:space="preserve">300 to 2,600</w:t>
+            </w:r>
+          </w:p>
+        </w:tc>
+        <w:tc>
+          <w:tcPr>
+            <w:tcW w:type="dxa" w:w="2258"/>
+            <w:tcMar>
+              <w:top w:type="dxa" w:w="60"/>
+              <w:left w:type="dxa" w:w="80"/>
+              <w:bottom w:type="dxa" w:w="60"/>
+              <w:right w:type="dxa" w:w="80"/>
+            </w:tcMar>
+          </w:tcPr>
+          <w:p>
+            <w:pPr>
+              <w:spacing w:after="0" w:line="240"/>
+            </w:pPr>
+            <w:r>
+              <w:rPr>
+                <w:b w:val="false"/>
+                <w:bCs w:val="false"/>
+                <w:sz w:val="18"/>
+                <w:szCs w:val="18"/>
+              </w:rPr>
+              <w:t xml:space="preserve">van Oel &amp; Hoekstra 2012, midpoint of published range</w:t>
+            </w:r>
+          </w:p>
+        </w:tc>
+      </w:tr>
+      <w:tr>
+        <w:trPr>
+          <w:tblHeader w:val="false"/>
+        </w:trPr>
+        <w:tc>
+          <w:tcPr>
+            <w:tcW w:type="dxa" w:w="2256"/>
+            <w:tcMar>
+              <w:top w:type="dxa" w:w="60"/>
+              <w:left w:type="dxa" w:w="80"/>
+              <w:bottom w:type="dxa" w:w="60"/>
+              <w:right w:type="dxa" w:w="80"/>
+            </w:tcMar>
+          </w:tcPr>
+          <w:p>
+            <w:pPr>
+              <w:spacing w:after="0" w:line="240"/>
+            </w:pPr>
+            <w:r>
+              <w:rPr>
+                <w:b w:val="false"/>
+                <w:bCs w:val="false"/>
+                <w:sz w:val="18"/>
+                <w:szCs w:val="18"/>
+              </w:rPr>
+              <w:t xml:space="preserve">Antenatal consulting room, m²</w:t>
+            </w:r>
+          </w:p>
+        </w:tc>
+        <w:tc>
+          <w:tcPr>
+            <w:tcW w:type="dxa" w:w="2256"/>
+            <w:tcMar>
+              <w:top w:type="dxa" w:w="60"/>
+              <w:left w:type="dxa" w:w="80"/>
+              <w:bottom w:type="dxa" w:w="60"/>
+              <w:right w:type="dxa" w:w="80"/>
+            </w:tcMar>
+          </w:tcPr>
+          <w:p>
+            <w:pPr>
+              <w:spacing w:after="0" w:line="240"/>
+            </w:pPr>
+            <w:r>
+              <w:rPr>
+                <w:b w:val="false"/>
+                <w:bCs w:val="false"/>
+                <w:sz w:val="18"/>
+                <w:szCs w:val="18"/>
+              </w:rPr>
+              <w:t xml:space="preserve">18</w:t>
+            </w:r>
+          </w:p>
+        </w:tc>
+        <w:tc>
+          <w:tcPr>
+            <w:tcW w:type="dxa" w:w="2256"/>
+            <w:tcMar>
+              <w:top w:type="dxa" w:w="60"/>
+              <w:left w:type="dxa" w:w="80"/>
+              <w:bottom w:type="dxa" w:w="60"/>
+              <w:right w:type="dxa" w:w="80"/>
+            </w:tcMar>
+          </w:tcPr>
+          <w:p>
+            <w:pPr>
+              <w:spacing w:after="0" w:line="240"/>
+            </w:pPr>
+            <w:r>
+              <w:rPr>
+                <w:b w:val="false"/>
+                <w:bCs w:val="false"/>
+                <w:sz w:val="18"/>
+                <w:szCs w:val="18"/>
+              </w:rPr>
+              <w:t xml:space="preserve">—</w:t>
+            </w:r>
+          </w:p>
+        </w:tc>
+        <w:tc>
+          <w:tcPr>
+            <w:tcW w:type="dxa" w:w="2258"/>
+            <w:tcMar>
+              <w:top w:type="dxa" w:w="60"/>
+              <w:left w:type="dxa" w:w="80"/>
+              <w:bottom w:type="dxa" w:w="60"/>
+              <w:right w:type="dxa" w:w="80"/>
+            </w:tcMar>
+          </w:tcPr>
+          <w:p>
+            <w:pPr>
+              <w:spacing w:after="0" w:line="240"/>
+            </w:pPr>
+            <w:r>
+              <w:rPr>
+                <w:b w:val="false"/>
+                <w:bCs w:val="false"/>
+                <w:sz w:val="18"/>
+                <w:szCs w:val="18"/>
+              </w:rPr>
+              <w:t xml:space="preserve">Typical room area</w:t>
+            </w:r>
+          </w:p>
+        </w:tc>
+      </w:tr>
+      <w:tr>
+        <w:trPr>
+          <w:tblHeader w:val="false"/>
+        </w:trPr>
+        <w:tc>
+          <w:tcPr>
+            <w:tcW w:type="dxa" w:w="2256"/>
+            <w:tcMar>
+              <w:top w:type="dxa" w:w="60"/>
+              <w:left w:type="dxa" w:w="80"/>
+              <w:bottom w:type="dxa" w:w="60"/>
+              <w:right w:type="dxa" w:w="80"/>
+            </w:tcMar>
+          </w:tcPr>
+          <w:p>
+            <w:pPr>
+              <w:spacing w:after="0" w:line="240"/>
+            </w:pPr>
+            <w:r>
+              <w:rPr>
+                <w:b w:val="false"/>
+                <w:bCs w:val="false"/>
+                <w:sz w:val="18"/>
+                <w:szCs w:val="18"/>
+              </w:rPr>
+              <w:t xml:space="preserve">Care episodes per year, departmental</w:t>
+            </w:r>
+          </w:p>
+        </w:tc>
+        <w:tc>
+          <w:tcPr>
+            <w:tcW w:type="dxa" w:w="2256"/>
+            <w:tcMar>
+              <w:top w:type="dxa" w:w="60"/>
+              <w:left w:type="dxa" w:w="80"/>
+              <w:bottom w:type="dxa" w:w="60"/>
+              <w:right w:type="dxa" w:w="80"/>
+            </w:tcMar>
+          </w:tcPr>
+          <w:p>
+            <w:pPr>
+              <w:spacing w:after="0" w:line="240"/>
+            </w:pPr>
+            <w:r>
+              <w:rPr>
+                <w:b w:val="false"/>
+                <w:bCs w:val="false"/>
+                <w:sz w:val="18"/>
+                <w:szCs w:val="18"/>
+              </w:rPr>
+              <w:t xml:space="preserve">2,000</w:t>
+            </w:r>
+          </w:p>
+        </w:tc>
+        <w:tc>
+          <w:tcPr>
+            <w:tcW w:type="dxa" w:w="2256"/>
+            <w:tcMar>
+              <w:top w:type="dxa" w:w="60"/>
+              <w:left w:type="dxa" w:w="80"/>
+              <w:bottom w:type="dxa" w:w="60"/>
+              <w:right w:type="dxa" w:w="80"/>
+            </w:tcMar>
+          </w:tcPr>
+          <w:p>
+            <w:pPr>
+              <w:spacing w:after="0" w:line="240"/>
+            </w:pPr>
+            <w:r>
+              <w:rPr>
+                <w:b w:val="false"/>
+                <w:bCs w:val="false"/>
+                <w:sz w:val="18"/>
+                <w:szCs w:val="18"/>
+              </w:rPr>
+              <w:t xml:space="preserve">—</w:t>
+            </w:r>
+          </w:p>
+        </w:tc>
+        <w:tc>
+          <w:tcPr>
+            <w:tcW w:type="dxa" w:w="2258"/>
+            <w:tcMar>
+              <w:top w:type="dxa" w:w="60"/>
+              <w:left w:type="dxa" w:w="80"/>
+              <w:bottom w:type="dxa" w:w="60"/>
+              <w:right w:type="dxa" w:w="80"/>
+            </w:tcMar>
+          </w:tcPr>
+          <w:p>
+            <w:pPr>
+              <w:spacing w:after="0" w:line="240"/>
+            </w:pPr>
+            <w:r>
+              <w:rPr>
+                <w:b w:val="false"/>
+                <w:bCs w:val="false"/>
+                <w:sz w:val="18"/>
+                <w:szCs w:val="18"/>
+              </w:rPr>
+              <w:t xml:space="preserve">Departmental delivery volume</w:t>
+            </w:r>
+          </w:p>
+        </w:tc>
+      </w:tr>
+      <w:tr>
+        <w:trPr>
+          <w:tblHeader w:val="false"/>
+        </w:trPr>
+        <w:tc>
+          <w:tcPr>
+            <w:tcW w:type="dxa" w:w="2256"/>
+            <w:tcMar>
+              <w:top w:type="dxa" w:w="60"/>
+              <w:left w:type="dxa" w:w="80"/>
+              <w:bottom w:type="dxa" w:w="60"/>
+              <w:right w:type="dxa" w:w="80"/>
+            </w:tcMar>
+          </w:tcPr>
+          <w:p>
+            <w:pPr>
+              <w:spacing w:after="0" w:line="240"/>
+            </w:pPr>
+            <w:r>
+              <w:rPr>
+                <w:b w:val="false"/>
+                <w:bCs w:val="false"/>
+                <w:sz w:val="18"/>
+                <w:szCs w:val="18"/>
+              </w:rPr>
+              <w:t xml:space="preserve">Care episodes per year, national</w:t>
+            </w:r>
+          </w:p>
+        </w:tc>
+        <w:tc>
+          <w:tcPr>
+            <w:tcW w:type="dxa" w:w="2256"/>
+            <w:tcMar>
+              <w:top w:type="dxa" w:w="60"/>
+              <w:left w:type="dxa" w:w="80"/>
+              <w:bottom w:type="dxa" w:w="60"/>
+              <w:right w:type="dxa" w:w="80"/>
+            </w:tcMar>
+          </w:tcPr>
+          <w:p>
+            <w:pPr>
+              <w:spacing w:after="0" w:line="240"/>
+            </w:pPr>
+            <w:r>
+              <w:rPr>
+                <w:b w:val="false"/>
+                <w:bCs w:val="false"/>
+                <w:sz w:val="18"/>
+                <w:szCs w:val="18"/>
+              </w:rPr>
+              <w:t xml:space="preserve">77,500</w:t>
+            </w:r>
+          </w:p>
+        </w:tc>
+        <w:tc>
+          <w:tcPr>
+            <w:tcW w:type="dxa" w:w="2256"/>
+            <w:tcMar>
+              <w:top w:type="dxa" w:w="60"/>
+              <w:left w:type="dxa" w:w="80"/>
+              <w:bottom w:type="dxa" w:w="60"/>
+              <w:right w:type="dxa" w:w="80"/>
+            </w:tcMar>
+          </w:tcPr>
+          <w:p>
+            <w:pPr>
+              <w:spacing w:after="0" w:line="240"/>
+            </w:pPr>
+            <w:r>
+              <w:rPr>
+                <w:b w:val="false"/>
+                <w:bCs w:val="false"/>
+                <w:sz w:val="18"/>
+                <w:szCs w:val="18"/>
+              </w:rPr>
+              <w:t xml:space="preserve">70,000 to 85,000</w:t>
+            </w:r>
+          </w:p>
+        </w:tc>
+        <w:tc>
+          <w:tcPr>
+            <w:tcW w:type="dxa" w:w="2258"/>
+            <w:tcMar>
+              <w:top w:type="dxa" w:w="60"/>
+              <w:left w:type="dxa" w:w="80"/>
+              <w:bottom w:type="dxa" w:w="60"/>
+              <w:right w:type="dxa" w:w="80"/>
+            </w:tcMar>
+          </w:tcPr>
+          <w:p>
+            <w:pPr>
+              <w:spacing w:after="0" w:line="240"/>
+            </w:pPr>
+            <w:r>
+              <w:rPr>
+                <w:b w:val="false"/>
+                <w:bCs w:val="false"/>
+                <w:sz w:val="18"/>
+                <w:szCs w:val="18"/>
+              </w:rPr>
+              <w:t xml:space="preserve">KSH, live births 2024</w:t>
+            </w:r>
+          </w:p>
+        </w:tc>
+      </w:tr>
+    </w:tbl>
+    <w:p>
+      <w:pPr>
+        <w:spacing w:after="200"/>
+      </w:pPr>
+    </w:p>
+    <w:p>
+      <w:pPr>
+        <w:spacing w:after="160" w:line="320"/>
+      </w:pPr>
+      <w:r>
+        <w:t xml:space="preserve">Retention periods were 30 years for outpatient antenatal documentation and 50 years for inpatient ward and delivery documentation. Every value above is held in the analysis parameter file; changing one and re-running regenerates all tables and figures.</w:t>
+      </w:r>
+    </w:p>
+    <w:p>
+      <w:pPr>
+        <w:pBdr>
+          <w:bottom w:val="single" w:color="CCCCCC" w:sz="6"/>
+        </w:pBdr>
+        <w:spacing w:after="200" w:before="200"/>
+      </w:pPr>
+    </w:p>
+    <w:p>
+      <w:pPr>
+        <w:pStyle w:val="Heading1"/>
+        <w:spacing w:after="200" w:before="400"/>
+      </w:pPr>
+      <w:r>
+        <w:rPr>
+          <w:b/>
+          <w:bCs/>
+          <w:sz w:val="24"/>
+          <w:szCs w:val="24"/>
+        </w:rPr>
+        <w:t xml:space="preserve">SUPPLEMENTARY TABLE S2</w:t>
       </w:r>
     </w:p>
     <w:p>

--- a/manuscripts/obstetric-paper-burden/BMJ-HCI-supplementary.docx
+++ b/manuscripts/obstetric-paper-burden/BMJ-HCI-supplementary.docx
@@ -90,7 +90,40 @@
         <w:spacing w:after="160" w:line="320"/>
       </w:pPr>
       <w:r>
-        <w:t xml:space="preserve">Documents were assigned statutory retention periods by type: 30 years for outpatient antenatal documentation and 50 years for inpatient ward and delivery documentation. At steady state — constant annual volume, each cohort discarded on expiry — the archive holds, for each document type, its annual page volume multiplied by its retention period. This steady-state stock, not the annual flow, determines the floor area a health system must own, and it is what the reported property value prices.</w:t>
+        <w:t xml:space="preserve">Documents were assigned statutory retention periods by type: 30 years for outpatient antenatal documentation and 50 years for inpatient ward and delivery documentation. At steady state — constant annual volume, each cohort discarded on expiry — the archive holds, for each document type, its annual page volume multiplied by its retention period. This steady-state stock, not the annual flow, determines the floor area a health system must own, and it is what the reported property value prices. The property value is a capital stock and is not directly comparable with an annual flow, so it is also reported as an annualised opportunity cost at the 3.7% discount rate: 8.97 billion HUF becomes 332 million HUF a year, against 94.5 million of consumables. The antenatal booklet is included in the stock on the assumption that an institutional copy is retained; if it is patient-held with no copy archived, the national holding falls to 5,413 m² and 8.44 billion HUF and the paperless pathway's residual archive falls to zero.</w:t>
+      </w:r>
+    </w:p>
+    <w:p>
+      <w:pPr>
+        <w:pStyle w:val="Heading2"/>
+        <w:spacing w:after="140" w:before="280"/>
+      </w:pPr>
+      <w:r>
+        <w:rPr>
+          <w:b/>
+          <w:bCs/>
+          <w:sz w:val="22"/>
+          <w:szCs w:val="22"/>
+        </w:rPr>
+        <w:t xml:space="preserve">Scenario arms</w:t>
+      </w:r>
+    </w:p>
+    <w:p>
+      <w:pPr>
+        <w:spacing w:after="160" w:line="320"/>
+      </w:pPr>
+      <w:r>
+        <w:t xml:space="preserve">Five arms are reported. S0 prints all self-generated output single-sided; S1 prints it double-sided; S2a retrieves the diagnostic reports from the national exchange and prints what remains single-sided; S2 does both; S3 removes all self-printed output. S2 is a </w:t>
+      </w:r>
+      <w:r>
+        <w:rPr>
+          <w:b/>
+          <w:bCs/>
+        </w:rPr>
+        <w:t xml:space="preserve">combination</w:t>
+      </w:r>
+      <w:r>
+        <w:t xml:space="preserve"> of two interventions, so comparing it with S1 compares a bundle with a single measure and overstates what electronic delivery does on its own: of the 6.77 billion HUF of property value S2 releases nationally, 5.34 billion is electronic delivery (S2a) and 1.43 billion the duplex component. S2a is therefore the like-for-like comparator for S1, and both are reported.</w:t>
       </w:r>
     </w:p>
     <w:p>
@@ -136,7 +169,7 @@
         <w:spacing w:after="160" w:line="320"/>
       </w:pPr>
       <w:r>
-        <w:t xml:space="preserve">One document is counted for each referral and each diagnostic report, irrespective of page count: a referral is one document, a paired report is one document per referral, and ultrasound reports are counted at one page per report. Ward and delivery documentation are excluded, being written during care rather than printed on demand. Time is reported in hours and full-time equivalents and is deliberately not monetised, for the reasons given in the main text.</w:t>
+        <w:t xml:space="preserve">One document is counted for each referral and each diagnostic report, irrespective of page count: a referral is one document, a paired report is one document per referral, and ultrasound reports are counted at one page per report — an assumption that supplies 10.3 of the 45.6 documents per episode, so at two pages per ultrasound report the national figure would fall from 17.1 to 15.2 full-time equivalents. Ward and delivery documentation are excluded, being written during care rather than printed on demand. Time is reported in hours and full-time equivalents and is deliberately not monetised, for the reasons given in the main text.</w:t>
       </w:r>
     </w:p>
     <w:p>
@@ -192,7 +225,7 @@
         <w:t xml:space="preserve">t</w:t>
       </w:r>
       <w:r>
-        <w:t xml:space="preserve"> and were corroborated by a 10,000-replicate non-parametric bootstrap with a fixed seed. Scenario outputs are deterministic functions of the observed sample mean and the parameters in supplementary table S1, so uncertainty is expressed as one-way sensitivity analysis rather than probabilistic simulation. Analyses were performed in Python 3. The analysis script and the parameter file are provided; substituting a local unit price and re-running regenerates every table and figure in this paper.</w:t>
+        <w:t xml:space="preserve"> and were corroborated by a 10,000-replicate non-parametric bootstrap with a fixed seed. Scenario outputs are deterministic functions of the observed sample mean and the parameters in supplementary table S1, so uncertainty is expressed as one-way sensitivity analysis rather than probabilistic simulation. One-way analysis varies each parameter alone and therefore does not bound the joint uncertainty: with the physical and price parameters simultaneously at their favourable ends the national property value falls to 4.08 billion HUF, and at their adverse ends rises to 20.60 billion, against a base case of 8.97 billion and a one-way span of 6.86 to 12.34 billion. The 10-year discounted spend sums undiscounted first-year costs with nine subsequent years discounted at 3.7%. Analyses were performed in Python 3. The analysis script and the parameter file are provided; substituting a local unit price and re-running regenerates every table and figure in this paper.</w:t>
       </w:r>
     </w:p>
     <w:p>
@@ -2134,6 +2167,111 @@
                 <w:szCs w:val="18"/>
               </w:rPr>
               <w:t xml:space="preserve">KSH, live births 2024</w:t>
+            </w:r>
+          </w:p>
+        </w:tc>
+      </w:tr>
+      <w:tr>
+        <w:trPr>
+          <w:tblHeader w:val="false"/>
+        </w:trPr>
+        <w:tc>
+          <w:tcPr>
+            <w:tcW w:type="dxa" w:w="2256"/>
+            <w:tcMar>
+              <w:top w:type="dxa" w:w="60"/>
+              <w:left w:type="dxa" w:w="80"/>
+              <w:bottom w:type="dxa" w:w="60"/>
+              <w:right w:type="dxa" w:w="80"/>
+            </w:tcMar>
+          </w:tcPr>
+          <w:p>
+            <w:pPr>
+              <w:spacing w:after="0" w:line="240"/>
+            </w:pPr>
+            <w:r>
+              <w:rPr>
+                <w:b w:val="false"/>
+                <w:bCs w:val="false"/>
+                <w:sz w:val="18"/>
+                <w:szCs w:val="18"/>
+              </w:rPr>
+              <w:t xml:space="preserve">Printed pages per episode, transferability factor</w:t>
+            </w:r>
+          </w:p>
+        </w:tc>
+        <w:tc>
+          <w:tcPr>
+            <w:tcW w:type="dxa" w:w="2256"/>
+            <w:tcMar>
+              <w:top w:type="dxa" w:w="60"/>
+              <w:left w:type="dxa" w:w="80"/>
+              <w:bottom w:type="dxa" w:w="60"/>
+              <w:right w:type="dxa" w:w="80"/>
+            </w:tcMar>
+          </w:tcPr>
+          <w:p>
+            <w:pPr>
+              <w:spacing w:after="0" w:line="240"/>
+            </w:pPr>
+            <w:r>
+              <w:rPr>
+                <w:b w:val="false"/>
+                <w:bCs w:val="false"/>
+                <w:sz w:val="18"/>
+                <w:szCs w:val="18"/>
+              </w:rPr>
+              <w:t xml:space="preserve">1.00</w:t>
+            </w:r>
+          </w:p>
+        </w:tc>
+        <w:tc>
+          <w:tcPr>
+            <w:tcW w:type="dxa" w:w="2256"/>
+            <w:tcMar>
+              <w:top w:type="dxa" w:w="60"/>
+              <w:left w:type="dxa" w:w="80"/>
+              <w:bottom w:type="dxa" w:w="60"/>
+              <w:right w:type="dxa" w:w="80"/>
+            </w:tcMar>
+          </w:tcPr>
+          <w:p>
+            <w:pPr>
+              <w:spacing w:after="0" w:line="240"/>
+            </w:pPr>
+            <w:r>
+              <w:rPr>
+                <w:b w:val="false"/>
+                <w:bCs w:val="false"/>
+                <w:sz w:val="18"/>
+                <w:szCs w:val="18"/>
+              </w:rPr>
+              <w:t xml:space="preserve">0.75 to 1.25</w:t>
+            </w:r>
+          </w:p>
+        </w:tc>
+        <w:tc>
+          <w:tcPr>
+            <w:tcW w:type="dxa" w:w="2258"/>
+            <w:tcMar>
+              <w:top w:type="dxa" w:w="60"/>
+              <w:left w:type="dxa" w:w="80"/>
+              <w:bottom w:type="dxa" w:w="60"/>
+              <w:right w:type="dxa" w:w="80"/>
+            </w:tcMar>
+          </w:tcPr>
+          <w:p>
+            <w:pPr>
+              <w:spacing w:after="0" w:line="240"/>
+            </w:pPr>
+            <w:r>
+              <w:rPr>
+                <w:b w:val="false"/>
+                <w:bCs w:val="false"/>
+                <w:sz w:val="18"/>
+                <w:szCs w:val="18"/>
+              </w:rPr>
+              <w:t xml:space="preserve">Assumed; scales the observed self-printed count to the national estate, not a measurement</w:t>
             </w:r>
           </w:p>
         </w:tc>
@@ -5693,6 +5831,1606 @@
                 <w:sz w:val="18"/>
                 <w:szCs w:val="18"/>
               </w:rPr>
+              <w:t xml:space="preserve">204.21k</w:t>
+            </w:r>
+          </w:p>
+        </w:tc>
+        <w:tc>
+          <w:tcPr>
+            <w:tcW w:type="dxa" w:w="3009"/>
+            <w:tcMar>
+              <w:top w:type="dxa" w:w="60"/>
+              <w:left w:type="dxa" w:w="80"/>
+              <w:bottom w:type="dxa" w:w="60"/>
+              <w:right w:type="dxa" w:w="80"/>
+            </w:tcMar>
+          </w:tcPr>
+          <w:p>
+            <w:pPr>
+              <w:spacing w:after="0" w:line="240"/>
+            </w:pPr>
+            <w:r>
+              <w:rPr>
+                <w:b w:val="false"/>
+                <w:bCs w:val="false"/>
+                <w:sz w:val="18"/>
+                <w:szCs w:val="18"/>
+              </w:rPr>
+              <w:t xml:space="preserve">7.91 M</w:t>
+            </w:r>
+          </w:p>
+        </w:tc>
+      </w:tr>
+      <w:tr>
+        <w:trPr>
+          <w:tblHeader w:val="false"/>
+        </w:trPr>
+        <w:tc>
+          <w:tcPr>
+            <w:tcW w:type="dxa" w:w="3008"/>
+            <w:tcMar>
+              <w:top w:type="dxa" w:w="60"/>
+              <w:left w:type="dxa" w:w="80"/>
+              <w:bottom w:type="dxa" w:w="60"/>
+              <w:right w:type="dxa" w:w="80"/>
+            </w:tcMar>
+          </w:tcPr>
+          <w:p>
+            <w:pPr>
+              <w:spacing w:after="0" w:line="240"/>
+            </w:pPr>
+            <w:r>
+              <w:rPr>
+                <w:b w:val="false"/>
+                <w:bCs w:val="false"/>
+                <w:sz w:val="18"/>
+                <w:szCs w:val="18"/>
+              </w:rPr>
+              <w:t xml:space="preserve">Purchased antenatal booklets, per year</w:t>
+            </w:r>
+          </w:p>
+        </w:tc>
+        <w:tc>
+          <w:tcPr>
+            <w:tcW w:type="dxa" w:w="3009"/>
+            <w:tcMar>
+              <w:top w:type="dxa" w:w="60"/>
+              <w:left w:type="dxa" w:w="80"/>
+              <w:bottom w:type="dxa" w:w="60"/>
+              <w:right w:type="dxa" w:w="80"/>
+            </w:tcMar>
+          </w:tcPr>
+          <w:p>
+            <w:pPr>
+              <w:spacing w:after="0" w:line="240"/>
+            </w:pPr>
+            <w:r>
+              <w:rPr>
+                <w:b w:val="false"/>
+                <w:bCs w:val="false"/>
+                <w:sz w:val="18"/>
+                <w:szCs w:val="18"/>
+              </w:rPr>
+              <w:t xml:space="preserve">140.00k</w:t>
+            </w:r>
+          </w:p>
+        </w:tc>
+        <w:tc>
+          <w:tcPr>
+            <w:tcW w:type="dxa" w:w="3009"/>
+            <w:tcMar>
+              <w:top w:type="dxa" w:w="60"/>
+              <w:left w:type="dxa" w:w="80"/>
+              <w:bottom w:type="dxa" w:w="60"/>
+              <w:right w:type="dxa" w:w="80"/>
+            </w:tcMar>
+          </w:tcPr>
+          <w:p>
+            <w:pPr>
+              <w:spacing w:after="0" w:line="240"/>
+            </w:pPr>
+            <w:r>
+              <w:rPr>
+                <w:b w:val="false"/>
+                <w:bCs w:val="false"/>
+                <w:sz w:val="18"/>
+                <w:szCs w:val="18"/>
+              </w:rPr>
+              <w:t xml:space="preserve">5.42 M</w:t>
+            </w:r>
+          </w:p>
+        </w:tc>
+      </w:tr>
+      <w:tr>
+        <w:trPr>
+          <w:tblHeader w:val="false"/>
+        </w:trPr>
+        <w:tc>
+          <w:tcPr>
+            <w:tcW w:type="dxa" w:w="3008"/>
+            <w:tcMar>
+              <w:top w:type="dxa" w:w="60"/>
+              <w:left w:type="dxa" w:w="80"/>
+              <w:bottom w:type="dxa" w:w="60"/>
+              <w:right w:type="dxa" w:w="80"/>
+            </w:tcMar>
+          </w:tcPr>
+          <w:p>
+            <w:pPr>
+              <w:spacing w:after="0" w:line="240"/>
+            </w:pPr>
+            <w:r>
+              <w:rPr>
+                <w:b w:val="false"/>
+                <w:bCs w:val="false"/>
+                <w:sz w:val="18"/>
+                <w:szCs w:val="18"/>
+              </w:rPr>
+              <w:t xml:space="preserve">Consumables, per year (net)</w:t>
+            </w:r>
+          </w:p>
+        </w:tc>
+        <w:tc>
+          <w:tcPr>
+            <w:tcW w:type="dxa" w:w="3009"/>
+            <w:tcMar>
+              <w:top w:type="dxa" w:w="60"/>
+              <w:left w:type="dxa" w:w="80"/>
+              <w:bottom w:type="dxa" w:w="60"/>
+              <w:right w:type="dxa" w:w="80"/>
+            </w:tcMar>
+          </w:tcPr>
+          <w:p>
+            <w:pPr>
+              <w:spacing w:after="0" w:line="240"/>
+            </w:pPr>
+            <w:r>
+              <w:rPr>
+                <w:b w:val="false"/>
+                <w:bCs w:val="false"/>
+                <w:sz w:val="18"/>
+                <w:szCs w:val="18"/>
+              </w:rPr>
+              <w:t xml:space="preserve">838.83k</w:t>
+            </w:r>
+          </w:p>
+        </w:tc>
+        <w:tc>
+          <w:tcPr>
+            <w:tcW w:type="dxa" w:w="3009"/>
+            <w:tcMar>
+              <w:top w:type="dxa" w:w="60"/>
+              <w:left w:type="dxa" w:w="80"/>
+              <w:bottom w:type="dxa" w:w="60"/>
+              <w:right w:type="dxa" w:w="80"/>
+            </w:tcMar>
+          </w:tcPr>
+          <w:p>
+            <w:pPr>
+              <w:spacing w:after="0" w:line="240"/>
+            </w:pPr>
+            <w:r>
+              <w:rPr>
+                <w:b w:val="false"/>
+                <w:bCs w:val="false"/>
+                <w:sz w:val="18"/>
+                <w:szCs w:val="18"/>
+              </w:rPr>
+              <w:t xml:space="preserve">32.50 M</w:t>
+            </w:r>
+          </w:p>
+        </w:tc>
+      </w:tr>
+      <w:tr>
+        <w:trPr>
+          <w:tblHeader w:val="false"/>
+        </w:trPr>
+        <w:tc>
+          <w:tcPr>
+            <w:tcW w:type="dxa" w:w="3008"/>
+            <w:tcMar>
+              <w:top w:type="dxa" w:w="60"/>
+              <w:left w:type="dxa" w:w="80"/>
+              <w:bottom w:type="dxa" w:w="60"/>
+              <w:right w:type="dxa" w:w="80"/>
+            </w:tcMar>
+          </w:tcPr>
+          <w:p>
+            <w:pPr>
+              <w:spacing w:after="0" w:line="240"/>
+            </w:pPr>
+            <w:r>
+              <w:rPr>
+                <w:b w:val="false"/>
+                <w:bCs w:val="false"/>
+                <w:sz w:val="18"/>
+                <w:szCs w:val="18"/>
+              </w:rPr>
+              <w:t xml:space="preserve">Consumables, per year (gross, incl. VAT)</w:t>
+            </w:r>
+          </w:p>
+        </w:tc>
+        <w:tc>
+          <w:tcPr>
+            <w:tcW w:type="dxa" w:w="3009"/>
+            <w:tcMar>
+              <w:top w:type="dxa" w:w="60"/>
+              <w:left w:type="dxa" w:w="80"/>
+              <w:bottom w:type="dxa" w:w="60"/>
+              <w:right w:type="dxa" w:w="80"/>
+            </w:tcMar>
+          </w:tcPr>
+          <w:p>
+            <w:pPr>
+              <w:spacing w:after="0" w:line="240"/>
+            </w:pPr>
+            <w:r>
+              <w:rPr>
+                <w:b w:val="false"/>
+                <w:bCs w:val="false"/>
+                <w:sz w:val="18"/>
+                <w:szCs w:val="18"/>
+              </w:rPr>
+              <w:t xml:space="preserve">1.07 M</w:t>
+            </w:r>
+          </w:p>
+        </w:tc>
+        <w:tc>
+          <w:tcPr>
+            <w:tcW w:type="dxa" w:w="3009"/>
+            <w:tcMar>
+              <w:top w:type="dxa" w:w="60"/>
+              <w:left w:type="dxa" w:w="80"/>
+              <w:bottom w:type="dxa" w:w="60"/>
+              <w:right w:type="dxa" w:w="80"/>
+            </w:tcMar>
+          </w:tcPr>
+          <w:p>
+            <w:pPr>
+              <w:spacing w:after="0" w:line="240"/>
+            </w:pPr>
+            <w:r>
+              <w:rPr>
+                <w:b w:val="false"/>
+                <w:bCs w:val="false"/>
+                <w:sz w:val="18"/>
+                <w:szCs w:val="18"/>
+              </w:rPr>
+              <w:t xml:space="preserve">41.28 M</w:t>
+            </w:r>
+          </w:p>
+        </w:tc>
+      </w:tr>
+      <w:tr>
+        <w:trPr>
+          <w:tblHeader w:val="false"/>
+        </w:trPr>
+        <w:tc>
+          <w:tcPr>
+            <w:tcW w:type="dxa" w:w="3008"/>
+            <w:tcMar>
+              <w:top w:type="dxa" w:w="60"/>
+              <w:left w:type="dxa" w:w="80"/>
+              <w:bottom w:type="dxa" w:w="60"/>
+              <w:right w:type="dxa" w:w="80"/>
+            </w:tcMar>
+          </w:tcPr>
+          <w:p>
+            <w:pPr>
+              <w:spacing w:after="0" w:line="240"/>
+            </w:pPr>
+            <w:r>
+              <w:rPr>
+                <w:b w:val="false"/>
+                <w:bCs w:val="false"/>
+                <w:sz w:val="18"/>
+                <w:szCs w:val="18"/>
+              </w:rPr>
+              <w:t xml:space="preserve">Consumables, 10 y discounted (net)</w:t>
+            </w:r>
+          </w:p>
+        </w:tc>
+        <w:tc>
+          <w:tcPr>
+            <w:tcW w:type="dxa" w:w="3009"/>
+            <w:tcMar>
+              <w:top w:type="dxa" w:w="60"/>
+              <w:left w:type="dxa" w:w="80"/>
+              <w:bottom w:type="dxa" w:w="60"/>
+              <w:right w:type="dxa" w:w="80"/>
+            </w:tcMar>
+          </w:tcPr>
+          <w:p>
+            <w:pPr>
+              <w:spacing w:after="0" w:line="240"/>
+            </w:pPr>
+            <w:r>
+              <w:rPr>
+                <w:b w:val="false"/>
+                <w:bCs w:val="false"/>
+                <w:sz w:val="18"/>
+                <w:szCs w:val="18"/>
+              </w:rPr>
+              <w:t xml:space="preserve">7.16 M</w:t>
+            </w:r>
+          </w:p>
+        </w:tc>
+        <w:tc>
+          <w:tcPr>
+            <w:tcW w:type="dxa" w:w="3009"/>
+            <w:tcMar>
+              <w:top w:type="dxa" w:w="60"/>
+              <w:left w:type="dxa" w:w="80"/>
+              <w:bottom w:type="dxa" w:w="60"/>
+              <w:right w:type="dxa" w:w="80"/>
+            </w:tcMar>
+          </w:tcPr>
+          <w:p>
+            <w:pPr>
+              <w:spacing w:after="0" w:line="240"/>
+            </w:pPr>
+            <w:r>
+              <w:rPr>
+                <w:b w:val="false"/>
+                <w:bCs w:val="false"/>
+                <w:sz w:val="18"/>
+                <w:szCs w:val="18"/>
+              </w:rPr>
+              <w:t xml:space="preserve">277.52 M</w:t>
+            </w:r>
+          </w:p>
+        </w:tc>
+      </w:tr>
+      <w:tr>
+        <w:trPr>
+          <w:tblHeader w:val="false"/>
+        </w:trPr>
+        <w:tc>
+          <w:tcPr>
+            <w:tcW w:type="dxa" w:w="3008"/>
+            <w:tcMar>
+              <w:top w:type="dxa" w:w="60"/>
+              <w:left w:type="dxa" w:w="80"/>
+              <w:bottom w:type="dxa" w:w="60"/>
+              <w:right w:type="dxa" w:w="80"/>
+            </w:tcMar>
+          </w:tcPr>
+          <w:p>
+            <w:pPr>
+              <w:spacing w:after="0" w:line="240"/>
+            </w:pPr>
+            <w:r>
+              <w:rPr>
+                <w:b w:val="false"/>
+                <w:bCs w:val="false"/>
+                <w:sz w:val="18"/>
+                <w:szCs w:val="18"/>
+              </w:rPr>
+              <w:t xml:space="preserve">Consumables, per care episode (net)</w:t>
+            </w:r>
+          </w:p>
+        </w:tc>
+        <w:tc>
+          <w:tcPr>
+            <w:tcW w:type="dxa" w:w="3009"/>
+            <w:tcMar>
+              <w:top w:type="dxa" w:w="60"/>
+              <w:left w:type="dxa" w:w="80"/>
+              <w:bottom w:type="dxa" w:w="60"/>
+              <w:right w:type="dxa" w:w="80"/>
+            </w:tcMar>
+          </w:tcPr>
+          <w:p>
+            <w:pPr>
+              <w:spacing w:after="0" w:line="240"/>
+            </w:pPr>
+            <w:r>
+              <w:rPr>
+                <w:b w:val="false"/>
+                <w:bCs w:val="false"/>
+                <w:sz w:val="18"/>
+                <w:szCs w:val="18"/>
+              </w:rPr>
+              <w:t xml:space="preserve">419</w:t>
+            </w:r>
+          </w:p>
+        </w:tc>
+        <w:tc>
+          <w:tcPr>
+            <w:tcW w:type="dxa" w:w="3009"/>
+            <w:tcMar>
+              <w:top w:type="dxa" w:w="60"/>
+              <w:left w:type="dxa" w:w="80"/>
+              <w:bottom w:type="dxa" w:w="60"/>
+              <w:right w:type="dxa" w:w="80"/>
+            </w:tcMar>
+          </w:tcPr>
+          <w:p>
+            <w:pPr>
+              <w:spacing w:after="0" w:line="240"/>
+            </w:pPr>
+            <w:r>
+              <w:rPr>
+                <w:b w:val="false"/>
+                <w:bCs w:val="false"/>
+                <w:sz w:val="18"/>
+                <w:szCs w:val="18"/>
+              </w:rPr>
+              <w:t xml:space="preserve">419</w:t>
+            </w:r>
+          </w:p>
+        </w:tc>
+      </w:tr>
+      <w:tr>
+        <w:trPr>
+          <w:tblHeader w:val="false"/>
+        </w:trPr>
+        <w:tc>
+          <w:tcPr>
+            <w:tcW w:type="dxa" w:w="3008"/>
+            <w:tcMar>
+              <w:top w:type="dxa" w:w="60"/>
+              <w:left w:type="dxa" w:w="80"/>
+              <w:bottom w:type="dxa" w:w="60"/>
+              <w:right w:type="dxa" w:w="80"/>
+            </w:tcMar>
+          </w:tcPr>
+          <w:p>
+            <w:pPr>
+              <w:spacing w:after="0" w:line="240"/>
+            </w:pPr>
+            <w:r>
+              <w:rPr>
+                <w:b w:val="false"/>
+                <w:bCs w:val="false"/>
+                <w:sz w:val="18"/>
+                <w:szCs w:val="18"/>
+              </w:rPr>
+              <w:t xml:space="preserve">Archive property value at steady state</w:t>
+            </w:r>
+          </w:p>
+        </w:tc>
+        <w:tc>
+          <w:tcPr>
+            <w:tcW w:type="dxa" w:w="3009"/>
+            <w:tcMar>
+              <w:top w:type="dxa" w:w="60"/>
+              <w:left w:type="dxa" w:w="80"/>
+              <w:bottom w:type="dxa" w:w="60"/>
+              <w:right w:type="dxa" w:w="80"/>
+            </w:tcMar>
+          </w:tcPr>
+          <w:p>
+            <w:pPr>
+              <w:spacing w:after="0" w:line="240"/>
+            </w:pPr>
+            <w:r>
+              <w:rPr>
+                <w:b w:val="false"/>
+                <w:bCs w:val="false"/>
+                <w:sz w:val="18"/>
+                <w:szCs w:val="18"/>
+              </w:rPr>
+              <w:t xml:space="preserve">93.80 M</w:t>
+            </w:r>
+          </w:p>
+        </w:tc>
+        <w:tc>
+          <w:tcPr>
+            <w:tcW w:type="dxa" w:w="3009"/>
+            <w:tcMar>
+              <w:top w:type="dxa" w:w="60"/>
+              <w:left w:type="dxa" w:w="80"/>
+              <w:bottom w:type="dxa" w:w="60"/>
+              <w:right w:type="dxa" w:w="80"/>
+            </w:tcMar>
+          </w:tcPr>
+          <w:p>
+            <w:pPr>
+              <w:spacing w:after="0" w:line="240"/>
+            </w:pPr>
+            <w:r>
+              <w:rPr>
+                <w:b w:val="false"/>
+                <w:bCs w:val="false"/>
+                <w:sz w:val="18"/>
+                <w:szCs w:val="18"/>
+              </w:rPr>
+              <w:t xml:space="preserve">3.63 bn</w:t>
+            </w:r>
+          </w:p>
+        </w:tc>
+      </w:tr>
+      <w:tr>
+        <w:trPr>
+          <w:tblHeader w:val="false"/>
+        </w:trPr>
+        <w:tc>
+          <w:tcPr>
+            <w:tcW w:type="dxa" w:w="3008"/>
+            <w:tcMar>
+              <w:top w:type="dxa" w:w="60"/>
+              <w:left w:type="dxa" w:w="80"/>
+              <w:bottom w:type="dxa" w:w="60"/>
+              <w:right w:type="dxa" w:w="80"/>
+            </w:tcMar>
+          </w:tcPr>
+          <w:p>
+            <w:pPr>
+              <w:spacing w:after="0" w:line="240"/>
+            </w:pPr>
+            <w:r>
+              <w:rPr>
+                <w:b w:val="false"/>
+                <w:bCs w:val="false"/>
+                <w:sz w:val="18"/>
+                <w:szCs w:val="18"/>
+              </w:rPr>
+              <w:t xml:space="preserve">Property value per care episode</w:t>
+            </w:r>
+          </w:p>
+        </w:tc>
+        <w:tc>
+          <w:tcPr>
+            <w:tcW w:type="dxa" w:w="3009"/>
+            <w:tcMar>
+              <w:top w:type="dxa" w:w="60"/>
+              <w:left w:type="dxa" w:w="80"/>
+              <w:bottom w:type="dxa" w:w="60"/>
+              <w:right w:type="dxa" w:w="80"/>
+            </w:tcMar>
+          </w:tcPr>
+          <w:p>
+            <w:pPr>
+              <w:spacing w:after="0" w:line="240"/>
+            </w:pPr>
+            <w:r>
+              <w:rPr>
+                <w:b w:val="false"/>
+                <w:bCs w:val="false"/>
+                <w:sz w:val="18"/>
+                <w:szCs w:val="18"/>
+              </w:rPr>
+              <w:t xml:space="preserve">46,899</w:t>
+            </w:r>
+          </w:p>
+        </w:tc>
+        <w:tc>
+          <w:tcPr>
+            <w:tcW w:type="dxa" w:w="3009"/>
+            <w:tcMar>
+              <w:top w:type="dxa" w:w="60"/>
+              <w:left w:type="dxa" w:w="80"/>
+              <w:bottom w:type="dxa" w:w="60"/>
+              <w:right w:type="dxa" w:w="80"/>
+            </w:tcMar>
+          </w:tcPr>
+          <w:p>
+            <w:pPr>
+              <w:spacing w:after="0" w:line="240"/>
+            </w:pPr>
+            <w:r>
+              <w:rPr>
+                <w:b w:val="false"/>
+                <w:bCs w:val="false"/>
+                <w:sz w:val="18"/>
+                <w:szCs w:val="18"/>
+              </w:rPr>
+              <w:t xml:space="preserve">46,899</w:t>
+            </w:r>
+          </w:p>
+        </w:tc>
+      </w:tr>
+      <w:tr>
+        <w:trPr>
+          <w:tblHeader w:val="false"/>
+        </w:trPr>
+        <w:tc>
+          <w:tcPr>
+            <w:tcW w:type="dxa" w:w="3008"/>
+            <w:tcMar>
+              <w:top w:type="dxa" w:w="60"/>
+              <w:left w:type="dxa" w:w="80"/>
+              <w:bottom w:type="dxa" w:w="60"/>
+              <w:right w:type="dxa" w:w="80"/>
+            </w:tcMar>
+          </w:tcPr>
+          <w:p>
+            <w:pPr>
+              <w:spacing w:after="0" w:line="240"/>
+            </w:pPr>
+            <w:r>
+              <w:rPr>
+                <w:b w:val="false"/>
+                <w:bCs w:val="false"/>
+                <w:sz w:val="18"/>
+                <w:szCs w:val="18"/>
+              </w:rPr>
+              <w:t xml:space="preserve">Archive floor area (steady state)</w:t>
+            </w:r>
+          </w:p>
+        </w:tc>
+        <w:tc>
+          <w:tcPr>
+            <w:tcW w:type="dxa" w:w="3009"/>
+            <w:tcMar>
+              <w:top w:type="dxa" w:w="60"/>
+              <w:left w:type="dxa" w:w="80"/>
+              <w:bottom w:type="dxa" w:w="60"/>
+              <w:right w:type="dxa" w:w="80"/>
+            </w:tcMar>
+          </w:tcPr>
+          <w:p>
+            <w:pPr>
+              <w:spacing w:after="0" w:line="240"/>
+            </w:pPr>
+            <w:r>
+              <w:rPr>
+                <w:b w:val="false"/>
+                <w:bCs w:val="false"/>
+                <w:sz w:val="18"/>
+                <w:szCs w:val="18"/>
+              </w:rPr>
+              <w:t xml:space="preserve">60 m²</w:t>
+            </w:r>
+          </w:p>
+        </w:tc>
+        <w:tc>
+          <w:tcPr>
+            <w:tcW w:type="dxa" w:w="3009"/>
+            <w:tcMar>
+              <w:top w:type="dxa" w:w="60"/>
+              <w:left w:type="dxa" w:w="80"/>
+              <w:bottom w:type="dxa" w:w="60"/>
+              <w:right w:type="dxa" w:w="80"/>
+            </w:tcMar>
+          </w:tcPr>
+          <w:p>
+            <w:pPr>
+              <w:spacing w:after="0" w:line="240"/>
+            </w:pPr>
+            <w:r>
+              <w:rPr>
+                <w:b w:val="false"/>
+                <w:bCs w:val="false"/>
+                <w:sz w:val="18"/>
+                <w:szCs w:val="18"/>
+              </w:rPr>
+              <w:t xml:space="preserve">2,330 m²</w:t>
+            </w:r>
+          </w:p>
+        </w:tc>
+      </w:tr>
+      <w:tr>
+        <w:trPr>
+          <w:tblHeader w:val="false"/>
+        </w:trPr>
+        <w:tc>
+          <w:tcPr>
+            <w:tcW w:type="dxa" w:w="3008"/>
+            <w:tcMar>
+              <w:top w:type="dxa" w:w="60"/>
+              <w:left w:type="dxa" w:w="80"/>
+              <w:bottom w:type="dxa" w:w="60"/>
+              <w:right w:type="dxa" w:w="80"/>
+            </w:tcMar>
+          </w:tcPr>
+          <w:p>
+            <w:pPr>
+              <w:spacing w:after="0" w:line="240"/>
+            </w:pPr>
+            <w:r>
+              <w:rPr>
+                <w:b w:val="false"/>
+                <w:bCs w:val="false"/>
+                <w:sz w:val="18"/>
+                <w:szCs w:val="18"/>
+              </w:rPr>
+              <w:t xml:space="preserve">— as antenatal consulting rooms</w:t>
+            </w:r>
+          </w:p>
+        </w:tc>
+        <w:tc>
+          <w:tcPr>
+            <w:tcW w:type="dxa" w:w="3009"/>
+            <w:tcMar>
+              <w:top w:type="dxa" w:w="60"/>
+              <w:left w:type="dxa" w:w="80"/>
+              <w:bottom w:type="dxa" w:w="60"/>
+              <w:right w:type="dxa" w:w="80"/>
+            </w:tcMar>
+          </w:tcPr>
+          <w:p>
+            <w:pPr>
+              <w:spacing w:after="0" w:line="240"/>
+            </w:pPr>
+            <w:r>
+              <w:rPr>
+                <w:b w:val="false"/>
+                <w:bCs w:val="false"/>
+                <w:sz w:val="18"/>
+                <w:szCs w:val="18"/>
+              </w:rPr>
+              <w:t xml:space="preserve">3</w:t>
+            </w:r>
+          </w:p>
+        </w:tc>
+        <w:tc>
+          <w:tcPr>
+            <w:tcW w:type="dxa" w:w="3009"/>
+            <w:tcMar>
+              <w:top w:type="dxa" w:w="60"/>
+              <w:left w:type="dxa" w:w="80"/>
+              <w:bottom w:type="dxa" w:w="60"/>
+              <w:right w:type="dxa" w:w="80"/>
+            </w:tcMar>
+          </w:tcPr>
+          <w:p>
+            <w:pPr>
+              <w:spacing w:after="0" w:line="240"/>
+            </w:pPr>
+            <w:r>
+              <w:rPr>
+                <w:b w:val="false"/>
+                <w:bCs w:val="false"/>
+                <w:sz w:val="18"/>
+                <w:szCs w:val="18"/>
+              </w:rPr>
+              <w:t xml:space="preserve">129</w:t>
+            </w:r>
+          </w:p>
+        </w:tc>
+      </w:tr>
+      <w:tr>
+        <w:trPr>
+          <w:tblHeader w:val="false"/>
+        </w:trPr>
+        <w:tc>
+          <w:tcPr>
+            <w:tcW w:type="dxa" w:w="3008"/>
+            <w:tcMar>
+              <w:top w:type="dxa" w:w="60"/>
+              <w:left w:type="dxa" w:w="80"/>
+              <w:bottom w:type="dxa" w:w="60"/>
+              <w:right w:type="dxa" w:w="80"/>
+            </w:tcMar>
+          </w:tcPr>
+          <w:p>
+            <w:pPr>
+              <w:spacing w:after="0" w:line="240"/>
+            </w:pPr>
+            <w:r>
+              <w:rPr>
+                <w:b w:val="false"/>
+                <w:bCs w:val="false"/>
+                <w:sz w:val="18"/>
+                <w:szCs w:val="18"/>
+              </w:rPr>
+              <w:t xml:space="preserve">Documents printed and filed, per year</w:t>
+            </w:r>
+          </w:p>
+        </w:tc>
+        <w:tc>
+          <w:tcPr>
+            <w:tcW w:type="dxa" w:w="3009"/>
+            <w:tcMar>
+              <w:top w:type="dxa" w:w="60"/>
+              <w:left w:type="dxa" w:w="80"/>
+              <w:bottom w:type="dxa" w:w="60"/>
+              <w:right w:type="dxa" w:w="80"/>
+            </w:tcMar>
+          </w:tcPr>
+          <w:p>
+            <w:pPr>
+              <w:spacing w:after="0" w:line="240"/>
+            </w:pPr>
+            <w:r>
+              <w:rPr>
+                <w:b w:val="false"/>
+                <w:bCs w:val="false"/>
+                <w:sz w:val="18"/>
+                <w:szCs w:val="18"/>
+              </w:rPr>
+              <w:t xml:space="preserve">35,300</w:t>
+            </w:r>
+          </w:p>
+        </w:tc>
+        <w:tc>
+          <w:tcPr>
+            <w:tcW w:type="dxa" w:w="3009"/>
+            <w:tcMar>
+              <w:top w:type="dxa" w:w="60"/>
+              <w:left w:type="dxa" w:w="80"/>
+              <w:bottom w:type="dxa" w:w="60"/>
+              <w:right w:type="dxa" w:w="80"/>
+            </w:tcMar>
+          </w:tcPr>
+          <w:p>
+            <w:pPr>
+              <w:spacing w:after="0" w:line="240"/>
+            </w:pPr>
+            <w:r>
+              <w:rPr>
+                <w:b w:val="false"/>
+                <w:bCs w:val="false"/>
+                <w:sz w:val="18"/>
+                <w:szCs w:val="18"/>
+              </w:rPr>
+              <w:t xml:space="preserve">1,367,875</w:t>
+            </w:r>
+          </w:p>
+        </w:tc>
+      </w:tr>
+      <w:tr>
+        <w:trPr>
+          <w:tblHeader w:val="false"/>
+        </w:trPr>
+        <w:tc>
+          <w:tcPr>
+            <w:tcW w:type="dxa" w:w="3008"/>
+            <w:tcMar>
+              <w:top w:type="dxa" w:w="60"/>
+              <w:left w:type="dxa" w:w="80"/>
+              <w:bottom w:type="dxa" w:w="60"/>
+              <w:right w:type="dxa" w:w="80"/>
+            </w:tcMar>
+          </w:tcPr>
+          <w:p>
+            <w:pPr>
+              <w:spacing w:after="0" w:line="240"/>
+            </w:pPr>
+            <w:r>
+              <w:rPr>
+                <w:b w:val="false"/>
+                <w:bCs w:val="false"/>
+                <w:sz w:val="18"/>
+                <w:szCs w:val="18"/>
+              </w:rPr>
+              <w:t xml:space="preserve">Handling time, hours per year</w:t>
+            </w:r>
+          </w:p>
+        </w:tc>
+        <w:tc>
+          <w:tcPr>
+            <w:tcW w:type="dxa" w:w="3009"/>
+            <w:tcMar>
+              <w:top w:type="dxa" w:w="60"/>
+              <w:left w:type="dxa" w:w="80"/>
+              <w:bottom w:type="dxa" w:w="60"/>
+              <w:right w:type="dxa" w:w="80"/>
+            </w:tcMar>
+          </w:tcPr>
+          <w:p>
+            <w:pPr>
+              <w:spacing w:after="0" w:line="240"/>
+            </w:pPr>
+            <w:r>
+              <w:rPr>
+                <w:b w:val="false"/>
+                <w:bCs w:val="false"/>
+                <w:sz w:val="18"/>
+                <w:szCs w:val="18"/>
+              </w:rPr>
+              <w:t xml:space="preserve">294</w:t>
+            </w:r>
+          </w:p>
+        </w:tc>
+        <w:tc>
+          <w:tcPr>
+            <w:tcW w:type="dxa" w:w="3009"/>
+            <w:tcMar>
+              <w:top w:type="dxa" w:w="60"/>
+              <w:left w:type="dxa" w:w="80"/>
+              <w:bottom w:type="dxa" w:w="60"/>
+              <w:right w:type="dxa" w:w="80"/>
+            </w:tcMar>
+          </w:tcPr>
+          <w:p>
+            <w:pPr>
+              <w:spacing w:after="0" w:line="240"/>
+            </w:pPr>
+            <w:r>
+              <w:rPr>
+                <w:b w:val="false"/>
+                <w:bCs w:val="false"/>
+                <w:sz w:val="18"/>
+                <w:szCs w:val="18"/>
+              </w:rPr>
+              <w:t xml:space="preserve">11,399</w:t>
+            </w:r>
+          </w:p>
+        </w:tc>
+      </w:tr>
+      <w:tr>
+        <w:trPr>
+          <w:tblHeader w:val="false"/>
+        </w:trPr>
+        <w:tc>
+          <w:tcPr>
+            <w:tcW w:type="dxa" w:w="3008"/>
+            <w:tcMar>
+              <w:top w:type="dxa" w:w="60"/>
+              <w:left w:type="dxa" w:w="80"/>
+              <w:bottom w:type="dxa" w:w="60"/>
+              <w:right w:type="dxa" w:w="80"/>
+            </w:tcMar>
+          </w:tcPr>
+          <w:p>
+            <w:pPr>
+              <w:spacing w:after="0" w:line="240"/>
+            </w:pPr>
+            <w:r>
+              <w:rPr>
+                <w:b w:val="false"/>
+                <w:bCs w:val="false"/>
+                <w:sz w:val="18"/>
+                <w:szCs w:val="18"/>
+              </w:rPr>
+              <w:t xml:space="preserve">Handling time, FTE</w:t>
+            </w:r>
+          </w:p>
+        </w:tc>
+        <w:tc>
+          <w:tcPr>
+            <w:tcW w:type="dxa" w:w="3009"/>
+            <w:tcMar>
+              <w:top w:type="dxa" w:w="60"/>
+              <w:left w:type="dxa" w:w="80"/>
+              <w:bottom w:type="dxa" w:w="60"/>
+              <w:right w:type="dxa" w:w="80"/>
+            </w:tcMar>
+          </w:tcPr>
+          <w:p>
+            <w:pPr>
+              <w:spacing w:after="0" w:line="240"/>
+            </w:pPr>
+            <w:r>
+              <w:rPr>
+                <w:b w:val="false"/>
+                <w:bCs w:val="false"/>
+                <w:sz w:val="18"/>
+                <w:szCs w:val="18"/>
+              </w:rPr>
+              <w:t xml:space="preserve">0.17 (0.11–0.34)</w:t>
+            </w:r>
+          </w:p>
+        </w:tc>
+        <w:tc>
+          <w:tcPr>
+            <w:tcW w:type="dxa" w:w="3009"/>
+            <w:tcMar>
+              <w:top w:type="dxa" w:w="60"/>
+              <w:left w:type="dxa" w:w="80"/>
+              <w:bottom w:type="dxa" w:w="60"/>
+              <w:right w:type="dxa" w:w="80"/>
+            </w:tcMar>
+          </w:tcPr>
+          <w:p>
+            <w:pPr>
+              <w:spacing w:after="0" w:line="240"/>
+            </w:pPr>
+            <w:r>
+              <w:rPr>
+                <w:b w:val="false"/>
+                <w:bCs w:val="false"/>
+                <w:sz w:val="18"/>
+                <w:szCs w:val="18"/>
+              </w:rPr>
+              <w:t xml:space="preserve">6.6 (4.4–13.3)</w:t>
+            </w:r>
+          </w:p>
+        </w:tc>
+      </w:tr>
+      <w:tr>
+        <w:trPr>
+          <w:tblHeader w:val="false"/>
+        </w:trPr>
+        <w:tc>
+          <w:tcPr>
+            <w:tcW w:type="dxa" w:w="3008"/>
+            <w:tcMar>
+              <w:top w:type="dxa" w:w="60"/>
+              <w:left w:type="dxa" w:w="80"/>
+              <w:bottom w:type="dxa" w:w="60"/>
+              <w:right w:type="dxa" w:w="80"/>
+            </w:tcMar>
+          </w:tcPr>
+          <w:p>
+            <w:pPr>
+              <w:spacing w:after="0" w:line="240"/>
+            </w:pPr>
+            <w:r>
+              <w:rPr>
+                <w:b w:val="false"/>
+                <w:bCs w:val="false"/>
+                <w:sz w:val="18"/>
+                <w:szCs w:val="18"/>
+              </w:rPr>
+              <w:t xml:space="preserve">Handling time, minutes per care episode</w:t>
+            </w:r>
+          </w:p>
+        </w:tc>
+        <w:tc>
+          <w:tcPr>
+            <w:tcW w:type="dxa" w:w="3009"/>
+            <w:tcMar>
+              <w:top w:type="dxa" w:w="60"/>
+              <w:left w:type="dxa" w:w="80"/>
+              <w:bottom w:type="dxa" w:w="60"/>
+              <w:right w:type="dxa" w:w="80"/>
+            </w:tcMar>
+          </w:tcPr>
+          <w:p>
+            <w:pPr>
+              <w:spacing w:after="0" w:line="240"/>
+            </w:pPr>
+            <w:r>
+              <w:rPr>
+                <w:b w:val="false"/>
+                <w:bCs w:val="false"/>
+                <w:sz w:val="18"/>
+                <w:szCs w:val="18"/>
+              </w:rPr>
+              <w:t xml:space="preserve">8.8</w:t>
+            </w:r>
+          </w:p>
+        </w:tc>
+        <w:tc>
+          <w:tcPr>
+            <w:tcW w:type="dxa" w:w="3009"/>
+            <w:tcMar>
+              <w:top w:type="dxa" w:w="60"/>
+              <w:left w:type="dxa" w:w="80"/>
+              <w:bottom w:type="dxa" w:w="60"/>
+              <w:right w:type="dxa" w:w="80"/>
+            </w:tcMar>
+          </w:tcPr>
+          <w:p>
+            <w:pPr>
+              <w:spacing w:after="0" w:line="240"/>
+            </w:pPr>
+            <w:r>
+              <w:rPr>
+                <w:b w:val="false"/>
+                <w:bCs w:val="false"/>
+                <w:sz w:val="18"/>
+                <w:szCs w:val="18"/>
+              </w:rPr>
+              <w:t xml:space="preserve">8.8</w:t>
+            </w:r>
+          </w:p>
+        </w:tc>
+      </w:tr>
+      <w:tr>
+        <w:trPr>
+          <w:tblHeader w:val="false"/>
+        </w:trPr>
+        <w:tc>
+          <w:tcPr>
+            <w:tcW w:type="dxa" w:w="3008"/>
+            <w:tcMar>
+              <w:top w:type="dxa" w:w="60"/>
+              <w:left w:type="dxa" w:w="80"/>
+              <w:bottom w:type="dxa" w:w="60"/>
+              <w:right w:type="dxa" w:w="80"/>
+            </w:tcMar>
+          </w:tcPr>
+          <w:p>
+            <w:pPr>
+              <w:spacing w:after="0" w:line="240"/>
+            </w:pPr>
+            <w:r>
+              <w:rPr>
+                <w:b w:val="false"/>
+                <w:bCs w:val="false"/>
+                <w:sz w:val="18"/>
+                <w:szCs w:val="18"/>
+              </w:rPr>
+              <w:t xml:space="preserve">Greenhouse gas, t CO2e per year</w:t>
+            </w:r>
+          </w:p>
+        </w:tc>
+        <w:tc>
+          <w:tcPr>
+            <w:tcW w:type="dxa" w:w="3009"/>
+            <w:tcMar>
+              <w:top w:type="dxa" w:w="60"/>
+              <w:left w:type="dxa" w:w="80"/>
+              <w:bottom w:type="dxa" w:w="60"/>
+              <w:right w:type="dxa" w:w="80"/>
+            </w:tcMar>
+          </w:tcPr>
+          <w:p>
+            <w:pPr>
+              <w:spacing w:after="0" w:line="240"/>
+            </w:pPr>
+            <w:r>
+              <w:rPr>
+                <w:b w:val="false"/>
+                <w:bCs w:val="false"/>
+                <w:sz w:val="18"/>
+                <w:szCs w:val="18"/>
+              </w:rPr>
+              <w:t xml:space="preserve">0.41 (0.26–0.86)</w:t>
+            </w:r>
+          </w:p>
+        </w:tc>
+        <w:tc>
+          <w:tcPr>
+            <w:tcW w:type="dxa" w:w="3009"/>
+            <w:tcMar>
+              <w:top w:type="dxa" w:w="60"/>
+              <w:left w:type="dxa" w:w="80"/>
+              <w:bottom w:type="dxa" w:w="60"/>
+              <w:right w:type="dxa" w:w="80"/>
+            </w:tcMar>
+          </w:tcPr>
+          <w:p>
+            <w:pPr>
+              <w:spacing w:after="0" w:line="240"/>
+            </w:pPr>
+            <w:r>
+              <w:rPr>
+                <w:b w:val="false"/>
+                <w:bCs w:val="false"/>
+                <w:sz w:val="18"/>
+                <w:szCs w:val="18"/>
+              </w:rPr>
+              <w:t xml:space="preserve">15.9 (10.2–33.1)</w:t>
+            </w:r>
+          </w:p>
+        </w:tc>
+      </w:tr>
+      <w:tr>
+        <w:trPr>
+          <w:tblHeader w:val="false"/>
+        </w:trPr>
+        <w:tc>
+          <w:tcPr>
+            <w:tcW w:type="dxa" w:w="3008"/>
+            <w:tcMar>
+              <w:top w:type="dxa" w:w="60"/>
+              <w:left w:type="dxa" w:w="80"/>
+              <w:bottom w:type="dxa" w:w="60"/>
+              <w:right w:type="dxa" w:w="80"/>
+            </w:tcMar>
+          </w:tcPr>
+          <w:p>
+            <w:pPr>
+              <w:spacing w:after="0" w:line="240"/>
+            </w:pPr>
+            <w:r>
+              <w:rPr>
+                <w:b w:val="false"/>
+                <w:bCs w:val="false"/>
+                <w:sz w:val="18"/>
+                <w:szCs w:val="18"/>
+              </w:rPr>
+              <w:t xml:space="preserve">Greenhouse gas, kg CO2e per care episode</w:t>
+            </w:r>
+          </w:p>
+        </w:tc>
+        <w:tc>
+          <w:tcPr>
+            <w:tcW w:type="dxa" w:w="3009"/>
+            <w:tcMar>
+              <w:top w:type="dxa" w:w="60"/>
+              <w:left w:type="dxa" w:w="80"/>
+              <w:bottom w:type="dxa" w:w="60"/>
+              <w:right w:type="dxa" w:w="80"/>
+            </w:tcMar>
+          </w:tcPr>
+          <w:p>
+            <w:pPr>
+              <w:spacing w:after="0" w:line="240"/>
+            </w:pPr>
+            <w:r>
+              <w:rPr>
+                <w:b w:val="false"/>
+                <w:bCs w:val="false"/>
+                <w:sz w:val="18"/>
+                <w:szCs w:val="18"/>
+              </w:rPr>
+              <w:t xml:space="preserve">0.21</w:t>
+            </w:r>
+          </w:p>
+        </w:tc>
+        <w:tc>
+          <w:tcPr>
+            <w:tcW w:type="dxa" w:w="3009"/>
+            <w:tcMar>
+              <w:top w:type="dxa" w:w="60"/>
+              <w:left w:type="dxa" w:w="80"/>
+              <w:bottom w:type="dxa" w:w="60"/>
+              <w:right w:type="dxa" w:w="80"/>
+            </w:tcMar>
+          </w:tcPr>
+          <w:p>
+            <w:pPr>
+              <w:spacing w:after="0" w:line="240"/>
+            </w:pPr>
+            <w:r>
+              <w:rPr>
+                <w:b w:val="false"/>
+                <w:bCs w:val="false"/>
+                <w:sz w:val="18"/>
+                <w:szCs w:val="18"/>
+              </w:rPr>
+              <w:t xml:space="preserve">0.21</w:t>
+            </w:r>
+          </w:p>
+        </w:tc>
+      </w:tr>
+      <w:tr>
+        <w:trPr>
+          <w:tblHeader w:val="false"/>
+        </w:trPr>
+        <w:tc>
+          <w:tcPr>
+            <w:tcW w:type="dxa" w:w="3008"/>
+            <w:tcMar>
+              <w:top w:type="dxa" w:w="60"/>
+              <w:left w:type="dxa" w:w="80"/>
+              <w:bottom w:type="dxa" w:w="60"/>
+              <w:right w:type="dxa" w:w="80"/>
+            </w:tcMar>
+          </w:tcPr>
+          <w:p>
+            <w:pPr>
+              <w:spacing w:after="0" w:line="240"/>
+            </w:pPr>
+            <w:r>
+              <w:rPr>
+                <w:b w:val="false"/>
+                <w:bCs w:val="false"/>
+                <w:sz w:val="18"/>
+                <w:szCs w:val="18"/>
+              </w:rPr>
+              <w:t xml:space="preserve">Water, m³ per year</w:t>
+            </w:r>
+          </w:p>
+        </w:tc>
+        <w:tc>
+          <w:tcPr>
+            <w:tcW w:type="dxa" w:w="3009"/>
+            <w:tcMar>
+              <w:top w:type="dxa" w:w="60"/>
+              <w:left w:type="dxa" w:w="80"/>
+              <w:bottom w:type="dxa" w:w="60"/>
+              <w:right w:type="dxa" w:w="80"/>
+            </w:tcMar>
+          </w:tcPr>
+          <w:p>
+            <w:pPr>
+              <w:spacing w:after="0" w:line="240"/>
+            </w:pPr>
+            <w:r>
+              <w:rPr>
+                <w:b w:val="false"/>
+                <w:bCs w:val="false"/>
+                <w:sz w:val="18"/>
+                <w:szCs w:val="18"/>
+              </w:rPr>
+              <w:t xml:space="preserve">627 (130–1,124)</w:t>
+            </w:r>
+          </w:p>
+        </w:tc>
+        <w:tc>
+          <w:tcPr>
+            <w:tcW w:type="dxa" w:w="3009"/>
+            <w:tcMar>
+              <w:top w:type="dxa" w:w="60"/>
+              <w:left w:type="dxa" w:w="80"/>
+              <w:bottom w:type="dxa" w:w="60"/>
+              <w:right w:type="dxa" w:w="80"/>
+            </w:tcMar>
+          </w:tcPr>
+          <w:p>
+            <w:pPr>
+              <w:spacing w:after="0" w:line="240"/>
+            </w:pPr>
+            <w:r>
+              <w:rPr>
+                <w:b w:val="false"/>
+                <w:bCs w:val="false"/>
+                <w:sz w:val="18"/>
+                <w:szCs w:val="18"/>
+              </w:rPr>
+              <w:t xml:space="preserve">24,295 (5,027–43,564)</w:t>
+            </w:r>
+          </w:p>
+        </w:tc>
+      </w:tr>
+      <w:tr>
+        <w:trPr>
+          <w:tblHeader w:val="false"/>
+        </w:trPr>
+        <w:tc>
+          <w:tcPr>
+            <w:tcW w:type="dxa" w:w="3008"/>
+            <w:tcMar>
+              <w:top w:type="dxa" w:w="60"/>
+              <w:left w:type="dxa" w:w="80"/>
+              <w:bottom w:type="dxa" w:w="60"/>
+              <w:right w:type="dxa" w:w="80"/>
+            </w:tcMar>
+          </w:tcPr>
+          <w:p>
+            <w:pPr>
+              <w:spacing w:after="0" w:line="240"/>
+            </w:pPr>
+            <w:r>
+              <w:rPr>
+                <w:b w:val="false"/>
+                <w:bCs w:val="false"/>
+                <w:sz w:val="18"/>
+                <w:szCs w:val="18"/>
+              </w:rPr>
+              <w:t xml:space="preserve">Water, litres per care episode</w:t>
+            </w:r>
+          </w:p>
+        </w:tc>
+        <w:tc>
+          <w:tcPr>
+            <w:tcW w:type="dxa" w:w="3009"/>
+            <w:tcMar>
+              <w:top w:type="dxa" w:w="60"/>
+              <w:left w:type="dxa" w:w="80"/>
+              <w:bottom w:type="dxa" w:w="60"/>
+              <w:right w:type="dxa" w:w="80"/>
+            </w:tcMar>
+          </w:tcPr>
+          <w:p>
+            <w:pPr>
+              <w:spacing w:after="0" w:line="240"/>
+            </w:pPr>
+            <w:r>
+              <w:rPr>
+                <w:b w:val="false"/>
+                <w:bCs w:val="false"/>
+                <w:sz w:val="18"/>
+                <w:szCs w:val="18"/>
+              </w:rPr>
+              <w:t xml:space="preserve">313</w:t>
+            </w:r>
+          </w:p>
+        </w:tc>
+        <w:tc>
+          <w:tcPr>
+            <w:tcW w:type="dxa" w:w="3009"/>
+            <w:tcMar>
+              <w:top w:type="dxa" w:w="60"/>
+              <w:left w:type="dxa" w:w="80"/>
+              <w:bottom w:type="dxa" w:w="60"/>
+              <w:right w:type="dxa" w:w="80"/>
+            </w:tcMar>
+          </w:tcPr>
+          <w:p>
+            <w:pPr>
+              <w:spacing w:after="0" w:line="240"/>
+            </w:pPr>
+            <w:r>
+              <w:rPr>
+                <w:b w:val="false"/>
+                <w:bCs w:val="false"/>
+                <w:sz w:val="18"/>
+                <w:szCs w:val="18"/>
+              </w:rPr>
+              <w:t xml:space="preserve">313</w:t>
+            </w:r>
+          </w:p>
+        </w:tc>
+      </w:tr>
+      <w:tr>
+        <w:trPr>
+          <w:tblHeader w:val="false"/>
+        </w:trPr>
+        <w:tc>
+          <w:tcPr>
+            <w:tcW w:type="dxa" w:w="3008"/>
+            <w:tcMar>
+              <w:top w:type="dxa" w:w="60"/>
+              <w:left w:type="dxa" w:w="80"/>
+              <w:bottom w:type="dxa" w:w="60"/>
+              <w:right w:type="dxa" w:w="80"/>
+            </w:tcMar>
+          </w:tcPr>
+          <w:p>
+            <w:pPr>
+              <w:spacing w:after="0" w:line="240"/>
+            </w:pPr>
+            <w:r>
+              <w:rPr>
+                <w:b/>
+                <w:bCs/>
+                <w:sz w:val="18"/>
+                <w:szCs w:val="18"/>
+              </w:rPr>
+              <w:t xml:space="preserve">Electronic result delivery with duplex</w:t>
+            </w:r>
+          </w:p>
+        </w:tc>
+        <w:tc>
+          <w:tcPr>
+            <w:tcW w:type="dxa" w:w="3009"/>
+            <w:tcMar>
+              <w:top w:type="dxa" w:w="60"/>
+              <w:left w:type="dxa" w:w="80"/>
+              <w:bottom w:type="dxa" w:w="60"/>
+              <w:right w:type="dxa" w:w="80"/>
+            </w:tcMar>
+          </w:tcPr>
+          <w:p>
+            <w:pPr>
+              <w:spacing w:after="0" w:line="240"/>
+            </w:pPr>
+            <w:r>
+              <w:rPr>
+                <w:b/>
+                <w:bCs/>
+                <w:sz w:val="18"/>
+                <w:szCs w:val="18"/>
+              </w:rPr>
+              <w:t xml:space="preserve"/>
+            </w:r>
+          </w:p>
+        </w:tc>
+        <w:tc>
+          <w:tcPr>
+            <w:tcW w:type="dxa" w:w="3009"/>
+            <w:tcMar>
+              <w:top w:type="dxa" w:w="60"/>
+              <w:left w:type="dxa" w:w="80"/>
+              <w:bottom w:type="dxa" w:w="60"/>
+              <w:right w:type="dxa" w:w="80"/>
+            </w:tcMar>
+          </w:tcPr>
+          <w:p>
+            <w:pPr>
+              <w:spacing w:after="0" w:line="240"/>
+            </w:pPr>
+            <w:r>
+              <w:rPr>
+                <w:b/>
+                <w:bCs/>
+                <w:sz w:val="18"/>
+                <w:szCs w:val="18"/>
+              </w:rPr>
+              <w:t xml:space="preserve"/>
+            </w:r>
+          </w:p>
+        </w:tc>
+      </w:tr>
+      <w:tr>
+        <w:trPr>
+          <w:tblHeader w:val="false"/>
+        </w:trPr>
+        <w:tc>
+          <w:tcPr>
+            <w:tcW w:type="dxa" w:w="3008"/>
+            <w:tcMar>
+              <w:top w:type="dxa" w:w="60"/>
+              <w:left w:type="dxa" w:w="80"/>
+              <w:bottom w:type="dxa" w:w="60"/>
+              <w:right w:type="dxa" w:w="80"/>
+            </w:tcMar>
+          </w:tcPr>
+          <w:p>
+            <w:pPr>
+              <w:spacing w:after="0" w:line="240"/>
+            </w:pPr>
+            <w:r>
+              <w:rPr>
+                <w:b w:val="false"/>
+                <w:bCs w:val="false"/>
+                <w:sz w:val="18"/>
+                <w:szCs w:val="18"/>
+              </w:rPr>
+              <w:t xml:space="preserve">Printing (toner, device), per year</w:t>
+            </w:r>
+          </w:p>
+        </w:tc>
+        <w:tc>
+          <w:tcPr>
+            <w:tcW w:type="dxa" w:w="3009"/>
+            <w:tcMar>
+              <w:top w:type="dxa" w:w="60"/>
+              <w:left w:type="dxa" w:w="80"/>
+              <w:bottom w:type="dxa" w:w="60"/>
+              <w:right w:type="dxa" w:w="80"/>
+            </w:tcMar>
+          </w:tcPr>
+          <w:p>
+            <w:pPr>
+              <w:spacing w:after="0" w:line="240"/>
+            </w:pPr>
+            <w:r>
+              <w:rPr>
+                <w:b w:val="false"/>
+                <w:bCs w:val="false"/>
+                <w:sz w:val="18"/>
+                <w:szCs w:val="18"/>
+              </w:rPr>
+              <w:t xml:space="preserve">494.62k</w:t>
+            </w:r>
+          </w:p>
+        </w:tc>
+        <w:tc>
+          <w:tcPr>
+            <w:tcW w:type="dxa" w:w="3009"/>
+            <w:tcMar>
+              <w:top w:type="dxa" w:w="60"/>
+              <w:left w:type="dxa" w:w="80"/>
+              <w:bottom w:type="dxa" w:w="60"/>
+              <w:right w:type="dxa" w:w="80"/>
+            </w:tcMar>
+          </w:tcPr>
+          <w:p>
+            <w:pPr>
+              <w:spacing w:after="0" w:line="240"/>
+            </w:pPr>
+            <w:r>
+              <w:rPr>
+                <w:b w:val="false"/>
+                <w:bCs w:val="false"/>
+                <w:sz w:val="18"/>
+                <w:szCs w:val="18"/>
+              </w:rPr>
+              <w:t xml:space="preserve">19.17 M</w:t>
+            </w:r>
+          </w:p>
+        </w:tc>
+      </w:tr>
+      <w:tr>
+        <w:trPr>
+          <w:tblHeader w:val="false"/>
+        </w:trPr>
+        <w:tc>
+          <w:tcPr>
+            <w:tcW w:type="dxa" w:w="3008"/>
+            <w:tcMar>
+              <w:top w:type="dxa" w:w="60"/>
+              <w:left w:type="dxa" w:w="80"/>
+              <w:bottom w:type="dxa" w:w="60"/>
+              <w:right w:type="dxa" w:w="80"/>
+            </w:tcMar>
+          </w:tcPr>
+          <w:p>
+            <w:pPr>
+              <w:spacing w:after="0" w:line="240"/>
+            </w:pPr>
+            <w:r>
+              <w:rPr>
+                <w:b w:val="false"/>
+                <w:bCs w:val="false"/>
+                <w:sz w:val="18"/>
+                <w:szCs w:val="18"/>
+              </w:rPr>
+              <w:t xml:space="preserve">Paper, per year</w:t>
+            </w:r>
+          </w:p>
+        </w:tc>
+        <w:tc>
+          <w:tcPr>
+            <w:tcW w:type="dxa" w:w="3009"/>
+            <w:tcMar>
+              <w:top w:type="dxa" w:w="60"/>
+              <w:left w:type="dxa" w:w="80"/>
+              <w:bottom w:type="dxa" w:w="60"/>
+              <w:right w:type="dxa" w:w="80"/>
+            </w:tcMar>
+          </w:tcPr>
+          <w:p>
+            <w:pPr>
+              <w:spacing w:after="0" w:line="240"/>
+            </w:pPr>
+            <w:r>
+              <w:rPr>
+                <w:b w:val="false"/>
+                <w:bCs w:val="false"/>
+                <w:sz w:val="18"/>
+                <w:szCs w:val="18"/>
+              </w:rPr>
               <w:t xml:space="preserve">110.28k</w:t>
             </w:r>
           </w:p>
@@ -8694,7 +10432,7 @@
         <w:spacing w:after="160" w:line="320"/>
       </w:pPr>
       <w:r>
-        <w:t xml:space="preserve">All figures 2024 HUF. Printing 7 HUF per printed page (a double-sided sheet costs 14 HUF); paper 2.89 HUF per sheet; antenatal booklet purchased at its unit price and carrying neither printing nor paper charge. Archivist labour and clinician handling time are quantified but not costed, so all monetary totals are floors.</w:t>
+        <w:t xml:space="preserve">All figures 2024 HUF. Printing 7 HUF per printed page (a double-sided sheet costs 14 HUF); paper 2.89 HUF per sheet; antenatal booklet purchased at its unit price and carrying neither printing nor paper charge. Clinician and administrative handling time is quantified but not costed, so all monetary totals are floors.</w:t>
       </w:r>
     </w:p>
     <w:sectPr>
